--- a/API_UMC.docx
+++ b/API_UMC.docx
@@ -125,6 +125,7 @@
           <w:szCs w:val="22"/>
         </w:rPr>
       </w:pPr>
+      <w:proofErr w:type="gramStart"/>
       <w:r>
         <w:rPr>
           <w:rFonts w:ascii="Times New Roman" w:hAnsi="Times New Roman" w:cs="Times New Roman"/>
@@ -141,6 +142,7 @@
         </w:rPr>
         <w:t>“</w:t>
       </w:r>
+      <w:proofErr w:type="gramEnd"/>
       <w:r>
         <w:rPr>
           <w:rFonts w:ascii="Times New Roman" w:hAnsi="Times New Roman" w:cs="Times New Roman"/>
@@ -1003,6 +1005,7 @@
           <w:szCs w:val="22"/>
         </w:rPr>
       </w:pPr>
+      <w:proofErr w:type="gramStart"/>
       <w:r>
         <w:rPr>
           <w:rFonts w:ascii="Times New Roman" w:hAnsi="Times New Roman" w:cs="Times New Roman"/>
@@ -1026,7 +1029,16 @@
           <w:sz w:val="22"/>
           <w:szCs w:val="22"/>
         </w:rPr>
-        <w:t xml:space="preserve"> - </w:t>
+        <w:t xml:space="preserve"> -</w:t>
+      </w:r>
+      <w:proofErr w:type="gramEnd"/>
+      <w:r>
+        <w:rPr>
+          <w:rFonts w:ascii="Times New Roman" w:hAnsi="Times New Roman" w:cs="Times New Roman"/>
+          <w:sz w:val="22"/>
+          <w:szCs w:val="22"/>
+        </w:rPr>
+        <w:t xml:space="preserve"> </w:t>
       </w:r>
       <w:r>
         <w:rPr>
@@ -1856,6 +1868,7 @@
         <w:t xml:space="preserve">Производит поиск клиента в базе по номеру телефона (номер телефона передавать в формате </w:t>
       </w:r>
       <w:proofErr w:type="spellStart"/>
+      <w:proofErr w:type="gramStart"/>
       <w:r>
         <w:rPr>
           <w:rFonts w:ascii="Times New Roman" w:hAnsi="Times New Roman" w:cs="Times New Roman"/>
@@ -1871,15 +1884,42 @@
           <w:sz w:val="22"/>
           <w:szCs w:val="22"/>
         </w:rPr>
-        <w:t xml:space="preserve"> например 9241111111);</w:t>
-      </w:r>
-      <w:r>
-        <w:rPr>
-          <w:rFonts w:ascii="Times New Roman" w:hAnsi="Times New Roman" w:cs="Times New Roman"/>
-          <w:sz w:val="22"/>
-          <w:szCs w:val="22"/>
-        </w:rPr>
-        <w:t xml:space="preserve"> Также, если переданы серия и номер паспорта, дополняет фильтр по эти полям.</w:t>
+        <w:t xml:space="preserve"> например</w:t>
+      </w:r>
+      <w:proofErr w:type="gramEnd"/>
+      <w:r>
+        <w:rPr>
+          <w:rFonts w:ascii="Times New Roman" w:hAnsi="Times New Roman" w:cs="Times New Roman"/>
+          <w:sz w:val="22"/>
+          <w:szCs w:val="22"/>
+        </w:rPr>
+        <w:t xml:space="preserve"> 9241111111)</w:t>
+      </w:r>
+      <w:proofErr w:type="gramStart"/>
+      <w:r>
+        <w:rPr>
+          <w:rFonts w:ascii="Times New Roman" w:hAnsi="Times New Roman" w:cs="Times New Roman"/>
+          <w:sz w:val="22"/>
+          <w:szCs w:val="22"/>
+        </w:rPr>
+        <w:t>;</w:t>
+      </w:r>
+      <w:r>
+        <w:rPr>
+          <w:rFonts w:ascii="Times New Roman" w:hAnsi="Times New Roman" w:cs="Times New Roman"/>
+          <w:sz w:val="22"/>
+          <w:szCs w:val="22"/>
+        </w:rPr>
+        <w:t xml:space="preserve"> Также</w:t>
+      </w:r>
+      <w:proofErr w:type="gramEnd"/>
+      <w:r>
+        <w:rPr>
+          <w:rFonts w:ascii="Times New Roman" w:hAnsi="Times New Roman" w:cs="Times New Roman"/>
+          <w:sz w:val="22"/>
+          <w:szCs w:val="22"/>
+        </w:rPr>
+        <w:t>, если переданы серия и номер паспорта, дополняет фильтр по эти полям.</w:t>
       </w:r>
     </w:p>
     <w:p>
@@ -2213,14 +2253,25 @@
         <w:t>"</w:t>
       </w:r>
       <w:proofErr w:type="spellStart"/>
-      <w:r>
-        <w:rPr>
-          <w:rFonts w:ascii="Times New Roman" w:hAnsi="Times New Roman" w:cs="Times New Roman"/>
-          <w:sz w:val="22"/>
-          <w:szCs w:val="22"/>
-          <w:lang w:val="en-US"/>
-        </w:rPr>
-        <w:t>medcard_number</w:t>
+      <w:proofErr w:type="gramStart"/>
+      <w:r>
+        <w:rPr>
+          <w:rFonts w:ascii="Times New Roman" w:hAnsi="Times New Roman" w:cs="Times New Roman"/>
+          <w:sz w:val="22"/>
+          <w:szCs w:val="22"/>
+          <w:lang w:val="en-US"/>
+        </w:rPr>
+        <w:t>medcard</w:t>
+      </w:r>
+      <w:proofErr w:type="gramEnd"/>
+      <w:r>
+        <w:rPr>
+          <w:rFonts w:ascii="Times New Roman" w:hAnsi="Times New Roman" w:cs="Times New Roman"/>
+          <w:sz w:val="22"/>
+          <w:szCs w:val="22"/>
+          <w:lang w:val="en-US"/>
+        </w:rPr>
+        <w:t>_number</w:t>
       </w:r>
       <w:proofErr w:type="spellEnd"/>
       <w:r>
@@ -2252,14 +2303,25 @@
         <w:t>"</w:t>
       </w:r>
       <w:proofErr w:type="spellStart"/>
-      <w:r>
-        <w:rPr>
-          <w:rFonts w:ascii="Times New Roman" w:hAnsi="Times New Roman" w:cs="Times New Roman"/>
-          <w:sz w:val="22"/>
-          <w:szCs w:val="22"/>
-          <w:lang w:val="en-US"/>
-        </w:rPr>
-        <w:t>full_name</w:t>
+      <w:proofErr w:type="gramStart"/>
+      <w:r>
+        <w:rPr>
+          <w:rFonts w:ascii="Times New Roman" w:hAnsi="Times New Roman" w:cs="Times New Roman"/>
+          <w:sz w:val="22"/>
+          <w:szCs w:val="22"/>
+          <w:lang w:val="en-US"/>
+        </w:rPr>
+        <w:t>full</w:t>
+      </w:r>
+      <w:proofErr w:type="gramEnd"/>
+      <w:r>
+        <w:rPr>
+          <w:rFonts w:ascii="Times New Roman" w:hAnsi="Times New Roman" w:cs="Times New Roman"/>
+          <w:sz w:val="22"/>
+          <w:szCs w:val="22"/>
+          <w:lang w:val="en-US"/>
+        </w:rPr>
+        <w:t>_name</w:t>
       </w:r>
       <w:proofErr w:type="spellEnd"/>
       <w:r>
@@ -2342,14 +2404,25 @@
         <w:t>"</w:t>
       </w:r>
       <w:proofErr w:type="spellStart"/>
-      <w:r>
-        <w:rPr>
-          <w:rFonts w:ascii="Times New Roman" w:hAnsi="Times New Roman" w:cs="Times New Roman"/>
-          <w:sz w:val="22"/>
-          <w:szCs w:val="22"/>
-          <w:lang w:val="en-US"/>
-        </w:rPr>
-        <w:t>first_name</w:t>
+      <w:proofErr w:type="gramStart"/>
+      <w:r>
+        <w:rPr>
+          <w:rFonts w:ascii="Times New Roman" w:hAnsi="Times New Roman" w:cs="Times New Roman"/>
+          <w:sz w:val="22"/>
+          <w:szCs w:val="22"/>
+          <w:lang w:val="en-US"/>
+        </w:rPr>
+        <w:t>first</w:t>
+      </w:r>
+      <w:proofErr w:type="gramEnd"/>
+      <w:r>
+        <w:rPr>
+          <w:rFonts w:ascii="Times New Roman" w:hAnsi="Times New Roman" w:cs="Times New Roman"/>
+          <w:sz w:val="22"/>
+          <w:szCs w:val="22"/>
+          <w:lang w:val="en-US"/>
+        </w:rPr>
+        <w:t>_name</w:t>
       </w:r>
       <w:proofErr w:type="spellEnd"/>
       <w:r>
@@ -2398,14 +2471,25 @@
         <w:t>"</w:t>
       </w:r>
       <w:proofErr w:type="spellStart"/>
-      <w:r>
-        <w:rPr>
-          <w:rFonts w:ascii="Times New Roman" w:hAnsi="Times New Roman" w:cs="Times New Roman"/>
-          <w:sz w:val="22"/>
-          <w:szCs w:val="22"/>
-          <w:lang w:val="en-US"/>
-        </w:rPr>
-        <w:t>last_name</w:t>
+      <w:proofErr w:type="gramStart"/>
+      <w:r>
+        <w:rPr>
+          <w:rFonts w:ascii="Times New Roman" w:hAnsi="Times New Roman" w:cs="Times New Roman"/>
+          <w:sz w:val="22"/>
+          <w:szCs w:val="22"/>
+          <w:lang w:val="en-US"/>
+        </w:rPr>
+        <w:t>last</w:t>
+      </w:r>
+      <w:proofErr w:type="gramEnd"/>
+      <w:r>
+        <w:rPr>
+          <w:rFonts w:ascii="Times New Roman" w:hAnsi="Times New Roman" w:cs="Times New Roman"/>
+          <w:sz w:val="22"/>
+          <w:szCs w:val="22"/>
+          <w:lang w:val="en-US"/>
+        </w:rPr>
+        <w:t>_name</w:t>
       </w:r>
       <w:proofErr w:type="spellEnd"/>
       <w:r>
@@ -2454,14 +2538,25 @@
         <w:t>"</w:t>
       </w:r>
       <w:proofErr w:type="spellStart"/>
-      <w:r>
-        <w:rPr>
-          <w:rFonts w:ascii="Times New Roman" w:hAnsi="Times New Roman" w:cs="Times New Roman"/>
-          <w:sz w:val="22"/>
-          <w:szCs w:val="22"/>
-          <w:lang w:val="en-US"/>
-        </w:rPr>
-        <w:t>middle_name</w:t>
+      <w:proofErr w:type="gramStart"/>
+      <w:r>
+        <w:rPr>
+          <w:rFonts w:ascii="Times New Roman" w:hAnsi="Times New Roman" w:cs="Times New Roman"/>
+          <w:sz w:val="22"/>
+          <w:szCs w:val="22"/>
+          <w:lang w:val="en-US"/>
+        </w:rPr>
+        <w:t>middle</w:t>
+      </w:r>
+      <w:proofErr w:type="gramEnd"/>
+      <w:r>
+        <w:rPr>
+          <w:rFonts w:ascii="Times New Roman" w:hAnsi="Times New Roman" w:cs="Times New Roman"/>
+          <w:sz w:val="22"/>
+          <w:szCs w:val="22"/>
+          <w:lang w:val="en-US"/>
+        </w:rPr>
+        <w:t>_name</w:t>
       </w:r>
       <w:proofErr w:type="spellEnd"/>
       <w:r>
@@ -2529,14 +2624,25 @@
         <w:t>"</w:t>
       </w:r>
       <w:proofErr w:type="spellStart"/>
-      <w:r>
-        <w:rPr>
-          <w:rFonts w:ascii="Times New Roman" w:hAnsi="Times New Roman" w:cs="Times New Roman"/>
-          <w:sz w:val="22"/>
-          <w:szCs w:val="22"/>
-          <w:lang w:val="en-US"/>
-        </w:rPr>
-        <w:t>birth_date</w:t>
+      <w:proofErr w:type="gramStart"/>
+      <w:r>
+        <w:rPr>
+          <w:rFonts w:ascii="Times New Roman" w:hAnsi="Times New Roman" w:cs="Times New Roman"/>
+          <w:sz w:val="22"/>
+          <w:szCs w:val="22"/>
+          <w:lang w:val="en-US"/>
+        </w:rPr>
+        <w:t>birth</w:t>
+      </w:r>
+      <w:proofErr w:type="gramEnd"/>
+      <w:r>
+        <w:rPr>
+          <w:rFonts w:ascii="Times New Roman" w:hAnsi="Times New Roman" w:cs="Times New Roman"/>
+          <w:sz w:val="22"/>
+          <w:szCs w:val="22"/>
+          <w:lang w:val="en-US"/>
+        </w:rPr>
+        <w:t>_date</w:t>
       </w:r>
       <w:proofErr w:type="spellEnd"/>
       <w:r>
@@ -3099,14 +3205,25 @@
         <w:t>"</w:t>
       </w:r>
       <w:proofErr w:type="spellStart"/>
-      <w:r>
-        <w:rPr>
-          <w:rFonts w:ascii="Times New Roman" w:hAnsi="Times New Roman" w:cs="Times New Roman"/>
-          <w:sz w:val="22"/>
-          <w:szCs w:val="22"/>
-          <w:lang w:val="en-US"/>
-        </w:rPr>
-        <w:t>medcard_number</w:t>
+      <w:proofErr w:type="gramStart"/>
+      <w:r>
+        <w:rPr>
+          <w:rFonts w:ascii="Times New Roman" w:hAnsi="Times New Roman" w:cs="Times New Roman"/>
+          <w:sz w:val="22"/>
+          <w:szCs w:val="22"/>
+          <w:lang w:val="en-US"/>
+        </w:rPr>
+        <w:t>medcard</w:t>
+      </w:r>
+      <w:proofErr w:type="gramEnd"/>
+      <w:r>
+        <w:rPr>
+          <w:rFonts w:ascii="Times New Roman" w:hAnsi="Times New Roman" w:cs="Times New Roman"/>
+          <w:sz w:val="22"/>
+          <w:szCs w:val="22"/>
+          <w:lang w:val="en-US"/>
+        </w:rPr>
+        <w:t>_number</w:t>
       </w:r>
       <w:proofErr w:type="spellEnd"/>
       <w:r>
@@ -3138,14 +3255,25 @@
         <w:t>"</w:t>
       </w:r>
       <w:proofErr w:type="spellStart"/>
-      <w:r>
-        <w:rPr>
-          <w:rFonts w:ascii="Times New Roman" w:hAnsi="Times New Roman" w:cs="Times New Roman"/>
-          <w:sz w:val="22"/>
-          <w:szCs w:val="22"/>
-          <w:lang w:val="en-US"/>
-        </w:rPr>
-        <w:t>full_name</w:t>
+      <w:proofErr w:type="gramStart"/>
+      <w:r>
+        <w:rPr>
+          <w:rFonts w:ascii="Times New Roman" w:hAnsi="Times New Roman" w:cs="Times New Roman"/>
+          <w:sz w:val="22"/>
+          <w:szCs w:val="22"/>
+          <w:lang w:val="en-US"/>
+        </w:rPr>
+        <w:t>full</w:t>
+      </w:r>
+      <w:proofErr w:type="gramEnd"/>
+      <w:r>
+        <w:rPr>
+          <w:rFonts w:ascii="Times New Roman" w:hAnsi="Times New Roman" w:cs="Times New Roman"/>
+          <w:sz w:val="22"/>
+          <w:szCs w:val="22"/>
+          <w:lang w:val="en-US"/>
+        </w:rPr>
+        <w:t>_name</w:t>
       </w:r>
       <w:proofErr w:type="spellEnd"/>
       <w:r>
@@ -3228,14 +3356,25 @@
         <w:t>"</w:t>
       </w:r>
       <w:proofErr w:type="spellStart"/>
-      <w:r>
-        <w:rPr>
-          <w:rFonts w:ascii="Times New Roman" w:hAnsi="Times New Roman" w:cs="Times New Roman"/>
-          <w:sz w:val="22"/>
-          <w:szCs w:val="22"/>
-          <w:lang w:val="en-US"/>
-        </w:rPr>
-        <w:t>first_name</w:t>
+      <w:proofErr w:type="gramStart"/>
+      <w:r>
+        <w:rPr>
+          <w:rFonts w:ascii="Times New Roman" w:hAnsi="Times New Roman" w:cs="Times New Roman"/>
+          <w:sz w:val="22"/>
+          <w:szCs w:val="22"/>
+          <w:lang w:val="en-US"/>
+        </w:rPr>
+        <w:t>first</w:t>
+      </w:r>
+      <w:proofErr w:type="gramEnd"/>
+      <w:r>
+        <w:rPr>
+          <w:rFonts w:ascii="Times New Roman" w:hAnsi="Times New Roman" w:cs="Times New Roman"/>
+          <w:sz w:val="22"/>
+          <w:szCs w:val="22"/>
+          <w:lang w:val="en-US"/>
+        </w:rPr>
+        <w:t>_name</w:t>
       </w:r>
       <w:proofErr w:type="spellEnd"/>
       <w:r>
@@ -3284,14 +3423,25 @@
         <w:t>"</w:t>
       </w:r>
       <w:proofErr w:type="spellStart"/>
-      <w:r>
-        <w:rPr>
-          <w:rFonts w:ascii="Times New Roman" w:hAnsi="Times New Roman" w:cs="Times New Roman"/>
-          <w:sz w:val="22"/>
-          <w:szCs w:val="22"/>
-          <w:lang w:val="en-US"/>
-        </w:rPr>
-        <w:t>last_name</w:t>
+      <w:proofErr w:type="gramStart"/>
+      <w:r>
+        <w:rPr>
+          <w:rFonts w:ascii="Times New Roman" w:hAnsi="Times New Roman" w:cs="Times New Roman"/>
+          <w:sz w:val="22"/>
+          <w:szCs w:val="22"/>
+          <w:lang w:val="en-US"/>
+        </w:rPr>
+        <w:t>last</w:t>
+      </w:r>
+      <w:proofErr w:type="gramEnd"/>
+      <w:r>
+        <w:rPr>
+          <w:rFonts w:ascii="Times New Roman" w:hAnsi="Times New Roman" w:cs="Times New Roman"/>
+          <w:sz w:val="22"/>
+          <w:szCs w:val="22"/>
+          <w:lang w:val="en-US"/>
+        </w:rPr>
+        <w:t>_name</w:t>
       </w:r>
       <w:proofErr w:type="spellEnd"/>
       <w:r>
@@ -3340,14 +3490,25 @@
         <w:t>"</w:t>
       </w:r>
       <w:proofErr w:type="spellStart"/>
-      <w:r>
-        <w:rPr>
-          <w:rFonts w:ascii="Times New Roman" w:hAnsi="Times New Roman" w:cs="Times New Roman"/>
-          <w:sz w:val="22"/>
-          <w:szCs w:val="22"/>
-          <w:lang w:val="en-US"/>
-        </w:rPr>
-        <w:t>middle_name</w:t>
+      <w:proofErr w:type="gramStart"/>
+      <w:r>
+        <w:rPr>
+          <w:rFonts w:ascii="Times New Roman" w:hAnsi="Times New Roman" w:cs="Times New Roman"/>
+          <w:sz w:val="22"/>
+          <w:szCs w:val="22"/>
+          <w:lang w:val="en-US"/>
+        </w:rPr>
+        <w:t>middle</w:t>
+      </w:r>
+      <w:proofErr w:type="gramEnd"/>
+      <w:r>
+        <w:rPr>
+          <w:rFonts w:ascii="Times New Roman" w:hAnsi="Times New Roman" w:cs="Times New Roman"/>
+          <w:sz w:val="22"/>
+          <w:szCs w:val="22"/>
+          <w:lang w:val="en-US"/>
+        </w:rPr>
+        <w:t>_name</w:t>
       </w:r>
       <w:proofErr w:type="spellEnd"/>
       <w:r>
@@ -3415,14 +3576,25 @@
         <w:t>"</w:t>
       </w:r>
       <w:proofErr w:type="spellStart"/>
-      <w:r>
-        <w:rPr>
-          <w:rFonts w:ascii="Times New Roman" w:hAnsi="Times New Roman" w:cs="Times New Roman"/>
-          <w:sz w:val="22"/>
-          <w:szCs w:val="22"/>
-          <w:lang w:val="en-US"/>
-        </w:rPr>
-        <w:t>birth_date</w:t>
+      <w:proofErr w:type="gramStart"/>
+      <w:r>
+        <w:rPr>
+          <w:rFonts w:ascii="Times New Roman" w:hAnsi="Times New Roman" w:cs="Times New Roman"/>
+          <w:sz w:val="22"/>
+          <w:szCs w:val="22"/>
+          <w:lang w:val="en-US"/>
+        </w:rPr>
+        <w:t>birth</w:t>
+      </w:r>
+      <w:proofErr w:type="gramEnd"/>
+      <w:r>
+        <w:rPr>
+          <w:rFonts w:ascii="Times New Roman" w:hAnsi="Times New Roman" w:cs="Times New Roman"/>
+          <w:sz w:val="22"/>
+          <w:szCs w:val="22"/>
+          <w:lang w:val="en-US"/>
+        </w:rPr>
+        <w:t>_date</w:t>
       </w:r>
       <w:proofErr w:type="spellEnd"/>
       <w:r>
@@ -4184,18 +4356,31 @@
         </w:rPr>
         <w:t xml:space="preserve">: </w:t>
       </w:r>
-      <w:hyperlink r:id="rId10" w:history="1">
-        <w:r>
-          <w:rPr>
-            <w:rStyle w:val="ac"/>
-            <w:rFonts w:ascii="Times New Roman" w:hAnsi="Times New Roman" w:cs="Times New Roman"/>
-            <w:sz w:val="22"/>
-            <w:szCs w:val="22"/>
-            <w:lang w:val="en-US"/>
-          </w:rPr>
-          <w:t>http://ob75av-o5lx9s-319rsf-umcclient.medgraft.ru/hs</w:t>
-        </w:r>
-      </w:hyperlink>
+      <w:r>
+        <w:fldChar w:fldCharType="begin"/>
+      </w:r>
+      <w:r>
+        <w:rPr>
+          <w:lang w:val="en-US"/>
+        </w:rPr>
+        <w:instrText>HYPERLINK "http://ob75av-o5lx9s-319rsf-umcclient.medgraft.ru/hs"</w:instrText>
+      </w:r>
+      <w:r>
+        <w:fldChar w:fldCharType="separate"/>
+      </w:r>
+      <w:r>
+        <w:rPr>
+          <w:rStyle w:val="ac"/>
+          <w:rFonts w:ascii="Times New Roman" w:hAnsi="Times New Roman" w:cs="Times New Roman"/>
+          <w:sz w:val="22"/>
+          <w:szCs w:val="22"/>
+          <w:lang w:val="en-US"/>
+        </w:rPr>
+        <w:t>http://ob75av-o5lx9s-319rsf-umcclient.medgraft.ru/hs</w:t>
+      </w:r>
+      <w:r>
+        <w:fldChar w:fldCharType="end"/>
+      </w:r>
       <w:r>
         <w:rPr>
           <w:rFonts w:ascii="Times New Roman" w:hAnsi="Times New Roman" w:cs="Times New Roman"/>
@@ -4381,14 +4566,25 @@
         <w:t>"</w:t>
       </w:r>
       <w:proofErr w:type="spellStart"/>
-      <w:r>
-        <w:rPr>
-          <w:rFonts w:ascii="Times New Roman" w:hAnsi="Times New Roman" w:cs="Times New Roman"/>
-          <w:sz w:val="22"/>
-          <w:szCs w:val="22"/>
-          <w:lang w:val="en-US"/>
-        </w:rPr>
-        <w:t>medcard_number</w:t>
+      <w:proofErr w:type="gramStart"/>
+      <w:r>
+        <w:rPr>
+          <w:rFonts w:ascii="Times New Roman" w:hAnsi="Times New Roman" w:cs="Times New Roman"/>
+          <w:sz w:val="22"/>
+          <w:szCs w:val="22"/>
+          <w:lang w:val="en-US"/>
+        </w:rPr>
+        <w:t>medcard</w:t>
+      </w:r>
+      <w:proofErr w:type="gramEnd"/>
+      <w:r>
+        <w:rPr>
+          <w:rFonts w:ascii="Times New Roman" w:hAnsi="Times New Roman" w:cs="Times New Roman"/>
+          <w:sz w:val="22"/>
+          <w:szCs w:val="22"/>
+          <w:lang w:val="en-US"/>
+        </w:rPr>
+        <w:t>_number</w:t>
       </w:r>
       <w:proofErr w:type="spellEnd"/>
       <w:r>
@@ -4422,14 +4618,25 @@
         <w:t>"</w:t>
       </w:r>
       <w:proofErr w:type="spellStart"/>
-      <w:r>
-        <w:rPr>
-          <w:rFonts w:ascii="Times New Roman" w:hAnsi="Times New Roman" w:cs="Times New Roman"/>
-          <w:sz w:val="22"/>
-          <w:szCs w:val="22"/>
-          <w:lang w:val="en-US"/>
-        </w:rPr>
-        <w:t>full_name</w:t>
+      <w:proofErr w:type="gramStart"/>
+      <w:r>
+        <w:rPr>
+          <w:rFonts w:ascii="Times New Roman" w:hAnsi="Times New Roman" w:cs="Times New Roman"/>
+          <w:sz w:val="22"/>
+          <w:szCs w:val="22"/>
+          <w:lang w:val="en-US"/>
+        </w:rPr>
+        <w:t>full</w:t>
+      </w:r>
+      <w:proofErr w:type="gramEnd"/>
+      <w:r>
+        <w:rPr>
+          <w:rFonts w:ascii="Times New Roman" w:hAnsi="Times New Roman" w:cs="Times New Roman"/>
+          <w:sz w:val="22"/>
+          <w:szCs w:val="22"/>
+          <w:lang w:val="en-US"/>
+        </w:rPr>
+        <w:t>_name</w:t>
       </w:r>
       <w:proofErr w:type="spellEnd"/>
       <w:r>
@@ -4463,14 +4670,25 @@
         <w:t>"</w:t>
       </w:r>
       <w:proofErr w:type="spellStart"/>
-      <w:r>
-        <w:rPr>
-          <w:rFonts w:ascii="Times New Roman" w:hAnsi="Times New Roman" w:cs="Times New Roman"/>
-          <w:sz w:val="22"/>
-          <w:szCs w:val="22"/>
-          <w:lang w:val="en-US"/>
-        </w:rPr>
-        <w:t>first_name</w:t>
+      <w:proofErr w:type="gramStart"/>
+      <w:r>
+        <w:rPr>
+          <w:rFonts w:ascii="Times New Roman" w:hAnsi="Times New Roman" w:cs="Times New Roman"/>
+          <w:sz w:val="22"/>
+          <w:szCs w:val="22"/>
+          <w:lang w:val="en-US"/>
+        </w:rPr>
+        <w:t>first</w:t>
+      </w:r>
+      <w:proofErr w:type="gramEnd"/>
+      <w:r>
+        <w:rPr>
+          <w:rFonts w:ascii="Times New Roman" w:hAnsi="Times New Roman" w:cs="Times New Roman"/>
+          <w:sz w:val="22"/>
+          <w:szCs w:val="22"/>
+          <w:lang w:val="en-US"/>
+        </w:rPr>
+        <w:t>_name</w:t>
       </w:r>
       <w:proofErr w:type="spellEnd"/>
       <w:r>
@@ -4521,14 +4739,25 @@
         <w:t>"</w:t>
       </w:r>
       <w:proofErr w:type="spellStart"/>
-      <w:r>
-        <w:rPr>
-          <w:rFonts w:ascii="Times New Roman" w:hAnsi="Times New Roman" w:cs="Times New Roman"/>
-          <w:sz w:val="22"/>
-          <w:szCs w:val="22"/>
-          <w:lang w:val="en-US"/>
-        </w:rPr>
-        <w:t>last_name</w:t>
+      <w:proofErr w:type="gramStart"/>
+      <w:r>
+        <w:rPr>
+          <w:rFonts w:ascii="Times New Roman" w:hAnsi="Times New Roman" w:cs="Times New Roman"/>
+          <w:sz w:val="22"/>
+          <w:szCs w:val="22"/>
+          <w:lang w:val="en-US"/>
+        </w:rPr>
+        <w:t>last</w:t>
+      </w:r>
+      <w:proofErr w:type="gramEnd"/>
+      <w:r>
+        <w:rPr>
+          <w:rFonts w:ascii="Times New Roman" w:hAnsi="Times New Roman" w:cs="Times New Roman"/>
+          <w:sz w:val="22"/>
+          <w:szCs w:val="22"/>
+          <w:lang w:val="en-US"/>
+        </w:rPr>
+        <w:t>_name</w:t>
       </w:r>
       <w:proofErr w:type="spellEnd"/>
       <w:r>
@@ -4579,14 +4808,25 @@
         <w:t>"</w:t>
       </w:r>
       <w:proofErr w:type="spellStart"/>
-      <w:r>
-        <w:rPr>
-          <w:rFonts w:ascii="Times New Roman" w:hAnsi="Times New Roman" w:cs="Times New Roman"/>
-          <w:sz w:val="22"/>
-          <w:szCs w:val="22"/>
-          <w:lang w:val="en-US"/>
-        </w:rPr>
-        <w:t>middle_name</w:t>
+      <w:proofErr w:type="gramStart"/>
+      <w:r>
+        <w:rPr>
+          <w:rFonts w:ascii="Times New Roman" w:hAnsi="Times New Roman" w:cs="Times New Roman"/>
+          <w:sz w:val="22"/>
+          <w:szCs w:val="22"/>
+          <w:lang w:val="en-US"/>
+        </w:rPr>
+        <w:t>middle</w:t>
+      </w:r>
+      <w:proofErr w:type="gramEnd"/>
+      <w:r>
+        <w:rPr>
+          <w:rFonts w:ascii="Times New Roman" w:hAnsi="Times New Roman" w:cs="Times New Roman"/>
+          <w:sz w:val="22"/>
+          <w:szCs w:val="22"/>
+          <w:lang w:val="en-US"/>
+        </w:rPr>
+        <w:t>_name</w:t>
       </w:r>
       <w:proofErr w:type="spellEnd"/>
       <w:r>
@@ -4637,14 +4877,25 @@
         <w:t>"</w:t>
       </w:r>
       <w:proofErr w:type="spellStart"/>
-      <w:r>
-        <w:rPr>
-          <w:rFonts w:ascii="Times New Roman" w:hAnsi="Times New Roman" w:cs="Times New Roman"/>
-          <w:sz w:val="22"/>
-          <w:szCs w:val="22"/>
-          <w:lang w:val="en-US"/>
-        </w:rPr>
-        <w:t>birth_date</w:t>
+      <w:proofErr w:type="gramStart"/>
+      <w:r>
+        <w:rPr>
+          <w:rFonts w:ascii="Times New Roman" w:hAnsi="Times New Roman" w:cs="Times New Roman"/>
+          <w:sz w:val="22"/>
+          <w:szCs w:val="22"/>
+          <w:lang w:val="en-US"/>
+        </w:rPr>
+        <w:t>birth</w:t>
+      </w:r>
+      <w:proofErr w:type="gramEnd"/>
+      <w:r>
+        <w:rPr>
+          <w:rFonts w:ascii="Times New Roman" w:hAnsi="Times New Roman" w:cs="Times New Roman"/>
+          <w:sz w:val="22"/>
+          <w:szCs w:val="22"/>
+          <w:lang w:val="en-US"/>
+        </w:rPr>
+        <w:t>_date</w:t>
       </w:r>
       <w:proofErr w:type="spellEnd"/>
       <w:r>
@@ -5310,7 +5561,7 @@
         </w:rPr>
         <w:t xml:space="preserve">Пример запроса: </w:t>
       </w:r>
-      <w:hyperlink r:id="rId11" w:history="1">
+      <w:hyperlink r:id="rId10" w:history="1">
         <w:r>
           <w:rPr>
             <w:rStyle w:val="ac"/>
@@ -5769,7 +6020,7 @@
           <w:sz w:val="22"/>
           <w:szCs w:val="22"/>
         </w:rPr>
-        <w:t>": "Гинекологическая Женщина Гинеколог",</w:t>
+        <w:t>": "Хохлова Мария Андреевна",</w:t>
       </w:r>
     </w:p>
     <w:p>
@@ -5834,6 +6085,303 @@
         </w:rPr>
         <w:t>"image": "https://</w:t>
       </w:r>
+      <w:r>
+        <w:rPr>
+          <w:rFonts w:ascii="Times New Roman" w:hAnsi="Times New Roman" w:cs="Times New Roman"/>
+          <w:sz w:val="22"/>
+          <w:szCs w:val="22"/>
+        </w:rPr>
+        <w:t>медграфт</w:t>
+      </w:r>
+      <w:r>
+        <w:rPr>
+          <w:rFonts w:ascii="Times New Roman" w:hAnsi="Times New Roman" w:cs="Times New Roman"/>
+          <w:sz w:val="22"/>
+          <w:szCs w:val="22"/>
+          <w:lang w:val="en-US"/>
+        </w:rPr>
+        <w:t>.</w:t>
+      </w:r>
+      <w:r>
+        <w:rPr>
+          <w:rFonts w:ascii="Times New Roman" w:hAnsi="Times New Roman" w:cs="Times New Roman"/>
+          <w:sz w:val="22"/>
+          <w:szCs w:val="22"/>
+        </w:rPr>
+        <w:t>рф</w:t>
+      </w:r>
+      <w:r>
+        <w:rPr>
+          <w:rFonts w:ascii="Times New Roman" w:hAnsi="Times New Roman" w:cs="Times New Roman"/>
+          <w:sz w:val="22"/>
+          <w:szCs w:val="22"/>
+          <w:lang w:val="en-US"/>
+        </w:rPr>
+        <w:t>/upload/wpallimport/files/ImgDoctors/00115.png",</w:t>
+      </w:r>
+    </w:p>
+    <w:p>
+      <w:pPr>
+        <w:spacing w:after="0" w:line="360" w:lineRule="auto"/>
+        <w:ind w:firstLine="510"/>
+        <w:rPr>
+          <w:rFonts w:ascii="Times New Roman" w:hAnsi="Times New Roman" w:cs="Times New Roman"/>
+          <w:sz w:val="22"/>
+          <w:szCs w:val="22"/>
+          <w:lang w:val="en-US"/>
+        </w:rPr>
+      </w:pPr>
+      <w:r>
+        <w:rPr>
+          <w:rFonts w:ascii="Times New Roman" w:hAnsi="Times New Roman" w:cs="Times New Roman"/>
+          <w:sz w:val="22"/>
+          <w:szCs w:val="22"/>
+          <w:lang w:val="en-US"/>
+        </w:rPr>
+        <w:t>"childrenAppointment": "false",</w:t>
+      </w:r>
+    </w:p>
+    <w:p>
+      <w:pPr>
+        <w:spacing w:after="0" w:line="360" w:lineRule="auto"/>
+        <w:ind w:firstLine="510"/>
+        <w:rPr>
+          <w:rFonts w:ascii="Times New Roman" w:hAnsi="Times New Roman" w:cs="Times New Roman"/>
+          <w:sz w:val="22"/>
+          <w:szCs w:val="22"/>
+          <w:lang w:val="en-US"/>
+        </w:rPr>
+      </w:pPr>
+      <w:r>
+        <w:rPr>
+          <w:rFonts w:ascii="Times New Roman" w:hAnsi="Times New Roman" w:cs="Times New Roman"/>
+          <w:sz w:val="22"/>
+          <w:szCs w:val="22"/>
+          <w:lang w:val="en-US"/>
+        </w:rPr>
+        <w:t>"numberComments": 150,</w:t>
+      </w:r>
+    </w:p>
+    <w:p>
+      <w:pPr>
+        <w:spacing w:after="0" w:line="360" w:lineRule="auto"/>
+        <w:ind w:firstLine="510"/>
+        <w:rPr>
+          <w:rFonts w:ascii="Times New Roman" w:hAnsi="Times New Roman" w:cs="Times New Roman"/>
+          <w:sz w:val="22"/>
+          <w:szCs w:val="22"/>
+          <w:lang w:val="en-US"/>
+        </w:rPr>
+      </w:pPr>
+      <w:r>
+        <w:rPr>
+          <w:rFonts w:ascii="Times New Roman" w:hAnsi="Times New Roman" w:cs="Times New Roman"/>
+          <w:sz w:val="22"/>
+          <w:szCs w:val="22"/>
+          <w:lang w:val="en-US"/>
+        </w:rPr>
+        <w:t>"institution": "</w:t>
+      </w:r>
+      <w:r>
+        <w:rPr>
+          <w:rFonts w:ascii="Times New Roman" w:hAnsi="Times New Roman" w:cs="Times New Roman"/>
+          <w:sz w:val="22"/>
+          <w:szCs w:val="22"/>
+        </w:rPr>
+        <w:t>ЧГМА</w:t>
+      </w:r>
+      <w:r>
+        <w:rPr>
+          <w:rFonts w:ascii="Times New Roman" w:hAnsi="Times New Roman" w:cs="Times New Roman"/>
+          <w:sz w:val="22"/>
+          <w:szCs w:val="22"/>
+          <w:lang w:val="en-US"/>
+        </w:rPr>
+        <w:t>",</w:t>
+      </w:r>
+    </w:p>
+    <w:p>
+      <w:pPr>
+        <w:spacing w:after="0" w:line="360" w:lineRule="auto"/>
+        <w:ind w:firstLine="510"/>
+        <w:rPr>
+          <w:rFonts w:ascii="Times New Roman" w:hAnsi="Times New Roman" w:cs="Times New Roman"/>
+          <w:sz w:val="22"/>
+          <w:szCs w:val="22"/>
+          <w:lang w:val="en-US"/>
+        </w:rPr>
+      </w:pPr>
+      <w:r>
+        <w:rPr>
+          <w:rFonts w:ascii="Times New Roman" w:hAnsi="Times New Roman" w:cs="Times New Roman"/>
+          <w:sz w:val="22"/>
+          <w:szCs w:val="22"/>
+          <w:lang w:val="en-US"/>
+        </w:rPr>
+        <w:t>"experience": 8,</w:t>
+      </w:r>
+    </w:p>
+    <w:p>
+      <w:pPr>
+        <w:spacing w:after="0" w:line="360" w:lineRule="auto"/>
+        <w:ind w:firstLine="510"/>
+        <w:rPr>
+          <w:rFonts w:ascii="Times New Roman" w:hAnsi="Times New Roman" w:cs="Times New Roman"/>
+          <w:sz w:val="22"/>
+          <w:szCs w:val="22"/>
+          <w:lang w:val="en-US"/>
+        </w:rPr>
+      </w:pPr>
+      <w:r>
+        <w:rPr>
+          <w:rFonts w:ascii="Times New Roman" w:hAnsi="Times New Roman" w:cs="Times New Roman"/>
+          <w:sz w:val="22"/>
+          <w:szCs w:val="22"/>
+          <w:lang w:val="en-US"/>
+        </w:rPr>
+        <w:t>"specialties": [</w:t>
+      </w:r>
+    </w:p>
+    <w:p>
+      <w:pPr>
+        <w:spacing w:after="0" w:line="360" w:lineRule="auto"/>
+        <w:ind w:firstLine="510"/>
+        <w:rPr>
+          <w:rFonts w:ascii="Times New Roman" w:hAnsi="Times New Roman" w:cs="Times New Roman"/>
+          <w:sz w:val="22"/>
+          <w:szCs w:val="22"/>
+          <w:lang w:val="en-US"/>
+        </w:rPr>
+      </w:pPr>
+      <w:r>
+        <w:rPr>
+          <w:rFonts w:ascii="Times New Roman" w:hAnsi="Times New Roman" w:cs="Times New Roman"/>
+          <w:sz w:val="22"/>
+          <w:szCs w:val="22"/>
+          <w:lang w:val="en-US"/>
+        </w:rPr>
+        <w:t>"</w:t>
+      </w:r>
+      <w:r>
+        <w:rPr>
+          <w:rFonts w:ascii="Times New Roman" w:hAnsi="Times New Roman" w:cs="Times New Roman"/>
+          <w:sz w:val="22"/>
+          <w:szCs w:val="22"/>
+        </w:rPr>
+        <w:t>Гинекология</w:t>
+      </w:r>
+      <w:r>
+        <w:rPr>
+          <w:rFonts w:ascii="Times New Roman" w:hAnsi="Times New Roman" w:cs="Times New Roman"/>
+          <w:sz w:val="22"/>
+          <w:szCs w:val="22"/>
+          <w:lang w:val="en-US"/>
+        </w:rPr>
+        <w:t>"</w:t>
+      </w:r>
+    </w:p>
+    <w:p>
+      <w:pPr>
+        <w:spacing w:after="0" w:line="360" w:lineRule="auto"/>
+        <w:ind w:firstLine="510"/>
+        <w:rPr>
+          <w:rFonts w:ascii="Times New Roman" w:hAnsi="Times New Roman" w:cs="Times New Roman"/>
+          <w:sz w:val="22"/>
+          <w:szCs w:val="22"/>
+          <w:lang w:val="en-US"/>
+        </w:rPr>
+      </w:pPr>
+      <w:r>
+        <w:rPr>
+          <w:rFonts w:ascii="Times New Roman" w:hAnsi="Times New Roman" w:cs="Times New Roman"/>
+          <w:sz w:val="22"/>
+          <w:szCs w:val="22"/>
+          <w:lang w:val="en-US"/>
+        </w:rPr>
+        <w:t>],</w:t>
+      </w:r>
+    </w:p>
+    <w:p>
+      <w:pPr>
+        <w:spacing w:after="0" w:line="360" w:lineRule="auto"/>
+        <w:ind w:firstLine="510"/>
+        <w:rPr>
+          <w:rFonts w:ascii="Times New Roman" w:hAnsi="Times New Roman" w:cs="Times New Roman"/>
+          <w:sz w:val="22"/>
+          <w:szCs w:val="22"/>
+          <w:lang w:val="en-US"/>
+        </w:rPr>
+      </w:pPr>
+      <w:r>
+        <w:rPr>
+          <w:rFonts w:ascii="Times New Roman" w:hAnsi="Times New Roman" w:cs="Times New Roman"/>
+          <w:sz w:val="22"/>
+          <w:szCs w:val="22"/>
+          <w:lang w:val="en-US"/>
+        </w:rPr>
+        <w:t>"services": [</w:t>
+      </w:r>
+    </w:p>
+    <w:p>
+      <w:pPr>
+        <w:spacing w:after="0" w:line="360" w:lineRule="auto"/>
+        <w:ind w:firstLine="510"/>
+        <w:rPr>
+          <w:rFonts w:ascii="Times New Roman" w:hAnsi="Times New Roman" w:cs="Times New Roman"/>
+          <w:sz w:val="22"/>
+          <w:szCs w:val="22"/>
+          <w:lang w:val="en-US"/>
+        </w:rPr>
+      </w:pPr>
+      <w:r>
+        <w:rPr>
+          <w:rFonts w:ascii="Times New Roman" w:hAnsi="Times New Roman" w:cs="Times New Roman"/>
+          <w:sz w:val="22"/>
+          <w:szCs w:val="22"/>
+          <w:lang w:val="en-US"/>
+        </w:rPr>
+        <w:t>{</w:t>
+      </w:r>
+    </w:p>
+    <w:p>
+      <w:pPr>
+        <w:spacing w:after="0" w:line="360" w:lineRule="auto"/>
+        <w:ind w:firstLine="510"/>
+        <w:rPr>
+          <w:rFonts w:ascii="Times New Roman" w:hAnsi="Times New Roman" w:cs="Times New Roman"/>
+          <w:sz w:val="22"/>
+          <w:szCs w:val="22"/>
+          <w:lang w:val="en-US"/>
+        </w:rPr>
+      </w:pPr>
+      <w:r>
+        <w:rPr>
+          <w:rFonts w:ascii="Times New Roman" w:hAnsi="Times New Roman" w:cs="Times New Roman"/>
+          <w:sz w:val="22"/>
+          <w:szCs w:val="22"/>
+          <w:lang w:val="en-US"/>
+        </w:rPr>
+        <w:t>"serviceID": "00000001454",</w:t>
+      </w:r>
+    </w:p>
+    <w:p>
+      <w:pPr>
+        <w:spacing w:after="0" w:line="360" w:lineRule="auto"/>
+        <w:ind w:firstLine="510"/>
+        <w:rPr>
+          <w:rFonts w:ascii="Times New Roman" w:hAnsi="Times New Roman" w:cs="Times New Roman"/>
+          <w:sz w:val="22"/>
+          <w:szCs w:val="22"/>
+        </w:rPr>
+      </w:pPr>
+      <w:r>
+        <w:rPr>
+          <w:rFonts w:ascii="Times New Roman" w:hAnsi="Times New Roman" w:cs="Times New Roman"/>
+          <w:sz w:val="22"/>
+          <w:szCs w:val="22"/>
+        </w:rPr>
+        <w:t>"</w:t>
+      </w:r>
       <w:proofErr w:type="spellStart"/>
       <w:r>
         <w:rPr>
@@ -5841,7 +6389,7 @@
           <w:sz w:val="22"/>
           <w:szCs w:val="22"/>
         </w:rPr>
-        <w:t>медграфт</w:t>
+        <w:t>serviceName</w:t>
       </w:r>
       <w:proofErr w:type="spellEnd"/>
       <w:r>
@@ -5849,9 +6397,204 @@
           <w:rFonts w:ascii="Times New Roman" w:hAnsi="Times New Roman" w:cs="Times New Roman"/>
           <w:sz w:val="22"/>
           <w:szCs w:val="22"/>
-          <w:lang w:val="en-US"/>
-        </w:rPr>
-        <w:t>.</w:t>
+        </w:rPr>
+        <w:t>": "Прием врача-гинеколога первичный (осмотр, консультация)",</w:t>
+      </w:r>
+    </w:p>
+    <w:p>
+      <w:pPr>
+        <w:spacing w:after="0" w:line="360" w:lineRule="auto"/>
+        <w:ind w:firstLine="510"/>
+        <w:rPr>
+          <w:rFonts w:ascii="Times New Roman" w:hAnsi="Times New Roman" w:cs="Times New Roman"/>
+          <w:sz w:val="22"/>
+          <w:szCs w:val="22"/>
+          <w:lang w:val="en-US"/>
+        </w:rPr>
+      </w:pPr>
+      <w:r>
+        <w:rPr>
+          <w:rFonts w:ascii="Times New Roman" w:hAnsi="Times New Roman" w:cs="Times New Roman"/>
+          <w:sz w:val="22"/>
+          <w:szCs w:val="22"/>
+          <w:lang w:val="en-US"/>
+        </w:rPr>
+        <w:t>"serviceTime": "00:00",</w:t>
+      </w:r>
+    </w:p>
+    <w:p>
+      <w:pPr>
+        <w:spacing w:after="0" w:line="360" w:lineRule="auto"/>
+        <w:ind w:firstLine="510"/>
+        <w:rPr>
+          <w:rFonts w:ascii="Times New Roman" w:hAnsi="Times New Roman" w:cs="Times New Roman"/>
+          <w:sz w:val="22"/>
+          <w:szCs w:val="22"/>
+          <w:lang w:val="en-US"/>
+        </w:rPr>
+      </w:pPr>
+      <w:r>
+        <w:rPr>
+          <w:rFonts w:ascii="Times New Roman" w:hAnsi="Times New Roman" w:cs="Times New Roman"/>
+          <w:sz w:val="22"/>
+          <w:szCs w:val="22"/>
+          <w:lang w:val="en-US"/>
+        </w:rPr>
+        <w:t>"serviceCost": 3500</w:t>
+      </w:r>
+    </w:p>
+    <w:p>
+      <w:pPr>
+        <w:spacing w:after="0" w:line="360" w:lineRule="auto"/>
+        <w:ind w:firstLine="510"/>
+        <w:rPr>
+          <w:rFonts w:ascii="Times New Roman" w:hAnsi="Times New Roman" w:cs="Times New Roman"/>
+          <w:sz w:val="22"/>
+          <w:szCs w:val="22"/>
+          <w:lang w:val="en-US"/>
+        </w:rPr>
+      </w:pPr>
+      <w:r>
+        <w:rPr>
+          <w:rFonts w:ascii="Times New Roman" w:hAnsi="Times New Roman" w:cs="Times New Roman"/>
+          <w:sz w:val="22"/>
+          <w:szCs w:val="22"/>
+          <w:lang w:val="en-US"/>
+        </w:rPr>
+        <w:t>},</w:t>
+      </w:r>
+    </w:p>
+    <w:p>
+      <w:pPr>
+        <w:spacing w:after="0" w:line="360" w:lineRule="auto"/>
+        <w:ind w:firstLine="510"/>
+        <w:rPr>
+          <w:rFonts w:ascii="Times New Roman" w:hAnsi="Times New Roman" w:cs="Times New Roman"/>
+          <w:sz w:val="22"/>
+          <w:szCs w:val="22"/>
+          <w:lang w:val="en-US"/>
+        </w:rPr>
+      </w:pPr>
+      <w:r>
+        <w:rPr>
+          <w:rFonts w:ascii="Times New Roman" w:hAnsi="Times New Roman" w:cs="Times New Roman"/>
+          <w:sz w:val="22"/>
+          <w:szCs w:val="22"/>
+          <w:lang w:val="en-US"/>
+        </w:rPr>
+        <w:t>{</w:t>
+      </w:r>
+    </w:p>
+    <w:p>
+      <w:pPr>
+        <w:spacing w:after="0" w:line="360" w:lineRule="auto"/>
+        <w:ind w:firstLine="510"/>
+        <w:rPr>
+          <w:rFonts w:ascii="Times New Roman" w:hAnsi="Times New Roman" w:cs="Times New Roman"/>
+          <w:sz w:val="22"/>
+          <w:szCs w:val="22"/>
+          <w:lang w:val="en-US"/>
+        </w:rPr>
+      </w:pPr>
+      <w:r>
+        <w:rPr>
+          <w:rFonts w:ascii="Times New Roman" w:hAnsi="Times New Roman" w:cs="Times New Roman"/>
+          <w:sz w:val="22"/>
+          <w:szCs w:val="22"/>
+          <w:lang w:val="en-US"/>
+        </w:rPr>
+        <w:t>"serviceID": "00000000678",</w:t>
+      </w:r>
+    </w:p>
+    <w:p>
+      <w:pPr>
+        <w:spacing w:after="0" w:line="360" w:lineRule="auto"/>
+        <w:ind w:firstLine="510"/>
+        <w:rPr>
+          <w:rFonts w:ascii="Times New Roman" w:hAnsi="Times New Roman" w:cs="Times New Roman"/>
+          <w:sz w:val="22"/>
+          <w:szCs w:val="22"/>
+          <w:lang w:val="en-US"/>
+        </w:rPr>
+      </w:pPr>
+      <w:r>
+        <w:rPr>
+          <w:rFonts w:ascii="Times New Roman" w:hAnsi="Times New Roman" w:cs="Times New Roman"/>
+          <w:sz w:val="22"/>
+          <w:szCs w:val="22"/>
+          <w:lang w:val="en-US"/>
+        </w:rPr>
+        <w:t>"serviceName": "</w:t>
+      </w:r>
+      <w:r>
+        <w:rPr>
+          <w:rFonts w:ascii="Times New Roman" w:hAnsi="Times New Roman" w:cs="Times New Roman"/>
+          <w:sz w:val="22"/>
+          <w:szCs w:val="22"/>
+        </w:rPr>
+        <w:t>УЗИ</w:t>
+      </w:r>
+      <w:r>
+        <w:rPr>
+          <w:rFonts w:ascii="Times New Roman" w:hAnsi="Times New Roman" w:cs="Times New Roman"/>
+          <w:sz w:val="22"/>
+          <w:szCs w:val="22"/>
+          <w:lang w:val="en-US"/>
+        </w:rPr>
+        <w:t xml:space="preserve"> </w:t>
+      </w:r>
+      <w:r>
+        <w:rPr>
+          <w:rFonts w:ascii="Times New Roman" w:hAnsi="Times New Roman" w:cs="Times New Roman"/>
+          <w:sz w:val="22"/>
+          <w:szCs w:val="22"/>
+        </w:rPr>
+        <w:t>молочных</w:t>
+      </w:r>
+      <w:r>
+        <w:rPr>
+          <w:rFonts w:ascii="Times New Roman" w:hAnsi="Times New Roman" w:cs="Times New Roman"/>
+          <w:sz w:val="22"/>
+          <w:szCs w:val="22"/>
+          <w:lang w:val="en-US"/>
+        </w:rPr>
+        <w:t xml:space="preserve"> </w:t>
+      </w:r>
+      <w:r>
+        <w:rPr>
+          <w:rFonts w:ascii="Times New Roman" w:hAnsi="Times New Roman" w:cs="Times New Roman"/>
+          <w:sz w:val="22"/>
+          <w:szCs w:val="22"/>
+        </w:rPr>
+        <w:t>желез</w:t>
+      </w:r>
+      <w:r>
+        <w:rPr>
+          <w:rFonts w:ascii="Times New Roman" w:hAnsi="Times New Roman" w:cs="Times New Roman"/>
+          <w:sz w:val="22"/>
+          <w:szCs w:val="22"/>
+          <w:lang w:val="en-US"/>
+        </w:rPr>
+        <w:t>",</w:t>
+      </w:r>
+    </w:p>
+    <w:p>
+      <w:pPr>
+        <w:spacing w:after="0" w:line="360" w:lineRule="auto"/>
+        <w:ind w:firstLine="510"/>
+        <w:rPr>
+          <w:rFonts w:ascii="Times New Roman" w:hAnsi="Times New Roman" w:cs="Times New Roman"/>
+          <w:sz w:val="22"/>
+          <w:szCs w:val="22"/>
+        </w:rPr>
+      </w:pPr>
+      <w:r>
+        <w:rPr>
+          <w:rFonts w:ascii="Times New Roman" w:hAnsi="Times New Roman" w:cs="Times New Roman"/>
+          <w:sz w:val="22"/>
+          <w:szCs w:val="22"/>
+        </w:rPr>
+        <w:t>"</w:t>
       </w:r>
       <w:proofErr w:type="spellStart"/>
       <w:r>
@@ -5860,7 +6603,7 @@
           <w:sz w:val="22"/>
           <w:szCs w:val="22"/>
         </w:rPr>
-        <w:t>рф</w:t>
+        <w:t>serviceTime</w:t>
       </w:r>
       <w:proofErr w:type="spellEnd"/>
       <w:r>
@@ -5868,9 +6611,27 @@
           <w:rFonts w:ascii="Times New Roman" w:hAnsi="Times New Roman" w:cs="Times New Roman"/>
           <w:sz w:val="22"/>
           <w:szCs w:val="22"/>
-          <w:lang w:val="en-US"/>
-        </w:rPr>
-        <w:t>/upload/</w:t>
+        </w:rPr>
+        <w:t>": "00:15",</w:t>
+      </w:r>
+    </w:p>
+    <w:p>
+      <w:pPr>
+        <w:spacing w:after="0" w:line="360" w:lineRule="auto"/>
+        <w:ind w:firstLine="510"/>
+        <w:rPr>
+          <w:rFonts w:ascii="Times New Roman" w:hAnsi="Times New Roman" w:cs="Times New Roman"/>
+          <w:sz w:val="22"/>
+          <w:szCs w:val="22"/>
+        </w:rPr>
+      </w:pPr>
+      <w:r>
+        <w:rPr>
+          <w:rFonts w:ascii="Times New Roman" w:hAnsi="Times New Roman" w:cs="Times New Roman"/>
+          <w:sz w:val="22"/>
+          <w:szCs w:val="22"/>
+        </w:rPr>
+        <w:t>"</w:t>
       </w:r>
       <w:proofErr w:type="spellStart"/>
       <w:r>
@@ -5878,9 +6639,8 @@
           <w:rFonts w:ascii="Times New Roman" w:hAnsi="Times New Roman" w:cs="Times New Roman"/>
           <w:sz w:val="22"/>
           <w:szCs w:val="22"/>
-          <w:lang w:val="en-US"/>
-        </w:rPr>
-        <w:t>wpallimport</w:t>
+        </w:rPr>
+        <w:t>serviceCost</w:t>
       </w:r>
       <w:proofErr w:type="spellEnd"/>
       <w:r>
@@ -5888,510 +6648,8 @@
           <w:rFonts w:ascii="Times New Roman" w:hAnsi="Times New Roman" w:cs="Times New Roman"/>
           <w:sz w:val="22"/>
           <w:szCs w:val="22"/>
-          <w:lang w:val="en-US"/>
-        </w:rPr>
-        <w:t>/files/</w:t>
-      </w:r>
-      <w:proofErr w:type="spellStart"/>
-      <w:r>
-        <w:rPr>
-          <w:rFonts w:ascii="Times New Roman" w:hAnsi="Times New Roman" w:cs="Times New Roman"/>
-          <w:sz w:val="22"/>
-          <w:szCs w:val="22"/>
-          <w:lang w:val="en-US"/>
-        </w:rPr>
-        <w:t>ImgDoctors</w:t>
-      </w:r>
-      <w:proofErr w:type="spellEnd"/>
-      <w:r>
-        <w:rPr>
-          <w:rFonts w:ascii="Times New Roman" w:hAnsi="Times New Roman" w:cs="Times New Roman"/>
-          <w:sz w:val="22"/>
-          <w:szCs w:val="22"/>
-          <w:lang w:val="en-US"/>
-        </w:rPr>
-        <w:t>/00115.png",</w:t>
-      </w:r>
-    </w:p>
-    <w:p>
-      <w:pPr>
-        <w:spacing w:after="0" w:line="360" w:lineRule="auto"/>
-        <w:ind w:firstLine="510"/>
-        <w:rPr>
-          <w:rFonts w:ascii="Times New Roman" w:hAnsi="Times New Roman" w:cs="Times New Roman"/>
-          <w:sz w:val="22"/>
-          <w:szCs w:val="22"/>
-          <w:lang w:val="en-US"/>
-        </w:rPr>
-      </w:pPr>
-      <w:r>
-        <w:rPr>
-          <w:rFonts w:ascii="Times New Roman" w:hAnsi="Times New Roman" w:cs="Times New Roman"/>
-          <w:sz w:val="22"/>
-          <w:szCs w:val="22"/>
-          <w:lang w:val="en-US"/>
-        </w:rPr>
-        <w:t>"specialties": [</w:t>
-      </w:r>
-    </w:p>
-    <w:p>
-      <w:pPr>
-        <w:spacing w:after="0" w:line="360" w:lineRule="auto"/>
-        <w:ind w:firstLine="510"/>
-        <w:rPr>
-          <w:rFonts w:ascii="Times New Roman" w:hAnsi="Times New Roman" w:cs="Times New Roman"/>
-          <w:sz w:val="22"/>
-          <w:szCs w:val="22"/>
-          <w:lang w:val="en-US"/>
-        </w:rPr>
-      </w:pPr>
-      <w:r>
-        <w:rPr>
-          <w:rFonts w:ascii="Times New Roman" w:hAnsi="Times New Roman" w:cs="Times New Roman"/>
-          <w:sz w:val="22"/>
-          <w:szCs w:val="22"/>
-          <w:lang w:val="en-US"/>
-        </w:rPr>
-        <w:t>"</w:t>
-      </w:r>
-      <w:r>
-        <w:rPr>
-          <w:rFonts w:ascii="Times New Roman" w:hAnsi="Times New Roman" w:cs="Times New Roman"/>
-          <w:sz w:val="22"/>
-          <w:szCs w:val="22"/>
-        </w:rPr>
-        <w:t>Гинекология</w:t>
-      </w:r>
-      <w:r>
-        <w:rPr>
-          <w:rFonts w:ascii="Times New Roman" w:hAnsi="Times New Roman" w:cs="Times New Roman"/>
-          <w:sz w:val="22"/>
-          <w:szCs w:val="22"/>
-          <w:lang w:val="en-US"/>
-        </w:rPr>
-        <w:t>"</w:t>
-      </w:r>
-    </w:p>
-    <w:p>
-      <w:pPr>
-        <w:spacing w:after="0" w:line="360" w:lineRule="auto"/>
-        <w:ind w:firstLine="510"/>
-        <w:rPr>
-          <w:rFonts w:ascii="Times New Roman" w:hAnsi="Times New Roman" w:cs="Times New Roman"/>
-          <w:sz w:val="22"/>
-          <w:szCs w:val="22"/>
-          <w:lang w:val="en-US"/>
-        </w:rPr>
-      </w:pPr>
-      <w:r>
-        <w:rPr>
-          <w:rFonts w:ascii="Times New Roman" w:hAnsi="Times New Roman" w:cs="Times New Roman"/>
-          <w:sz w:val="22"/>
-          <w:szCs w:val="22"/>
-          <w:lang w:val="en-US"/>
-        </w:rPr>
-        <w:t>],</w:t>
-      </w:r>
-    </w:p>
-    <w:p>
-      <w:pPr>
-        <w:spacing w:after="0" w:line="360" w:lineRule="auto"/>
-        <w:ind w:firstLine="510"/>
-        <w:rPr>
-          <w:rFonts w:ascii="Times New Roman" w:hAnsi="Times New Roman" w:cs="Times New Roman"/>
-          <w:sz w:val="22"/>
-          <w:szCs w:val="22"/>
-          <w:lang w:val="en-US"/>
-        </w:rPr>
-      </w:pPr>
-      <w:r>
-        <w:rPr>
-          <w:rFonts w:ascii="Times New Roman" w:hAnsi="Times New Roman" w:cs="Times New Roman"/>
-          <w:sz w:val="22"/>
-          <w:szCs w:val="22"/>
-          <w:lang w:val="en-US"/>
-        </w:rPr>
-        <w:t>"services": [</w:t>
-      </w:r>
-    </w:p>
-    <w:p>
-      <w:pPr>
-        <w:spacing w:after="0" w:line="360" w:lineRule="auto"/>
-        <w:ind w:firstLine="510"/>
-        <w:rPr>
-          <w:rFonts w:ascii="Times New Roman" w:hAnsi="Times New Roman" w:cs="Times New Roman"/>
-          <w:sz w:val="22"/>
-          <w:szCs w:val="22"/>
-          <w:lang w:val="en-US"/>
-        </w:rPr>
-      </w:pPr>
-      <w:r>
-        <w:rPr>
-          <w:rFonts w:ascii="Times New Roman" w:hAnsi="Times New Roman" w:cs="Times New Roman"/>
-          <w:sz w:val="22"/>
-          <w:szCs w:val="22"/>
-          <w:lang w:val="en-US"/>
-        </w:rPr>
-        <w:t>{</w:t>
-      </w:r>
-    </w:p>
-    <w:p>
-      <w:pPr>
-        <w:spacing w:after="0" w:line="360" w:lineRule="auto"/>
-        <w:ind w:firstLine="510"/>
-        <w:rPr>
-          <w:rFonts w:ascii="Times New Roman" w:hAnsi="Times New Roman" w:cs="Times New Roman"/>
-          <w:sz w:val="22"/>
-          <w:szCs w:val="22"/>
-          <w:lang w:val="en-US"/>
-        </w:rPr>
-      </w:pPr>
-      <w:r>
-        <w:rPr>
-          <w:rFonts w:ascii="Times New Roman" w:hAnsi="Times New Roman" w:cs="Times New Roman"/>
-          <w:sz w:val="22"/>
-          <w:szCs w:val="22"/>
-          <w:lang w:val="en-US"/>
-        </w:rPr>
-        <w:t>"</w:t>
-      </w:r>
-      <w:proofErr w:type="spellStart"/>
-      <w:r>
-        <w:rPr>
-          <w:rFonts w:ascii="Times New Roman" w:hAnsi="Times New Roman" w:cs="Times New Roman"/>
-          <w:sz w:val="22"/>
-          <w:szCs w:val="22"/>
-          <w:lang w:val="en-US"/>
-        </w:rPr>
-        <w:t>serviceID</w:t>
-      </w:r>
-      <w:proofErr w:type="spellEnd"/>
-      <w:r>
-        <w:rPr>
-          <w:rFonts w:ascii="Times New Roman" w:hAnsi="Times New Roman" w:cs="Times New Roman"/>
-          <w:sz w:val="22"/>
-          <w:szCs w:val="22"/>
-          <w:lang w:val="en-US"/>
-        </w:rPr>
-        <w:t>": "00000001454",</w:t>
-      </w:r>
-    </w:p>
-    <w:p>
-      <w:pPr>
-        <w:spacing w:after="0" w:line="360" w:lineRule="auto"/>
-        <w:ind w:firstLine="510"/>
-        <w:rPr>
-          <w:rFonts w:ascii="Times New Roman" w:hAnsi="Times New Roman" w:cs="Times New Roman"/>
-          <w:sz w:val="22"/>
-          <w:szCs w:val="22"/>
-          <w:lang w:val="en-US"/>
-        </w:rPr>
-      </w:pPr>
-      <w:r>
-        <w:rPr>
-          <w:rFonts w:ascii="Times New Roman" w:hAnsi="Times New Roman" w:cs="Times New Roman"/>
-          <w:sz w:val="22"/>
-          <w:szCs w:val="22"/>
-          <w:lang w:val="en-US"/>
-        </w:rPr>
-        <w:t>"</w:t>
-      </w:r>
-      <w:proofErr w:type="spellStart"/>
-      <w:r>
-        <w:rPr>
-          <w:rFonts w:ascii="Times New Roman" w:hAnsi="Times New Roman" w:cs="Times New Roman"/>
-          <w:sz w:val="22"/>
-          <w:szCs w:val="22"/>
-          <w:lang w:val="en-US"/>
-        </w:rPr>
-        <w:t>serviceName</w:t>
-      </w:r>
-      <w:proofErr w:type="spellEnd"/>
-      <w:r>
-        <w:rPr>
-          <w:rFonts w:ascii="Times New Roman" w:hAnsi="Times New Roman" w:cs="Times New Roman"/>
-          <w:sz w:val="22"/>
-          <w:szCs w:val="22"/>
-          <w:lang w:val="en-US"/>
-        </w:rPr>
-        <w:t>": "</w:t>
-      </w:r>
-      <w:r>
-        <w:rPr>
-          <w:rFonts w:ascii="Times New Roman" w:hAnsi="Times New Roman" w:cs="Times New Roman"/>
-          <w:sz w:val="22"/>
-          <w:szCs w:val="22"/>
-        </w:rPr>
-        <w:t>Прием</w:t>
-      </w:r>
-      <w:r>
-        <w:rPr>
-          <w:rFonts w:ascii="Times New Roman" w:hAnsi="Times New Roman" w:cs="Times New Roman"/>
-          <w:sz w:val="22"/>
-          <w:szCs w:val="22"/>
-          <w:lang w:val="en-US"/>
-        </w:rPr>
-        <w:t xml:space="preserve"> </w:t>
-      </w:r>
-      <w:r>
-        <w:rPr>
-          <w:rFonts w:ascii="Times New Roman" w:hAnsi="Times New Roman" w:cs="Times New Roman"/>
-          <w:sz w:val="22"/>
-          <w:szCs w:val="22"/>
-        </w:rPr>
-        <w:t>врача</w:t>
-      </w:r>
-      <w:r>
-        <w:rPr>
-          <w:rFonts w:ascii="Times New Roman" w:hAnsi="Times New Roman" w:cs="Times New Roman"/>
-          <w:sz w:val="22"/>
-          <w:szCs w:val="22"/>
-          <w:lang w:val="en-US"/>
-        </w:rPr>
-        <w:t>-</w:t>
-      </w:r>
-      <w:r>
-        <w:rPr>
-          <w:rFonts w:ascii="Times New Roman" w:hAnsi="Times New Roman" w:cs="Times New Roman"/>
-          <w:sz w:val="22"/>
-          <w:szCs w:val="22"/>
-        </w:rPr>
-        <w:t>гинеколога</w:t>
-      </w:r>
-      <w:r>
-        <w:rPr>
-          <w:rFonts w:ascii="Times New Roman" w:hAnsi="Times New Roman" w:cs="Times New Roman"/>
-          <w:sz w:val="22"/>
-          <w:szCs w:val="22"/>
-          <w:lang w:val="en-US"/>
-        </w:rPr>
-        <w:t xml:space="preserve"> </w:t>
-      </w:r>
-      <w:r>
-        <w:rPr>
-          <w:rFonts w:ascii="Times New Roman" w:hAnsi="Times New Roman" w:cs="Times New Roman"/>
-          <w:sz w:val="22"/>
-          <w:szCs w:val="22"/>
-        </w:rPr>
-        <w:t>первичный</w:t>
-      </w:r>
-      <w:r>
-        <w:rPr>
-          <w:rFonts w:ascii="Times New Roman" w:hAnsi="Times New Roman" w:cs="Times New Roman"/>
-          <w:sz w:val="22"/>
-          <w:szCs w:val="22"/>
-          <w:lang w:val="en-US"/>
-        </w:rPr>
-        <w:t xml:space="preserve"> (</w:t>
-      </w:r>
-      <w:r>
-        <w:rPr>
-          <w:rFonts w:ascii="Times New Roman" w:hAnsi="Times New Roman" w:cs="Times New Roman"/>
-          <w:sz w:val="22"/>
-          <w:szCs w:val="22"/>
-        </w:rPr>
-        <w:t>осмотр</w:t>
-      </w:r>
-      <w:r>
-        <w:rPr>
-          <w:rFonts w:ascii="Times New Roman" w:hAnsi="Times New Roman" w:cs="Times New Roman"/>
-          <w:sz w:val="22"/>
-          <w:szCs w:val="22"/>
-          <w:lang w:val="en-US"/>
-        </w:rPr>
-        <w:t xml:space="preserve">, </w:t>
-      </w:r>
-      <w:r>
-        <w:rPr>
-          <w:rFonts w:ascii="Times New Roman" w:hAnsi="Times New Roman" w:cs="Times New Roman"/>
-          <w:sz w:val="22"/>
-          <w:szCs w:val="22"/>
-        </w:rPr>
-        <w:t>консультация</w:t>
-      </w:r>
-      <w:r>
-        <w:rPr>
-          <w:rFonts w:ascii="Times New Roman" w:hAnsi="Times New Roman" w:cs="Times New Roman"/>
-          <w:sz w:val="22"/>
-          <w:szCs w:val="22"/>
-          <w:lang w:val="en-US"/>
-        </w:rPr>
-        <w:t>)"</w:t>
-      </w:r>
-    </w:p>
-    <w:p>
-      <w:pPr>
-        <w:spacing w:after="0" w:line="360" w:lineRule="auto"/>
-        <w:ind w:firstLine="510"/>
-        <w:rPr>
-          <w:rFonts w:ascii="Times New Roman" w:hAnsi="Times New Roman" w:cs="Times New Roman"/>
-          <w:sz w:val="22"/>
-          <w:szCs w:val="22"/>
-          <w:lang w:val="en-US"/>
-        </w:rPr>
-      </w:pPr>
-      <w:r>
-        <w:rPr>
-          <w:rFonts w:ascii="Times New Roman" w:hAnsi="Times New Roman" w:cs="Times New Roman"/>
-          <w:sz w:val="22"/>
-          <w:szCs w:val="22"/>
-          <w:lang w:val="en-US"/>
-        </w:rPr>
-        <w:t>},</w:t>
-      </w:r>
-    </w:p>
-    <w:p>
-      <w:pPr>
-        <w:spacing w:after="0" w:line="360" w:lineRule="auto"/>
-        <w:ind w:firstLine="510"/>
-        <w:rPr>
-          <w:rFonts w:ascii="Times New Roman" w:hAnsi="Times New Roman" w:cs="Times New Roman"/>
-          <w:sz w:val="22"/>
-          <w:szCs w:val="22"/>
-          <w:lang w:val="en-US"/>
-        </w:rPr>
-      </w:pPr>
-      <w:r>
-        <w:rPr>
-          <w:rFonts w:ascii="Times New Roman" w:hAnsi="Times New Roman" w:cs="Times New Roman"/>
-          <w:sz w:val="22"/>
-          <w:szCs w:val="22"/>
-          <w:lang w:val="en-US"/>
-        </w:rPr>
-        <w:t>{</w:t>
-      </w:r>
-    </w:p>
-    <w:p>
-      <w:pPr>
-        <w:spacing w:after="0" w:line="360" w:lineRule="auto"/>
-        <w:ind w:firstLine="510"/>
-        <w:rPr>
-          <w:rFonts w:ascii="Times New Roman" w:hAnsi="Times New Roman" w:cs="Times New Roman"/>
-          <w:sz w:val="22"/>
-          <w:szCs w:val="22"/>
-          <w:lang w:val="en-US"/>
-        </w:rPr>
-      </w:pPr>
-      <w:r>
-        <w:rPr>
-          <w:rFonts w:ascii="Times New Roman" w:hAnsi="Times New Roman" w:cs="Times New Roman"/>
-          <w:sz w:val="22"/>
-          <w:szCs w:val="22"/>
-          <w:lang w:val="en-US"/>
-        </w:rPr>
-        <w:t>"</w:t>
-      </w:r>
-      <w:proofErr w:type="spellStart"/>
-      <w:r>
-        <w:rPr>
-          <w:rFonts w:ascii="Times New Roman" w:hAnsi="Times New Roman" w:cs="Times New Roman"/>
-          <w:sz w:val="22"/>
-          <w:szCs w:val="22"/>
-          <w:lang w:val="en-US"/>
-        </w:rPr>
-        <w:t>serviceID</w:t>
-      </w:r>
-      <w:proofErr w:type="spellEnd"/>
-      <w:r>
-        <w:rPr>
-          <w:rFonts w:ascii="Times New Roman" w:hAnsi="Times New Roman" w:cs="Times New Roman"/>
-          <w:sz w:val="22"/>
-          <w:szCs w:val="22"/>
-          <w:lang w:val="en-US"/>
-        </w:rPr>
-        <w:t>": "00000000678",</w:t>
-      </w:r>
-    </w:p>
-    <w:p>
-      <w:pPr>
-        <w:spacing w:after="0" w:line="360" w:lineRule="auto"/>
-        <w:ind w:firstLine="510"/>
-        <w:rPr>
-          <w:rFonts w:ascii="Times New Roman" w:hAnsi="Times New Roman" w:cs="Times New Roman"/>
-          <w:sz w:val="22"/>
-          <w:szCs w:val="22"/>
-          <w:lang w:val="en-US"/>
-        </w:rPr>
-      </w:pPr>
-      <w:r>
-        <w:rPr>
-          <w:rFonts w:ascii="Times New Roman" w:hAnsi="Times New Roman" w:cs="Times New Roman"/>
-          <w:sz w:val="22"/>
-          <w:szCs w:val="22"/>
-          <w:lang w:val="en-US"/>
-        </w:rPr>
-        <w:t>"</w:t>
-      </w:r>
-      <w:proofErr w:type="spellStart"/>
-      <w:r>
-        <w:rPr>
-          <w:rFonts w:ascii="Times New Roman" w:hAnsi="Times New Roman" w:cs="Times New Roman"/>
-          <w:sz w:val="22"/>
-          <w:szCs w:val="22"/>
-          <w:lang w:val="en-US"/>
-        </w:rPr>
-        <w:t>serviceName</w:t>
-      </w:r>
-      <w:proofErr w:type="spellEnd"/>
-      <w:r>
-        <w:rPr>
-          <w:rFonts w:ascii="Times New Roman" w:hAnsi="Times New Roman" w:cs="Times New Roman"/>
-          <w:sz w:val="22"/>
-          <w:szCs w:val="22"/>
-          <w:lang w:val="en-US"/>
-        </w:rPr>
-        <w:t>": "</w:t>
-      </w:r>
-      <w:r>
-        <w:rPr>
-          <w:rFonts w:ascii="Times New Roman" w:hAnsi="Times New Roman" w:cs="Times New Roman"/>
-          <w:sz w:val="22"/>
-          <w:szCs w:val="22"/>
-        </w:rPr>
-        <w:t>УЗИ</w:t>
-      </w:r>
-      <w:r>
-        <w:rPr>
-          <w:rFonts w:ascii="Times New Roman" w:hAnsi="Times New Roman" w:cs="Times New Roman"/>
-          <w:sz w:val="22"/>
-          <w:szCs w:val="22"/>
-          <w:lang w:val="en-US"/>
-        </w:rPr>
-        <w:t xml:space="preserve"> </w:t>
-      </w:r>
-      <w:r>
-        <w:rPr>
-          <w:rFonts w:ascii="Times New Roman" w:hAnsi="Times New Roman" w:cs="Times New Roman"/>
-          <w:sz w:val="22"/>
-          <w:szCs w:val="22"/>
-        </w:rPr>
-        <w:t>молочных</w:t>
-      </w:r>
-      <w:r>
-        <w:rPr>
-          <w:rFonts w:ascii="Times New Roman" w:hAnsi="Times New Roman" w:cs="Times New Roman"/>
-          <w:sz w:val="22"/>
-          <w:szCs w:val="22"/>
-          <w:lang w:val="en-US"/>
-        </w:rPr>
-        <w:t xml:space="preserve"> </w:t>
-      </w:r>
-      <w:r>
-        <w:rPr>
-          <w:rFonts w:ascii="Times New Roman" w:hAnsi="Times New Roman" w:cs="Times New Roman"/>
-          <w:sz w:val="22"/>
-          <w:szCs w:val="22"/>
-        </w:rPr>
-        <w:t>желез</w:t>
-      </w:r>
-      <w:r>
-        <w:rPr>
-          <w:rFonts w:ascii="Times New Roman" w:hAnsi="Times New Roman" w:cs="Times New Roman"/>
-          <w:sz w:val="22"/>
-          <w:szCs w:val="22"/>
-          <w:lang w:val="en-US"/>
-        </w:rPr>
-        <w:t>"</w:t>
+        </w:rPr>
+        <w:t>": 1700</w:t>
       </w:r>
     </w:p>
     <w:p>
@@ -6429,6 +6687,7 @@
           <w:sz w:val="22"/>
           <w:szCs w:val="22"/>
         </w:rPr>
+        <w:lastRenderedPageBreak/>
         <w:t>]</w:t>
       </w:r>
     </w:p>
@@ -6698,7 +6957,7 @@
           <w:szCs w:val="22"/>
         </w:rPr>
       </w:pPr>
-      <w:hyperlink r:id="rId12" w:history="1">
+      <w:hyperlink r:id="rId11" w:history="1">
         <w:r>
           <w:rPr>
             <w:rStyle w:val="ac"/>
@@ -7327,14 +7586,25 @@
         <w:t>"</w:t>
       </w:r>
       <w:proofErr w:type="spellStart"/>
-      <w:r>
-        <w:rPr>
-          <w:rFonts w:ascii="Times New Roman" w:hAnsi="Times New Roman" w:cs="Times New Roman"/>
-          <w:sz w:val="22"/>
-          <w:szCs w:val="22"/>
-          <w:lang w:val="en-US"/>
-        </w:rPr>
-        <w:t>duration_minutes</w:t>
+      <w:proofErr w:type="gramStart"/>
+      <w:r>
+        <w:rPr>
+          <w:rFonts w:ascii="Times New Roman" w:hAnsi="Times New Roman" w:cs="Times New Roman"/>
+          <w:sz w:val="22"/>
+          <w:szCs w:val="22"/>
+          <w:lang w:val="en-US"/>
+        </w:rPr>
+        <w:t>duration</w:t>
+      </w:r>
+      <w:proofErr w:type="gramEnd"/>
+      <w:r>
+        <w:rPr>
+          <w:rFonts w:ascii="Times New Roman" w:hAnsi="Times New Roman" w:cs="Times New Roman"/>
+          <w:sz w:val="22"/>
+          <w:szCs w:val="22"/>
+          <w:lang w:val="en-US"/>
+        </w:rPr>
+        <w:t>_minutes</w:t>
       </w:r>
       <w:proofErr w:type="spellEnd"/>
       <w:r>
@@ -7941,7 +8211,7 @@
           <w:szCs w:val="22"/>
         </w:rPr>
       </w:pPr>
-      <w:hyperlink r:id="rId13" w:history="1">
+      <w:hyperlink r:id="rId12" w:history="1">
         <w:r>
           <w:rPr>
             <w:rStyle w:val="ac"/>
@@ -8467,14 +8737,25 @@
         <w:t>"</w:t>
       </w:r>
       <w:proofErr w:type="spellStart"/>
-      <w:r>
-        <w:rPr>
-          <w:rFonts w:ascii="Times New Roman" w:hAnsi="Times New Roman" w:cs="Times New Roman"/>
-          <w:sz w:val="22"/>
-          <w:szCs w:val="22"/>
-          <w:lang w:val="en-US"/>
-        </w:rPr>
-        <w:t>patient_id</w:t>
+      <w:proofErr w:type="gramStart"/>
+      <w:r>
+        <w:rPr>
+          <w:rFonts w:ascii="Times New Roman" w:hAnsi="Times New Roman" w:cs="Times New Roman"/>
+          <w:sz w:val="22"/>
+          <w:szCs w:val="22"/>
+          <w:lang w:val="en-US"/>
+        </w:rPr>
+        <w:t>patient</w:t>
+      </w:r>
+      <w:proofErr w:type="gramEnd"/>
+      <w:r>
+        <w:rPr>
+          <w:rFonts w:ascii="Times New Roman" w:hAnsi="Times New Roman" w:cs="Times New Roman"/>
+          <w:sz w:val="22"/>
+          <w:szCs w:val="22"/>
+          <w:lang w:val="en-US"/>
+        </w:rPr>
+        <w:t>_id</w:t>
       </w:r>
       <w:proofErr w:type="spellEnd"/>
       <w:r>
@@ -9277,7 +9558,7 @@
         <w:spacing w:after="0" w:line="360" w:lineRule="auto"/>
         <w:ind w:firstLine="510"/>
       </w:pPr>
-      <w:hyperlink r:id="rId14" w:history="1">
+      <w:hyperlink r:id="rId13" w:history="1">
         <w:r>
           <w:rPr>
             <w:rStyle w:val="ac"/>
@@ -9865,9 +10146,37 @@
           <w:sz w:val="22"/>
           <w:szCs w:val="22"/>
         </w:rPr>
-        <w:t xml:space="preserve"> 1 000 ? (вместо 2 500 ?)\</w:t>
+        <w:t xml:space="preserve"> 1 </w:t>
+      </w:r>
+      <w:proofErr w:type="gramStart"/>
+      <w:r>
+        <w:rPr>
+          <w:rFonts w:ascii="Times New Roman" w:hAnsi="Times New Roman" w:cs="Times New Roman"/>
+          <w:sz w:val="22"/>
+          <w:szCs w:val="22"/>
+        </w:rPr>
+        <w:t>000 ?</w:t>
+      </w:r>
+      <w:proofErr w:type="gramEnd"/>
+      <w:r>
+        <w:rPr>
+          <w:rFonts w:ascii="Times New Roman" w:hAnsi="Times New Roman" w:cs="Times New Roman"/>
+          <w:sz w:val="22"/>
+          <w:szCs w:val="22"/>
+        </w:rPr>
+        <w:t xml:space="preserve"> (вместо 2 </w:t>
+      </w:r>
+      <w:proofErr w:type="gramStart"/>
+      <w:r>
+        <w:rPr>
+          <w:rFonts w:ascii="Times New Roman" w:hAnsi="Times New Roman" w:cs="Times New Roman"/>
+          <w:sz w:val="22"/>
+          <w:szCs w:val="22"/>
+        </w:rPr>
+        <w:t>500 ?)\</w:t>
       </w:r>
       <w:proofErr w:type="spellStart"/>
+      <w:proofErr w:type="gramEnd"/>
       <w:r>
         <w:rPr>
           <w:rFonts w:ascii="Times New Roman" w:hAnsi="Times New Roman" w:cs="Times New Roman"/>
@@ -9883,7 +10192,16 @@
           <w:sz w:val="22"/>
           <w:szCs w:val="22"/>
         </w:rPr>
-        <w:t xml:space="preserve"> диагностика, УЗИ вен и план лечения.\n\</w:t>
+        <w:t xml:space="preserve"> диагностика, УЗИ вен и план </w:t>
+      </w:r>
+      <w:proofErr w:type="gramStart"/>
+      <w:r>
+        <w:rPr>
+          <w:rFonts w:ascii="Times New Roman" w:hAnsi="Times New Roman" w:cs="Times New Roman"/>
+          <w:sz w:val="22"/>
+          <w:szCs w:val="22"/>
+        </w:rPr>
+        <w:t>лечения.\n\</w:t>
       </w:r>
       <w:proofErr w:type="spellStart"/>
       <w:r>
@@ -9895,6 +10213,7 @@
         <w:t>nСовременное</w:t>
       </w:r>
       <w:proofErr w:type="spellEnd"/>
+      <w:proofErr w:type="gramEnd"/>
       <w:r>
         <w:rPr>
           <w:rFonts w:ascii="Times New Roman" w:hAnsi="Times New Roman" w:cs="Times New Roman"/>
@@ -9919,7 +10238,25 @@
           <w:sz w:val="22"/>
           <w:szCs w:val="22"/>
         </w:rPr>
-        <w:t xml:space="preserve"> лазерная коагуляция (ЭВЛК) от 39 900 ?",</w:t>
+        <w:t xml:space="preserve"> лазерная коагуляция (ЭВЛК) от 39 </w:t>
+      </w:r>
+      <w:proofErr w:type="gramStart"/>
+      <w:r>
+        <w:rPr>
+          <w:rFonts w:ascii="Times New Roman" w:hAnsi="Times New Roman" w:cs="Times New Roman"/>
+          <w:sz w:val="22"/>
+          <w:szCs w:val="22"/>
+        </w:rPr>
+        <w:t>900 ?</w:t>
+      </w:r>
+      <w:proofErr w:type="gramEnd"/>
+      <w:r>
+        <w:rPr>
+          <w:rFonts w:ascii="Times New Roman" w:hAnsi="Times New Roman" w:cs="Times New Roman"/>
+          <w:sz w:val="22"/>
+          <w:szCs w:val="22"/>
+        </w:rPr>
+        <w:t>",</w:t>
       </w:r>
     </w:p>
     <w:p>
@@ -10365,7 +10702,16 @@
           <w:sz w:val="22"/>
           <w:szCs w:val="22"/>
         </w:rPr>
-        <w:t>": "Пройдите современную диагностику в нашей клинике, и мы поможем вам увидеть мир чётко — с выгодой до 25 000 рублей!\n\</w:t>
+        <w:t xml:space="preserve">": "Пройдите современную диагностику в нашей клинике, и мы поможем вам увидеть мир чётко — с выгодой до 25 000 </w:t>
+      </w:r>
+      <w:proofErr w:type="gramStart"/>
+      <w:r>
+        <w:rPr>
+          <w:rFonts w:ascii="Times New Roman" w:hAnsi="Times New Roman" w:cs="Times New Roman"/>
+          <w:sz w:val="22"/>
+          <w:szCs w:val="22"/>
+        </w:rPr>
+        <w:t>рублей!\n\</w:t>
       </w:r>
       <w:proofErr w:type="spellStart"/>
       <w:r>
@@ -10377,15 +10723,26 @@
         <w:t>nВот</w:t>
       </w:r>
       <w:proofErr w:type="spellEnd"/>
-      <w:r>
-        <w:rPr>
-          <w:rFonts w:ascii="Times New Roman" w:hAnsi="Times New Roman" w:cs="Times New Roman"/>
-          <w:sz w:val="22"/>
-          <w:szCs w:val="22"/>
-        </w:rPr>
-        <w:t xml:space="preserve"> как это работает:\</w:t>
+      <w:proofErr w:type="gramEnd"/>
+      <w:r>
+        <w:rPr>
+          <w:rFonts w:ascii="Times New Roman" w:hAnsi="Times New Roman" w:cs="Times New Roman"/>
+          <w:sz w:val="22"/>
+          <w:szCs w:val="22"/>
+        </w:rPr>
+        <w:t xml:space="preserve"> как это </w:t>
+      </w:r>
+      <w:proofErr w:type="gramStart"/>
+      <w:r>
+        <w:rPr>
+          <w:rFonts w:ascii="Times New Roman" w:hAnsi="Times New Roman" w:cs="Times New Roman"/>
+          <w:sz w:val="22"/>
+          <w:szCs w:val="22"/>
+        </w:rPr>
+        <w:t>работает:\</w:t>
       </w:r>
       <w:proofErr w:type="spellStart"/>
+      <w:proofErr w:type="gramEnd"/>
       <w:r>
         <w:rPr>
           <w:rFonts w:ascii="Times New Roman" w:hAnsi="Times New Roman" w:cs="Times New Roman"/>
@@ -11101,7 +11458,7 @@
           <w:szCs w:val="22"/>
         </w:rPr>
       </w:pPr>
-      <w:hyperlink r:id="rId15" w:history="1">
+      <w:hyperlink r:id="rId14" w:history="1">
         <w:r>
           <w:rPr>
             <w:rStyle w:val="ac"/>
@@ -11578,14 +11935,25 @@
         <w:t>"</w:t>
       </w:r>
       <w:proofErr w:type="spellStart"/>
-      <w:r>
-        <w:rPr>
-          <w:rFonts w:ascii="Times New Roman" w:hAnsi="Times New Roman" w:cs="Times New Roman"/>
-          <w:sz w:val="22"/>
-          <w:szCs w:val="22"/>
-          <w:lang w:val="en-US"/>
-        </w:rPr>
-        <w:t>patient_id</w:t>
+      <w:proofErr w:type="gramStart"/>
+      <w:r>
+        <w:rPr>
+          <w:rFonts w:ascii="Times New Roman" w:hAnsi="Times New Roman" w:cs="Times New Roman"/>
+          <w:sz w:val="22"/>
+          <w:szCs w:val="22"/>
+          <w:lang w:val="en-US"/>
+        </w:rPr>
+        <w:t>patient</w:t>
+      </w:r>
+      <w:proofErr w:type="gramEnd"/>
+      <w:r>
+        <w:rPr>
+          <w:rFonts w:ascii="Times New Roman" w:hAnsi="Times New Roman" w:cs="Times New Roman"/>
+          <w:sz w:val="22"/>
+          <w:szCs w:val="22"/>
+          <w:lang w:val="en-US"/>
+        </w:rPr>
+        <w:t>_id</w:t>
       </w:r>
       <w:proofErr w:type="spellEnd"/>
       <w:r>
@@ -11712,14 +12080,25 @@
         <w:t>"</w:t>
       </w:r>
       <w:proofErr w:type="spellStart"/>
-      <w:r>
-        <w:rPr>
-          <w:rFonts w:ascii="Times New Roman" w:hAnsi="Times New Roman" w:cs="Times New Roman"/>
-          <w:sz w:val="22"/>
-          <w:szCs w:val="22"/>
-          <w:lang w:val="en-US"/>
-        </w:rPr>
-        <w:t>doctor_id</w:t>
+      <w:proofErr w:type="gramStart"/>
+      <w:r>
+        <w:rPr>
+          <w:rFonts w:ascii="Times New Roman" w:hAnsi="Times New Roman" w:cs="Times New Roman"/>
+          <w:sz w:val="22"/>
+          <w:szCs w:val="22"/>
+          <w:lang w:val="en-US"/>
+        </w:rPr>
+        <w:t>doctor</w:t>
+      </w:r>
+      <w:proofErr w:type="gramEnd"/>
+      <w:r>
+        <w:rPr>
+          <w:rFonts w:ascii="Times New Roman" w:hAnsi="Times New Roman" w:cs="Times New Roman"/>
+          <w:sz w:val="22"/>
+          <w:szCs w:val="22"/>
+          <w:lang w:val="en-US"/>
+        </w:rPr>
+        <w:t>_id</w:t>
       </w:r>
       <w:proofErr w:type="spellEnd"/>
       <w:r>
@@ -11917,14 +12296,25 @@
         <w:t>"</w:t>
       </w:r>
       <w:proofErr w:type="spellStart"/>
-      <w:r>
-        <w:rPr>
-          <w:rFonts w:ascii="Times New Roman" w:hAnsi="Times New Roman" w:cs="Times New Roman"/>
-          <w:sz w:val="22"/>
-          <w:szCs w:val="22"/>
-          <w:lang w:val="en-US"/>
-        </w:rPr>
-        <w:t>patient_id</w:t>
+      <w:proofErr w:type="gramStart"/>
+      <w:r>
+        <w:rPr>
+          <w:rFonts w:ascii="Times New Roman" w:hAnsi="Times New Roman" w:cs="Times New Roman"/>
+          <w:sz w:val="22"/>
+          <w:szCs w:val="22"/>
+          <w:lang w:val="en-US"/>
+        </w:rPr>
+        <w:t>patient</w:t>
+      </w:r>
+      <w:proofErr w:type="gramEnd"/>
+      <w:r>
+        <w:rPr>
+          <w:rFonts w:ascii="Times New Roman" w:hAnsi="Times New Roman" w:cs="Times New Roman"/>
+          <w:sz w:val="22"/>
+          <w:szCs w:val="22"/>
+          <w:lang w:val="en-US"/>
+        </w:rPr>
+        <w:t>_id</w:t>
       </w:r>
       <w:proofErr w:type="spellEnd"/>
       <w:r>
@@ -12053,14 +12443,25 @@
         <w:t>"</w:t>
       </w:r>
       <w:proofErr w:type="spellStart"/>
-      <w:r>
-        <w:rPr>
-          <w:rFonts w:ascii="Times New Roman" w:hAnsi="Times New Roman" w:cs="Times New Roman"/>
-          <w:sz w:val="22"/>
-          <w:szCs w:val="22"/>
-          <w:lang w:val="en-US"/>
-        </w:rPr>
-        <w:t>doctor_id</w:t>
+      <w:proofErr w:type="gramStart"/>
+      <w:r>
+        <w:rPr>
+          <w:rFonts w:ascii="Times New Roman" w:hAnsi="Times New Roman" w:cs="Times New Roman"/>
+          <w:sz w:val="22"/>
+          <w:szCs w:val="22"/>
+          <w:lang w:val="en-US"/>
+        </w:rPr>
+        <w:t>doctor</w:t>
+      </w:r>
+      <w:proofErr w:type="gramEnd"/>
+      <w:r>
+        <w:rPr>
+          <w:rFonts w:ascii="Times New Roman" w:hAnsi="Times New Roman" w:cs="Times New Roman"/>
+          <w:sz w:val="22"/>
+          <w:szCs w:val="22"/>
+          <w:lang w:val="en-US"/>
+        </w:rPr>
+        <w:t>_id</w:t>
       </w:r>
       <w:proofErr w:type="spellEnd"/>
       <w:r>
@@ -12258,14 +12659,25 @@
         <w:t>"</w:t>
       </w:r>
       <w:proofErr w:type="spellStart"/>
-      <w:r>
-        <w:rPr>
-          <w:rFonts w:ascii="Times New Roman" w:hAnsi="Times New Roman" w:cs="Times New Roman"/>
-          <w:sz w:val="22"/>
-          <w:szCs w:val="22"/>
-          <w:lang w:val="en-US"/>
-        </w:rPr>
-        <w:t>patient_id</w:t>
+      <w:proofErr w:type="gramStart"/>
+      <w:r>
+        <w:rPr>
+          <w:rFonts w:ascii="Times New Roman" w:hAnsi="Times New Roman" w:cs="Times New Roman"/>
+          <w:sz w:val="22"/>
+          <w:szCs w:val="22"/>
+          <w:lang w:val="en-US"/>
+        </w:rPr>
+        <w:t>patient</w:t>
+      </w:r>
+      <w:proofErr w:type="gramEnd"/>
+      <w:r>
+        <w:rPr>
+          <w:rFonts w:ascii="Times New Roman" w:hAnsi="Times New Roman" w:cs="Times New Roman"/>
+          <w:sz w:val="22"/>
+          <w:szCs w:val="22"/>
+          <w:lang w:val="en-US"/>
+        </w:rPr>
+        <w:t>_id</w:t>
       </w:r>
       <w:proofErr w:type="spellEnd"/>
       <w:r>
@@ -12393,14 +12805,25 @@
         <w:t>"</w:t>
       </w:r>
       <w:proofErr w:type="spellStart"/>
-      <w:r>
-        <w:rPr>
-          <w:rFonts w:ascii="Times New Roman" w:hAnsi="Times New Roman" w:cs="Times New Roman"/>
-          <w:sz w:val="22"/>
-          <w:szCs w:val="22"/>
-          <w:lang w:val="en-US"/>
-        </w:rPr>
-        <w:t>doctor_id</w:t>
+      <w:proofErr w:type="gramStart"/>
+      <w:r>
+        <w:rPr>
+          <w:rFonts w:ascii="Times New Roman" w:hAnsi="Times New Roman" w:cs="Times New Roman"/>
+          <w:sz w:val="22"/>
+          <w:szCs w:val="22"/>
+          <w:lang w:val="en-US"/>
+        </w:rPr>
+        <w:t>doctor</w:t>
+      </w:r>
+      <w:proofErr w:type="gramEnd"/>
+      <w:r>
+        <w:rPr>
+          <w:rFonts w:ascii="Times New Roman" w:hAnsi="Times New Roman" w:cs="Times New Roman"/>
+          <w:sz w:val="22"/>
+          <w:szCs w:val="22"/>
+          <w:lang w:val="en-US"/>
+        </w:rPr>
+        <w:t>_id</w:t>
       </w:r>
       <w:proofErr w:type="spellEnd"/>
       <w:r>
@@ -12598,14 +13021,25 @@
         <w:t>"</w:t>
       </w:r>
       <w:proofErr w:type="spellStart"/>
-      <w:r>
-        <w:rPr>
-          <w:rFonts w:ascii="Times New Roman" w:hAnsi="Times New Roman" w:cs="Times New Roman"/>
-          <w:sz w:val="22"/>
-          <w:szCs w:val="22"/>
-          <w:lang w:val="en-US"/>
-        </w:rPr>
-        <w:t>patient_id</w:t>
+      <w:proofErr w:type="gramStart"/>
+      <w:r>
+        <w:rPr>
+          <w:rFonts w:ascii="Times New Roman" w:hAnsi="Times New Roman" w:cs="Times New Roman"/>
+          <w:sz w:val="22"/>
+          <w:szCs w:val="22"/>
+          <w:lang w:val="en-US"/>
+        </w:rPr>
+        <w:t>patient</w:t>
+      </w:r>
+      <w:proofErr w:type="gramEnd"/>
+      <w:r>
+        <w:rPr>
+          <w:rFonts w:ascii="Times New Roman" w:hAnsi="Times New Roman" w:cs="Times New Roman"/>
+          <w:sz w:val="22"/>
+          <w:szCs w:val="22"/>
+          <w:lang w:val="en-US"/>
+        </w:rPr>
+        <w:t>_id</w:t>
       </w:r>
       <w:proofErr w:type="spellEnd"/>
       <w:r>
@@ -12732,14 +13166,25 @@
         <w:t>"</w:t>
       </w:r>
       <w:proofErr w:type="spellStart"/>
-      <w:r>
-        <w:rPr>
-          <w:rFonts w:ascii="Times New Roman" w:hAnsi="Times New Roman" w:cs="Times New Roman"/>
-          <w:sz w:val="22"/>
-          <w:szCs w:val="22"/>
-          <w:lang w:val="en-US"/>
-        </w:rPr>
-        <w:t>doctor_id</w:t>
+      <w:proofErr w:type="gramStart"/>
+      <w:r>
+        <w:rPr>
+          <w:rFonts w:ascii="Times New Roman" w:hAnsi="Times New Roman" w:cs="Times New Roman"/>
+          <w:sz w:val="22"/>
+          <w:szCs w:val="22"/>
+          <w:lang w:val="en-US"/>
+        </w:rPr>
+        <w:t>doctor</w:t>
+      </w:r>
+      <w:proofErr w:type="gramEnd"/>
+      <w:r>
+        <w:rPr>
+          <w:rFonts w:ascii="Times New Roman" w:hAnsi="Times New Roman" w:cs="Times New Roman"/>
+          <w:sz w:val="22"/>
+          <w:szCs w:val="22"/>
+          <w:lang w:val="en-US"/>
+        </w:rPr>
+        <w:t>_id</w:t>
       </w:r>
       <w:proofErr w:type="spellEnd"/>
       <w:r>
@@ -12937,14 +13382,25 @@
         <w:t>"</w:t>
       </w:r>
       <w:proofErr w:type="spellStart"/>
-      <w:r>
-        <w:rPr>
-          <w:rFonts w:ascii="Times New Roman" w:hAnsi="Times New Roman" w:cs="Times New Roman"/>
-          <w:sz w:val="22"/>
-          <w:szCs w:val="22"/>
-          <w:lang w:val="en-US"/>
-        </w:rPr>
-        <w:t>patient_id</w:t>
+      <w:proofErr w:type="gramStart"/>
+      <w:r>
+        <w:rPr>
+          <w:rFonts w:ascii="Times New Roman" w:hAnsi="Times New Roman" w:cs="Times New Roman"/>
+          <w:sz w:val="22"/>
+          <w:szCs w:val="22"/>
+          <w:lang w:val="en-US"/>
+        </w:rPr>
+        <w:t>patient</w:t>
+      </w:r>
+      <w:proofErr w:type="gramEnd"/>
+      <w:r>
+        <w:rPr>
+          <w:rFonts w:ascii="Times New Roman" w:hAnsi="Times New Roman" w:cs="Times New Roman"/>
+          <w:sz w:val="22"/>
+          <w:szCs w:val="22"/>
+          <w:lang w:val="en-US"/>
+        </w:rPr>
+        <w:t>_id</w:t>
       </w:r>
       <w:proofErr w:type="spellEnd"/>
       <w:r>
@@ -13071,14 +13527,25 @@
         <w:t>"</w:t>
       </w:r>
       <w:proofErr w:type="spellStart"/>
-      <w:r>
-        <w:rPr>
-          <w:rFonts w:ascii="Times New Roman" w:hAnsi="Times New Roman" w:cs="Times New Roman"/>
-          <w:sz w:val="22"/>
-          <w:szCs w:val="22"/>
-          <w:lang w:val="en-US"/>
-        </w:rPr>
-        <w:t>doctor_id</w:t>
+      <w:proofErr w:type="gramStart"/>
+      <w:r>
+        <w:rPr>
+          <w:rFonts w:ascii="Times New Roman" w:hAnsi="Times New Roman" w:cs="Times New Roman"/>
+          <w:sz w:val="22"/>
+          <w:szCs w:val="22"/>
+          <w:lang w:val="en-US"/>
+        </w:rPr>
+        <w:t>doctor</w:t>
+      </w:r>
+      <w:proofErr w:type="gramEnd"/>
+      <w:r>
+        <w:rPr>
+          <w:rFonts w:ascii="Times New Roman" w:hAnsi="Times New Roman" w:cs="Times New Roman"/>
+          <w:sz w:val="22"/>
+          <w:szCs w:val="22"/>
+          <w:lang w:val="en-US"/>
+        </w:rPr>
+        <w:t>_id</w:t>
       </w:r>
       <w:proofErr w:type="spellEnd"/>
       <w:r>
@@ -15944,7 +16411,7 @@
           <w:szCs w:val="22"/>
         </w:rPr>
       </w:pPr>
-      <w:hyperlink r:id="rId16" w:history="1">
+      <w:hyperlink r:id="rId15" w:history="1">
         <w:r>
           <w:rPr>
             <w:rStyle w:val="ac"/>
@@ -17007,14 +17474,25 @@
         <w:t>"</w:t>
       </w:r>
       <w:proofErr w:type="spellStart"/>
-      <w:r>
-        <w:rPr>
-          <w:rFonts w:ascii="Times New Roman" w:hAnsi="Times New Roman" w:cs="Times New Roman"/>
-          <w:sz w:val="22"/>
-          <w:szCs w:val="22"/>
-          <w:lang w:val="en-US"/>
-        </w:rPr>
-        <w:t>clinic_id</w:t>
+      <w:proofErr w:type="gramStart"/>
+      <w:r>
+        <w:rPr>
+          <w:rFonts w:ascii="Times New Roman" w:hAnsi="Times New Roman" w:cs="Times New Roman"/>
+          <w:sz w:val="22"/>
+          <w:szCs w:val="22"/>
+          <w:lang w:val="en-US"/>
+        </w:rPr>
+        <w:t>clinic</w:t>
+      </w:r>
+      <w:proofErr w:type="gramEnd"/>
+      <w:r>
+        <w:rPr>
+          <w:rFonts w:ascii="Times New Roman" w:hAnsi="Times New Roman" w:cs="Times New Roman"/>
+          <w:sz w:val="22"/>
+          <w:szCs w:val="22"/>
+          <w:lang w:val="en-US"/>
+        </w:rPr>
+        <w:t>_id</w:t>
       </w:r>
       <w:proofErr w:type="spellEnd"/>
       <w:r>
@@ -17090,14 +17568,25 @@
         <w:t>"</w:t>
       </w:r>
       <w:proofErr w:type="spellStart"/>
-      <w:r>
-        <w:rPr>
-          <w:rFonts w:ascii="Times New Roman" w:hAnsi="Times New Roman" w:cs="Times New Roman"/>
-          <w:sz w:val="22"/>
-          <w:szCs w:val="22"/>
-          <w:lang w:val="en-US"/>
-        </w:rPr>
-        <w:t>doctor_id</w:t>
+      <w:proofErr w:type="gramStart"/>
+      <w:r>
+        <w:rPr>
+          <w:rFonts w:ascii="Times New Roman" w:hAnsi="Times New Roman" w:cs="Times New Roman"/>
+          <w:sz w:val="22"/>
+          <w:szCs w:val="22"/>
+          <w:lang w:val="en-US"/>
+        </w:rPr>
+        <w:t>doctor</w:t>
+      </w:r>
+      <w:proofErr w:type="gramEnd"/>
+      <w:r>
+        <w:rPr>
+          <w:rFonts w:ascii="Times New Roman" w:hAnsi="Times New Roman" w:cs="Times New Roman"/>
+          <w:sz w:val="22"/>
+          <w:szCs w:val="22"/>
+          <w:lang w:val="en-US"/>
+        </w:rPr>
+        <w:t>_id</w:t>
       </w:r>
       <w:proofErr w:type="spellEnd"/>
       <w:r>
@@ -20153,6 +20642,7 @@
         <w:t xml:space="preserve"> </w:t>
       </w:r>
       <w:proofErr w:type="spellStart"/>
+      <w:proofErr w:type="gramStart"/>
       <w:r>
         <w:rPr>
           <w:rFonts w:ascii="Times New Roman" w:hAnsi="Times New Roman" w:cs="Times New Roman"/>
@@ -20186,7 +20676,16 @@
           <w:sz w:val="22"/>
           <w:szCs w:val="22"/>
         </w:rPr>
-        <w:t>. Обязательный, п</w:t>
+        <w:t>.</w:t>
+      </w:r>
+      <w:proofErr w:type="gramEnd"/>
+      <w:r>
+        <w:rPr>
+          <w:rFonts w:ascii="Times New Roman" w:hAnsi="Times New Roman" w:cs="Times New Roman"/>
+          <w:sz w:val="22"/>
+          <w:szCs w:val="22"/>
+        </w:rPr>
+        <w:t xml:space="preserve"> Обязательный, п</w:t>
       </w:r>
       <w:r>
         <w:rPr>
@@ -20321,6 +20820,7 @@
         <w:t xml:space="preserve"> </w:t>
       </w:r>
       <w:proofErr w:type="spellStart"/>
+      <w:proofErr w:type="gramStart"/>
       <w:r>
         <w:rPr>
           <w:rFonts w:ascii="Times New Roman" w:hAnsi="Times New Roman" w:cs="Times New Roman"/>
@@ -20354,7 +20854,16 @@
           <w:sz w:val="22"/>
           <w:szCs w:val="22"/>
         </w:rPr>
-        <w:t>. Обязательный, п</w:t>
+        <w:t>.</w:t>
+      </w:r>
+      <w:proofErr w:type="gramEnd"/>
+      <w:r>
+        <w:rPr>
+          <w:rFonts w:ascii="Times New Roman" w:hAnsi="Times New Roman" w:cs="Times New Roman"/>
+          <w:sz w:val="22"/>
+          <w:szCs w:val="22"/>
+        </w:rPr>
+        <w:t xml:space="preserve"> Обязательный, п</w:t>
       </w:r>
       <w:r>
         <w:rPr>
@@ -20499,35 +21008,48 @@
           <w:lang w:val="en-US"/>
         </w:rPr>
       </w:pPr>
-      <w:hyperlink r:id="rId17" w:history="1">
-        <w:r>
-          <w:rPr>
-            <w:rStyle w:val="ac"/>
-            <w:rFonts w:ascii="Times New Roman" w:hAnsi="Times New Roman" w:cs="Times New Roman"/>
-            <w:sz w:val="22"/>
-            <w:szCs w:val="22"/>
-            <w:lang w:val="en-US"/>
-          </w:rPr>
-          <w:t>http://ob75av-o5lx9s-319rsf-umcclient.medgraft.ru/hs/schedule/request?doctorID=00115&amp;patientID=00103115&amp;serviceID=</w:t>
-        </w:r>
-        <w:r>
-          <w:rPr>
-            <w:rStyle w:val="ac"/>
-            <w:lang w:val="en-US"/>
-          </w:rPr>
-          <w:t xml:space="preserve"> </w:t>
-        </w:r>
-        <w:r>
-          <w:rPr>
-            <w:rStyle w:val="ac"/>
-            <w:rFonts w:ascii="Times New Roman" w:hAnsi="Times New Roman" w:cs="Times New Roman"/>
-            <w:sz w:val="22"/>
-            <w:szCs w:val="22"/>
-            <w:lang w:val="en-US"/>
-          </w:rPr>
-          <w:t>00000000678&amp;startDate=2026-01-14 09:30&amp;endDate=2026-01-14 10:00</w:t>
-        </w:r>
-      </w:hyperlink>
+      <w:r>
+        <w:fldChar w:fldCharType="begin"/>
+      </w:r>
+      <w:r>
+        <w:rPr>
+          <w:lang w:val="en-US"/>
+        </w:rPr>
+        <w:instrText>HYPERLINK "http://ob75av-o5lx9s-319rsf-umcclient.medgraft.ru/hs/schedule/request?doctorID=00115&amp;patientID=00103115&amp;serviceID=%2000000000678&amp;startDate=2026-01-14%2009:30&amp;endDate=2026-01-14%2010:00"</w:instrText>
+      </w:r>
+      <w:r>
+        <w:fldChar w:fldCharType="separate"/>
+      </w:r>
+      <w:r>
+        <w:rPr>
+          <w:rStyle w:val="ac"/>
+          <w:rFonts w:ascii="Times New Roman" w:hAnsi="Times New Roman" w:cs="Times New Roman"/>
+          <w:sz w:val="22"/>
+          <w:szCs w:val="22"/>
+          <w:lang w:val="en-US"/>
+        </w:rPr>
+        <w:t>http://ob75av-o5lx9s-319rsf-umcclient.medgraft.ru/hs/schedule/request?doctorID=00115&amp;patientID=00103115&amp;serviceID=</w:t>
+      </w:r>
+      <w:r>
+        <w:rPr>
+          <w:rStyle w:val="ac"/>
+          <w:lang w:val="en-US"/>
+        </w:rPr>
+        <w:t xml:space="preserve"> </w:t>
+      </w:r>
+      <w:r>
+        <w:rPr>
+          <w:rStyle w:val="ac"/>
+          <w:rFonts w:ascii="Times New Roman" w:hAnsi="Times New Roman" w:cs="Times New Roman"/>
+          <w:sz w:val="22"/>
+          <w:szCs w:val="22"/>
+          <w:lang w:val="en-US"/>
+        </w:rPr>
+        <w:t>00000000678&amp;startDate=2026-01-14 09:30&amp;endDate=2026-01-14 10:00</w:t>
+      </w:r>
+      <w:r>
+        <w:fldChar w:fldCharType="end"/>
+      </w:r>
     </w:p>
     <w:p>
       <w:pPr>
@@ -21130,7 +21652,7 @@
           <w:szCs w:val="22"/>
         </w:rPr>
       </w:pPr>
-      <w:hyperlink r:id="rId18" w:history="1">
+      <w:hyperlink r:id="rId16" w:history="1">
         <w:r>
           <w:rPr>
             <w:rStyle w:val="ac"/>
@@ -21481,9 +22003,6 @@
     </w:p>
     <w:p>
       <w:pPr>
-        <w:spacing w:after="0" w:line="360" w:lineRule="auto"/>
-        <w:ind w:firstLine="510"/>
-        <w:jc w:val="both"/>
         <w:rPr>
           <w:rFonts w:ascii="Times New Roman" w:hAnsi="Times New Roman" w:cs="Times New Roman"/>
           <w:sz w:val="22"/>
@@ -21503,9 +22022,6 @@
     </w:p>
     <w:p>
       <w:pPr>
-        <w:spacing w:after="0" w:line="360" w:lineRule="auto"/>
-        <w:ind w:firstLine="510"/>
-        <w:jc w:val="both"/>
         <w:rPr>
           <w:rFonts w:ascii="Times New Roman" w:hAnsi="Times New Roman" w:cs="Times New Roman"/>
           <w:sz w:val="22"/>
@@ -21525,9 +22041,6 @@
     </w:p>
     <w:p>
       <w:pPr>
-        <w:spacing w:after="0" w:line="360" w:lineRule="auto"/>
-        <w:ind w:firstLine="510"/>
-        <w:jc w:val="both"/>
         <w:rPr>
           <w:rFonts w:ascii="Times New Roman" w:hAnsi="Times New Roman" w:cs="Times New Roman"/>
           <w:sz w:val="22"/>
@@ -21547,9 +22060,6 @@
     </w:p>
     <w:p>
       <w:pPr>
-        <w:spacing w:after="0" w:line="360" w:lineRule="auto"/>
-        <w:ind w:firstLine="510"/>
-        <w:jc w:val="both"/>
         <w:rPr>
           <w:rFonts w:ascii="Times New Roman" w:hAnsi="Times New Roman" w:cs="Times New Roman"/>
           <w:sz w:val="22"/>
@@ -21569,9 +22079,6 @@
     </w:p>
     <w:p>
       <w:pPr>
-        <w:spacing w:after="0" w:line="360" w:lineRule="auto"/>
-        <w:ind w:firstLine="510"/>
-        <w:jc w:val="both"/>
         <w:rPr>
           <w:rFonts w:ascii="Times New Roman" w:hAnsi="Times New Roman" w:cs="Times New Roman"/>
           <w:sz w:val="22"/>
@@ -21591,22 +22098,36 @@
     </w:p>
     <w:p>
       <w:pPr>
-        <w:spacing w:after="0" w:line="360" w:lineRule="auto"/>
-        <w:ind w:firstLine="510"/>
-        <w:jc w:val="both"/>
-        <w:rPr>
-          <w:rFonts w:ascii="Times New Roman" w:hAnsi="Times New Roman" w:cs="Times New Roman"/>
-          <w:sz w:val="22"/>
-          <w:szCs w:val="22"/>
-          <w:lang w:val="en-US"/>
-        </w:rPr>
-      </w:pPr>
-      <w:r>
-        <w:rPr>
-          <w:rFonts w:ascii="Times New Roman" w:hAnsi="Times New Roman" w:cs="Times New Roman"/>
-          <w:sz w:val="22"/>
-          <w:szCs w:val="22"/>
-          <w:lang w:val="en-US"/>
+        <w:rPr>
+          <w:rFonts w:ascii="Times New Roman" w:hAnsi="Times New Roman" w:cs="Times New Roman"/>
+          <w:sz w:val="22"/>
+          <w:szCs w:val="22"/>
+          <w:lang w:val="en-US"/>
+        </w:rPr>
+      </w:pPr>
+      <w:r>
+        <w:rPr>
+          <w:rFonts w:ascii="Times New Roman" w:hAnsi="Times New Roman" w:cs="Times New Roman"/>
+          <w:sz w:val="22"/>
+          <w:szCs w:val="22"/>
+          <w:lang w:val="en-US"/>
+        </w:rPr>
+        <w:t>"webID": "17f373cd-f830-11f0-b015-8447093d127d",</w:t>
+      </w:r>
+    </w:p>
+    <w:p>
+      <w:pPr>
+        <w:rPr>
+          <w:rFonts w:ascii="Times New Roman" w:hAnsi="Times New Roman" w:cs="Times New Roman"/>
+          <w:sz w:val="22"/>
+          <w:szCs w:val="22"/>
+        </w:rPr>
+      </w:pPr>
+      <w:r>
+        <w:rPr>
+          <w:rFonts w:ascii="Times New Roman" w:hAnsi="Times New Roman" w:cs="Times New Roman"/>
+          <w:sz w:val="22"/>
+          <w:szCs w:val="22"/>
         </w:rPr>
         <w:t>"</w:t>
       </w:r>
@@ -21616,7 +22137,588 @@
           <w:rFonts w:ascii="Times New Roman" w:hAnsi="Times New Roman" w:cs="Times New Roman"/>
           <w:sz w:val="22"/>
           <w:szCs w:val="22"/>
-          <w:lang w:val="en-US"/>
+        </w:rPr>
+        <w:t>doctorID</w:t>
+      </w:r>
+      <w:proofErr w:type="spellEnd"/>
+      <w:r>
+        <w:rPr>
+          <w:rFonts w:ascii="Times New Roman" w:hAnsi="Times New Roman" w:cs="Times New Roman"/>
+          <w:sz w:val="22"/>
+          <w:szCs w:val="22"/>
+        </w:rPr>
+        <w:t>": "00023",</w:t>
+      </w:r>
+    </w:p>
+    <w:p>
+      <w:pPr>
+        <w:rPr>
+          <w:rFonts w:ascii="Times New Roman" w:hAnsi="Times New Roman" w:cs="Times New Roman"/>
+          <w:sz w:val="22"/>
+          <w:szCs w:val="22"/>
+        </w:rPr>
+      </w:pPr>
+      <w:r>
+        <w:rPr>
+          <w:rFonts w:ascii="Times New Roman" w:hAnsi="Times New Roman" w:cs="Times New Roman"/>
+          <w:sz w:val="22"/>
+          <w:szCs w:val="22"/>
+        </w:rPr>
+        <w:t>"</w:t>
+      </w:r>
+      <w:proofErr w:type="spellStart"/>
+      <w:r>
+        <w:rPr>
+          <w:rFonts w:ascii="Times New Roman" w:hAnsi="Times New Roman" w:cs="Times New Roman"/>
+          <w:sz w:val="22"/>
+          <w:szCs w:val="22"/>
+        </w:rPr>
+        <w:t>doctorName</w:t>
+      </w:r>
+      <w:proofErr w:type="spellEnd"/>
+      <w:r>
+        <w:rPr>
+          <w:rFonts w:ascii="Times New Roman" w:hAnsi="Times New Roman" w:cs="Times New Roman"/>
+          <w:sz w:val="22"/>
+          <w:szCs w:val="22"/>
+        </w:rPr>
+        <w:t>": "Ванина Татьяна Александровна",</w:t>
+      </w:r>
+    </w:p>
+    <w:p>
+      <w:pPr>
+        <w:rPr>
+          <w:rFonts w:ascii="Times New Roman" w:hAnsi="Times New Roman" w:cs="Times New Roman"/>
+          <w:sz w:val="22"/>
+          <w:szCs w:val="22"/>
+        </w:rPr>
+      </w:pPr>
+      <w:r>
+        <w:rPr>
+          <w:rFonts w:ascii="Times New Roman" w:hAnsi="Times New Roman" w:cs="Times New Roman"/>
+          <w:sz w:val="22"/>
+          <w:szCs w:val="22"/>
+        </w:rPr>
+        <w:t>"</w:t>
+      </w:r>
+      <w:proofErr w:type="spellStart"/>
+      <w:r>
+        <w:rPr>
+          <w:rFonts w:ascii="Times New Roman" w:hAnsi="Times New Roman" w:cs="Times New Roman"/>
+          <w:sz w:val="22"/>
+          <w:szCs w:val="22"/>
+        </w:rPr>
+        <w:t>date</w:t>
+      </w:r>
+      <w:proofErr w:type="spellEnd"/>
+      <w:r>
+        <w:rPr>
+          <w:rFonts w:ascii="Times New Roman" w:hAnsi="Times New Roman" w:cs="Times New Roman"/>
+          <w:sz w:val="22"/>
+          <w:szCs w:val="22"/>
+        </w:rPr>
+        <w:t>": "2026-01-27",</w:t>
+      </w:r>
+    </w:p>
+    <w:p>
+      <w:pPr>
+        <w:rPr>
+          <w:rFonts w:ascii="Times New Roman" w:hAnsi="Times New Roman" w:cs="Times New Roman"/>
+          <w:sz w:val="22"/>
+          <w:szCs w:val="22"/>
+        </w:rPr>
+      </w:pPr>
+      <w:r>
+        <w:rPr>
+          <w:rFonts w:ascii="Times New Roman" w:hAnsi="Times New Roman" w:cs="Times New Roman"/>
+          <w:sz w:val="22"/>
+          <w:szCs w:val="22"/>
+        </w:rPr>
+        <w:t>"</w:t>
+      </w:r>
+      <w:proofErr w:type="spellStart"/>
+      <w:r>
+        <w:rPr>
+          <w:rFonts w:ascii="Times New Roman" w:hAnsi="Times New Roman" w:cs="Times New Roman"/>
+          <w:sz w:val="22"/>
+          <w:szCs w:val="22"/>
+        </w:rPr>
+        <w:t>startTime</w:t>
+      </w:r>
+      <w:proofErr w:type="spellEnd"/>
+      <w:r>
+        <w:rPr>
+          <w:rFonts w:ascii="Times New Roman" w:hAnsi="Times New Roman" w:cs="Times New Roman"/>
+          <w:sz w:val="22"/>
+          <w:szCs w:val="22"/>
+        </w:rPr>
+        <w:t>": "15:30",</w:t>
+      </w:r>
+    </w:p>
+    <w:p>
+      <w:pPr>
+        <w:rPr>
+          <w:rFonts w:ascii="Times New Roman" w:hAnsi="Times New Roman" w:cs="Times New Roman"/>
+          <w:sz w:val="22"/>
+          <w:szCs w:val="22"/>
+        </w:rPr>
+      </w:pPr>
+      <w:r>
+        <w:rPr>
+          <w:rFonts w:ascii="Times New Roman" w:hAnsi="Times New Roman" w:cs="Times New Roman"/>
+          <w:sz w:val="22"/>
+          <w:szCs w:val="22"/>
+        </w:rPr>
+        <w:t>"</w:t>
+      </w:r>
+      <w:proofErr w:type="spellStart"/>
+      <w:r>
+        <w:rPr>
+          <w:rFonts w:ascii="Times New Roman" w:hAnsi="Times New Roman" w:cs="Times New Roman"/>
+          <w:sz w:val="22"/>
+          <w:szCs w:val="22"/>
+        </w:rPr>
+        <w:t>endTime</w:t>
+      </w:r>
+      <w:proofErr w:type="spellEnd"/>
+      <w:r>
+        <w:rPr>
+          <w:rFonts w:ascii="Times New Roman" w:hAnsi="Times New Roman" w:cs="Times New Roman"/>
+          <w:sz w:val="22"/>
+          <w:szCs w:val="22"/>
+        </w:rPr>
+        <w:t>": "16:00",</w:t>
+      </w:r>
+    </w:p>
+    <w:p>
+      <w:pPr>
+        <w:rPr>
+          <w:rFonts w:ascii="Times New Roman" w:hAnsi="Times New Roman" w:cs="Times New Roman"/>
+          <w:sz w:val="22"/>
+          <w:szCs w:val="22"/>
+        </w:rPr>
+      </w:pPr>
+      <w:r>
+        <w:rPr>
+          <w:rFonts w:ascii="Times New Roman" w:hAnsi="Times New Roman" w:cs="Times New Roman"/>
+          <w:sz w:val="22"/>
+          <w:szCs w:val="22"/>
+        </w:rPr>
+        <w:t>"</w:t>
+      </w:r>
+      <w:proofErr w:type="spellStart"/>
+      <w:r>
+        <w:rPr>
+          <w:rFonts w:ascii="Times New Roman" w:hAnsi="Times New Roman" w:cs="Times New Roman"/>
+          <w:sz w:val="22"/>
+          <w:szCs w:val="22"/>
+        </w:rPr>
+        <w:t>status</w:t>
+      </w:r>
+      <w:proofErr w:type="spellEnd"/>
+      <w:r>
+        <w:rPr>
+          <w:rFonts w:ascii="Times New Roman" w:hAnsi="Times New Roman" w:cs="Times New Roman"/>
+          <w:sz w:val="22"/>
+          <w:szCs w:val="22"/>
+        </w:rPr>
+        <w:t xml:space="preserve">": "Создана в мобильном приложении </w:t>
+      </w:r>
+      <w:proofErr w:type="spellStart"/>
+      <w:r>
+        <w:rPr>
+          <w:rFonts w:ascii="Times New Roman" w:hAnsi="Times New Roman" w:cs="Times New Roman"/>
+          <w:sz w:val="22"/>
+          <w:szCs w:val="22"/>
+        </w:rPr>
+        <w:t>Медграфт</w:t>
+      </w:r>
+      <w:proofErr w:type="spellEnd"/>
+      <w:r>
+        <w:rPr>
+          <w:rFonts w:ascii="Times New Roman" w:hAnsi="Times New Roman" w:cs="Times New Roman"/>
+          <w:sz w:val="22"/>
+          <w:szCs w:val="22"/>
+        </w:rPr>
+        <w:t>",</w:t>
+      </w:r>
+    </w:p>
+    <w:p>
+      <w:pPr>
+        <w:rPr>
+          <w:rFonts w:ascii="Times New Roman" w:hAnsi="Times New Roman" w:cs="Times New Roman"/>
+          <w:sz w:val="22"/>
+          <w:szCs w:val="22"/>
+          <w:lang w:val="en-US"/>
+        </w:rPr>
+      </w:pPr>
+      <w:r>
+        <w:rPr>
+          <w:rFonts w:ascii="Times New Roman" w:hAnsi="Times New Roman" w:cs="Times New Roman"/>
+          <w:sz w:val="22"/>
+          <w:szCs w:val="22"/>
+          <w:lang w:val="en-US"/>
+        </w:rPr>
+        <w:t>"doctorImage": "https://</w:t>
+      </w:r>
+      <w:r>
+        <w:rPr>
+          <w:rFonts w:ascii="Times New Roman" w:hAnsi="Times New Roman" w:cs="Times New Roman"/>
+          <w:sz w:val="22"/>
+          <w:szCs w:val="22"/>
+        </w:rPr>
+        <w:t>медграфт</w:t>
+      </w:r>
+      <w:r>
+        <w:rPr>
+          <w:rFonts w:ascii="Times New Roman" w:hAnsi="Times New Roman" w:cs="Times New Roman"/>
+          <w:sz w:val="22"/>
+          <w:szCs w:val="22"/>
+          <w:lang w:val="en-US"/>
+        </w:rPr>
+        <w:t>.</w:t>
+      </w:r>
+      <w:r>
+        <w:rPr>
+          <w:rFonts w:ascii="Times New Roman" w:hAnsi="Times New Roman" w:cs="Times New Roman"/>
+          <w:sz w:val="22"/>
+          <w:szCs w:val="22"/>
+        </w:rPr>
+        <w:t>рф</w:t>
+      </w:r>
+      <w:r>
+        <w:rPr>
+          <w:rFonts w:ascii="Times New Roman" w:hAnsi="Times New Roman" w:cs="Times New Roman"/>
+          <w:sz w:val="22"/>
+          <w:szCs w:val="22"/>
+          <w:lang w:val="en-US"/>
+        </w:rPr>
+        <w:t>/upload/wpallimport/files/ImgDoctors/00023.png",</w:t>
+      </w:r>
+    </w:p>
+    <w:p>
+      <w:pPr>
+        <w:rPr>
+          <w:rFonts w:ascii="Times New Roman" w:hAnsi="Times New Roman" w:cs="Times New Roman"/>
+          <w:sz w:val="22"/>
+          <w:szCs w:val="22"/>
+          <w:lang w:val="en-US"/>
+        </w:rPr>
+      </w:pPr>
+      <w:r>
+        <w:rPr>
+          <w:rFonts w:ascii="Times New Roman" w:hAnsi="Times New Roman" w:cs="Times New Roman"/>
+          <w:sz w:val="22"/>
+          <w:szCs w:val="22"/>
+          <w:lang w:val="en-US"/>
+        </w:rPr>
+        <w:t>"works": [</w:t>
+      </w:r>
+    </w:p>
+    <w:p>
+      <w:pPr>
+        <w:rPr>
+          <w:rFonts w:ascii="Times New Roman" w:hAnsi="Times New Roman" w:cs="Times New Roman"/>
+          <w:sz w:val="22"/>
+          <w:szCs w:val="22"/>
+          <w:lang w:val="en-US"/>
+        </w:rPr>
+      </w:pPr>
+      <w:r>
+        <w:rPr>
+          <w:rFonts w:ascii="Times New Roman" w:hAnsi="Times New Roman" w:cs="Times New Roman"/>
+          <w:sz w:val="22"/>
+          <w:szCs w:val="22"/>
+          <w:lang w:val="en-US"/>
+        </w:rPr>
+        <w:t>{</w:t>
+      </w:r>
+    </w:p>
+    <w:p>
+      <w:pPr>
+        <w:rPr>
+          <w:rFonts w:ascii="Times New Roman" w:hAnsi="Times New Roman" w:cs="Times New Roman"/>
+          <w:sz w:val="22"/>
+          <w:szCs w:val="22"/>
+          <w:lang w:val="en-US"/>
+        </w:rPr>
+      </w:pPr>
+      <w:r>
+        <w:rPr>
+          <w:rFonts w:ascii="Times New Roman" w:hAnsi="Times New Roman" w:cs="Times New Roman"/>
+          <w:sz w:val="22"/>
+          <w:szCs w:val="22"/>
+          <w:lang w:val="en-US"/>
+        </w:rPr>
+        <w:t>"nomenclatureID": "00000000677",</w:t>
+      </w:r>
+    </w:p>
+    <w:p>
+      <w:pPr>
+        <w:rPr>
+          <w:rFonts w:ascii="Times New Roman" w:hAnsi="Times New Roman" w:cs="Times New Roman"/>
+          <w:sz w:val="22"/>
+          <w:szCs w:val="22"/>
+          <w:lang w:val="en-US"/>
+        </w:rPr>
+      </w:pPr>
+      <w:r>
+        <w:rPr>
+          <w:rFonts w:ascii="Times New Roman" w:hAnsi="Times New Roman" w:cs="Times New Roman"/>
+          <w:sz w:val="22"/>
+          <w:szCs w:val="22"/>
+          <w:lang w:val="en-US"/>
+        </w:rPr>
+        <w:t>"nomenclatureName": "</w:t>
+      </w:r>
+      <w:r>
+        <w:rPr>
+          <w:rFonts w:ascii="Times New Roman" w:hAnsi="Times New Roman" w:cs="Times New Roman"/>
+          <w:sz w:val="22"/>
+          <w:szCs w:val="22"/>
+        </w:rPr>
+        <w:t>УЗИ</w:t>
+      </w:r>
+      <w:r>
+        <w:rPr>
+          <w:rFonts w:ascii="Times New Roman" w:hAnsi="Times New Roman" w:cs="Times New Roman"/>
+          <w:sz w:val="22"/>
+          <w:szCs w:val="22"/>
+          <w:lang w:val="en-US"/>
+        </w:rPr>
+        <w:t xml:space="preserve"> </w:t>
+      </w:r>
+      <w:r>
+        <w:rPr>
+          <w:rFonts w:ascii="Times New Roman" w:hAnsi="Times New Roman" w:cs="Times New Roman"/>
+          <w:sz w:val="22"/>
+          <w:szCs w:val="22"/>
+        </w:rPr>
+        <w:t>щитовидной</w:t>
+      </w:r>
+      <w:r>
+        <w:rPr>
+          <w:rFonts w:ascii="Times New Roman" w:hAnsi="Times New Roman" w:cs="Times New Roman"/>
+          <w:sz w:val="22"/>
+          <w:szCs w:val="22"/>
+          <w:lang w:val="en-US"/>
+        </w:rPr>
+        <w:t xml:space="preserve"> </w:t>
+      </w:r>
+      <w:r>
+        <w:rPr>
+          <w:rFonts w:ascii="Times New Roman" w:hAnsi="Times New Roman" w:cs="Times New Roman"/>
+          <w:sz w:val="22"/>
+          <w:szCs w:val="22"/>
+        </w:rPr>
+        <w:t>железы</w:t>
+      </w:r>
+      <w:r>
+        <w:rPr>
+          <w:rFonts w:ascii="Times New Roman" w:hAnsi="Times New Roman" w:cs="Times New Roman"/>
+          <w:sz w:val="22"/>
+          <w:szCs w:val="22"/>
+          <w:lang w:val="en-US"/>
+        </w:rPr>
+        <w:t>",</w:t>
+      </w:r>
+    </w:p>
+    <w:p>
+      <w:pPr>
+        <w:rPr>
+          <w:rFonts w:ascii="Times New Roman" w:hAnsi="Times New Roman" w:cs="Times New Roman"/>
+          <w:sz w:val="22"/>
+          <w:szCs w:val="22"/>
+        </w:rPr>
+      </w:pPr>
+      <w:r>
+        <w:rPr>
+          <w:rFonts w:ascii="Times New Roman" w:hAnsi="Times New Roman" w:cs="Times New Roman"/>
+          <w:sz w:val="22"/>
+          <w:szCs w:val="22"/>
+        </w:rPr>
+        <w:t>"</w:t>
+      </w:r>
+      <w:proofErr w:type="spellStart"/>
+      <w:r>
+        <w:rPr>
+          <w:rFonts w:ascii="Times New Roman" w:hAnsi="Times New Roman" w:cs="Times New Roman"/>
+          <w:sz w:val="22"/>
+          <w:szCs w:val="22"/>
+        </w:rPr>
+        <w:t>continuance</w:t>
+      </w:r>
+      <w:proofErr w:type="spellEnd"/>
+      <w:r>
+        <w:rPr>
+          <w:rFonts w:ascii="Times New Roman" w:hAnsi="Times New Roman" w:cs="Times New Roman"/>
+          <w:sz w:val="22"/>
+          <w:szCs w:val="22"/>
+        </w:rPr>
+        <w:t>": "00:30",</w:t>
+      </w:r>
+    </w:p>
+    <w:p>
+      <w:pPr>
+        <w:rPr>
+          <w:rFonts w:ascii="Times New Roman" w:hAnsi="Times New Roman" w:cs="Times New Roman"/>
+          <w:sz w:val="22"/>
+          <w:szCs w:val="22"/>
+        </w:rPr>
+      </w:pPr>
+      <w:r>
+        <w:rPr>
+          <w:rFonts w:ascii="Times New Roman" w:hAnsi="Times New Roman" w:cs="Times New Roman"/>
+          <w:sz w:val="22"/>
+          <w:szCs w:val="22"/>
+        </w:rPr>
+        <w:t>"</w:t>
+      </w:r>
+      <w:proofErr w:type="spellStart"/>
+      <w:r>
+        <w:rPr>
+          <w:rFonts w:ascii="Times New Roman" w:hAnsi="Times New Roman" w:cs="Times New Roman"/>
+          <w:sz w:val="22"/>
+          <w:szCs w:val="22"/>
+        </w:rPr>
+        <w:t>workerID</w:t>
+      </w:r>
+      <w:proofErr w:type="spellEnd"/>
+      <w:r>
+        <w:rPr>
+          <w:rFonts w:ascii="Times New Roman" w:hAnsi="Times New Roman" w:cs="Times New Roman"/>
+          <w:sz w:val="22"/>
+          <w:szCs w:val="22"/>
+        </w:rPr>
+        <w:t>": "",</w:t>
+      </w:r>
+    </w:p>
+    <w:p>
+      <w:pPr>
+        <w:rPr>
+          <w:rFonts w:ascii="Times New Roman" w:hAnsi="Times New Roman" w:cs="Times New Roman"/>
+          <w:sz w:val="22"/>
+          <w:szCs w:val="22"/>
+        </w:rPr>
+      </w:pPr>
+      <w:r>
+        <w:rPr>
+          <w:rFonts w:ascii="Times New Roman" w:hAnsi="Times New Roman" w:cs="Times New Roman"/>
+          <w:sz w:val="22"/>
+          <w:szCs w:val="22"/>
+        </w:rPr>
+        <w:t>"</w:t>
+      </w:r>
+      <w:proofErr w:type="spellStart"/>
+      <w:r>
+        <w:rPr>
+          <w:rFonts w:ascii="Times New Roman" w:hAnsi="Times New Roman" w:cs="Times New Roman"/>
+          <w:sz w:val="22"/>
+          <w:szCs w:val="22"/>
+        </w:rPr>
+        <w:t>workerName</w:t>
+      </w:r>
+      <w:proofErr w:type="spellEnd"/>
+      <w:r>
+        <w:rPr>
+          <w:rFonts w:ascii="Times New Roman" w:hAnsi="Times New Roman" w:cs="Times New Roman"/>
+          <w:sz w:val="22"/>
+          <w:szCs w:val="22"/>
+        </w:rPr>
+        <w:t>": ""</w:t>
+      </w:r>
+    </w:p>
+    <w:p>
+      <w:pPr>
+        <w:rPr>
+          <w:rFonts w:ascii="Times New Roman" w:hAnsi="Times New Roman" w:cs="Times New Roman"/>
+          <w:sz w:val="22"/>
+          <w:szCs w:val="22"/>
+        </w:rPr>
+      </w:pPr>
+      <w:r>
+        <w:rPr>
+          <w:rFonts w:ascii="Times New Roman" w:hAnsi="Times New Roman" w:cs="Times New Roman"/>
+          <w:sz w:val="22"/>
+          <w:szCs w:val="22"/>
+        </w:rPr>
+        <w:lastRenderedPageBreak/>
+        <w:t>}</w:t>
+      </w:r>
+    </w:p>
+    <w:p>
+      <w:pPr>
+        <w:rPr>
+          <w:rFonts w:ascii="Times New Roman" w:hAnsi="Times New Roman" w:cs="Times New Roman"/>
+          <w:sz w:val="22"/>
+          <w:szCs w:val="22"/>
+        </w:rPr>
+      </w:pPr>
+      <w:r>
+        <w:rPr>
+          <w:rFonts w:ascii="Times New Roman" w:hAnsi="Times New Roman" w:cs="Times New Roman"/>
+          <w:sz w:val="22"/>
+          <w:szCs w:val="22"/>
+        </w:rPr>
+        <w:t>]</w:t>
+      </w:r>
+    </w:p>
+    <w:p>
+      <w:pPr>
+        <w:rPr>
+          <w:rFonts w:ascii="Times New Roman" w:hAnsi="Times New Roman" w:cs="Times New Roman"/>
+          <w:sz w:val="22"/>
+          <w:szCs w:val="22"/>
+        </w:rPr>
+      </w:pPr>
+      <w:r>
+        <w:rPr>
+          <w:rFonts w:ascii="Times New Roman" w:hAnsi="Times New Roman" w:cs="Times New Roman"/>
+          <w:sz w:val="22"/>
+          <w:szCs w:val="22"/>
+        </w:rPr>
+        <w:t>},</w:t>
+      </w:r>
+    </w:p>
+    <w:p>
+      <w:pPr>
+        <w:rPr>
+          <w:rFonts w:ascii="Times New Roman" w:hAnsi="Times New Roman" w:cs="Times New Roman"/>
+          <w:sz w:val="22"/>
+          <w:szCs w:val="22"/>
+        </w:rPr>
+      </w:pPr>
+      <w:r>
+        <w:rPr>
+          <w:rFonts w:ascii="Times New Roman" w:hAnsi="Times New Roman" w:cs="Times New Roman"/>
+          <w:sz w:val="22"/>
+          <w:szCs w:val="22"/>
+        </w:rPr>
+        <w:t>{</w:t>
+      </w:r>
+    </w:p>
+    <w:p>
+      <w:pPr>
+        <w:rPr>
+          <w:rFonts w:ascii="Times New Roman" w:hAnsi="Times New Roman" w:cs="Times New Roman"/>
+          <w:sz w:val="22"/>
+          <w:szCs w:val="22"/>
+        </w:rPr>
+      </w:pPr>
+      <w:r>
+        <w:rPr>
+          <w:rFonts w:ascii="Times New Roman" w:hAnsi="Times New Roman" w:cs="Times New Roman"/>
+          <w:sz w:val="22"/>
+          <w:szCs w:val="22"/>
+        </w:rPr>
+        <w:t>"</w:t>
+      </w:r>
+      <w:proofErr w:type="spellStart"/>
+      <w:r>
+        <w:rPr>
+          <w:rFonts w:ascii="Times New Roman" w:hAnsi="Times New Roman" w:cs="Times New Roman"/>
+          <w:sz w:val="22"/>
+          <w:szCs w:val="22"/>
         </w:rPr>
         <w:t>webID</w:t>
       </w:r>
@@ -21626,29 +22728,23 @@
           <w:rFonts w:ascii="Times New Roman" w:hAnsi="Times New Roman" w:cs="Times New Roman"/>
           <w:sz w:val="22"/>
           <w:szCs w:val="22"/>
-          <w:lang w:val="en-US"/>
-        </w:rPr>
-        <w:t>": "7568276e-17a8-48cb-a75a-3324f9000024",</w:t>
-      </w:r>
-    </w:p>
-    <w:p>
-      <w:pPr>
-        <w:spacing w:after="0" w:line="360" w:lineRule="auto"/>
-        <w:ind w:firstLine="510"/>
-        <w:jc w:val="both"/>
-        <w:rPr>
-          <w:rFonts w:ascii="Times New Roman" w:hAnsi="Times New Roman" w:cs="Times New Roman"/>
-          <w:sz w:val="22"/>
-          <w:szCs w:val="22"/>
-          <w:lang w:val="en-US"/>
-        </w:rPr>
-      </w:pPr>
-      <w:r>
-        <w:rPr>
-          <w:rFonts w:ascii="Times New Roman" w:hAnsi="Times New Roman" w:cs="Times New Roman"/>
-          <w:sz w:val="22"/>
-          <w:szCs w:val="22"/>
-          <w:lang w:val="en-US"/>
+        </w:rPr>
+        <w:t>": "515b9bcc-fd28-11f0-b018-8447093d127d",</w:t>
+      </w:r>
+    </w:p>
+    <w:p>
+      <w:pPr>
+        <w:rPr>
+          <w:rFonts w:ascii="Times New Roman" w:hAnsi="Times New Roman" w:cs="Times New Roman"/>
+          <w:sz w:val="22"/>
+          <w:szCs w:val="22"/>
+        </w:rPr>
+      </w:pPr>
+      <w:r>
+        <w:rPr>
+          <w:rFonts w:ascii="Times New Roman" w:hAnsi="Times New Roman" w:cs="Times New Roman"/>
+          <w:sz w:val="22"/>
+          <w:szCs w:val="22"/>
         </w:rPr>
         <w:t>"</w:t>
       </w:r>
@@ -21658,7 +22754,6 @@
           <w:rFonts w:ascii="Times New Roman" w:hAnsi="Times New Roman" w:cs="Times New Roman"/>
           <w:sz w:val="22"/>
           <w:szCs w:val="22"/>
-          <w:lang w:val="en-US"/>
         </w:rPr>
         <w:t>doctorID</w:t>
       </w:r>
@@ -21668,29 +22763,23 @@
           <w:rFonts w:ascii="Times New Roman" w:hAnsi="Times New Roman" w:cs="Times New Roman"/>
           <w:sz w:val="22"/>
           <w:szCs w:val="22"/>
-          <w:lang w:val="en-US"/>
-        </w:rPr>
-        <w:t>": "00115",</w:t>
-      </w:r>
-    </w:p>
-    <w:p>
-      <w:pPr>
-        <w:spacing w:after="0" w:line="360" w:lineRule="auto"/>
-        <w:ind w:firstLine="510"/>
-        <w:jc w:val="both"/>
-        <w:rPr>
-          <w:rFonts w:ascii="Times New Roman" w:hAnsi="Times New Roman" w:cs="Times New Roman"/>
-          <w:sz w:val="22"/>
-          <w:szCs w:val="22"/>
-          <w:lang w:val="en-US"/>
-        </w:rPr>
-      </w:pPr>
-      <w:r>
-        <w:rPr>
-          <w:rFonts w:ascii="Times New Roman" w:hAnsi="Times New Roman" w:cs="Times New Roman"/>
-          <w:sz w:val="22"/>
-          <w:szCs w:val="22"/>
-          <w:lang w:val="en-US"/>
+        </w:rPr>
+        <w:t>": "00023",</w:t>
+      </w:r>
+    </w:p>
+    <w:p>
+      <w:pPr>
+        <w:rPr>
+          <w:rFonts w:ascii="Times New Roman" w:hAnsi="Times New Roman" w:cs="Times New Roman"/>
+          <w:sz w:val="22"/>
+          <w:szCs w:val="22"/>
+        </w:rPr>
+      </w:pPr>
+      <w:r>
+        <w:rPr>
+          <w:rFonts w:ascii="Times New Roman" w:hAnsi="Times New Roman" w:cs="Times New Roman"/>
+          <w:sz w:val="22"/>
+          <w:szCs w:val="22"/>
         </w:rPr>
         <w:t>"</w:t>
       </w:r>
@@ -21700,7 +22789,6 @@
           <w:rFonts w:ascii="Times New Roman" w:hAnsi="Times New Roman" w:cs="Times New Roman"/>
           <w:sz w:val="22"/>
           <w:szCs w:val="22"/>
-          <w:lang w:val="en-US"/>
         </w:rPr>
         <w:t>doctorName</w:t>
       </w:r>
@@ -21710,17 +22798,303 @@
           <w:rFonts w:ascii="Times New Roman" w:hAnsi="Times New Roman" w:cs="Times New Roman"/>
           <w:sz w:val="22"/>
           <w:szCs w:val="22"/>
-          <w:lang w:val="en-US"/>
-        </w:rPr>
-        <w:t>": "</w:t>
-      </w:r>
-      <w:r>
-        <w:rPr>
-          <w:rFonts w:ascii="Times New Roman" w:hAnsi="Times New Roman" w:cs="Times New Roman"/>
-          <w:sz w:val="22"/>
-          <w:szCs w:val="22"/>
-        </w:rPr>
-        <w:t>Хохлова</w:t>
+        </w:rPr>
+        <w:t>": "Ванина Татьяна Александровна",</w:t>
+      </w:r>
+    </w:p>
+    <w:p>
+      <w:pPr>
+        <w:rPr>
+          <w:rFonts w:ascii="Times New Roman" w:hAnsi="Times New Roman" w:cs="Times New Roman"/>
+          <w:sz w:val="22"/>
+          <w:szCs w:val="22"/>
+        </w:rPr>
+      </w:pPr>
+      <w:r>
+        <w:rPr>
+          <w:rFonts w:ascii="Times New Roman" w:hAnsi="Times New Roman" w:cs="Times New Roman"/>
+          <w:sz w:val="22"/>
+          <w:szCs w:val="22"/>
+        </w:rPr>
+        <w:t>"</w:t>
+      </w:r>
+      <w:proofErr w:type="spellStart"/>
+      <w:r>
+        <w:rPr>
+          <w:rFonts w:ascii="Times New Roman" w:hAnsi="Times New Roman" w:cs="Times New Roman"/>
+          <w:sz w:val="22"/>
+          <w:szCs w:val="22"/>
+        </w:rPr>
+        <w:t>date</w:t>
+      </w:r>
+      <w:proofErr w:type="spellEnd"/>
+      <w:r>
+        <w:rPr>
+          <w:rFonts w:ascii="Times New Roman" w:hAnsi="Times New Roman" w:cs="Times New Roman"/>
+          <w:sz w:val="22"/>
+          <w:szCs w:val="22"/>
+        </w:rPr>
+        <w:t>": "2026-01-29",</w:t>
+      </w:r>
+    </w:p>
+    <w:p>
+      <w:pPr>
+        <w:rPr>
+          <w:rFonts w:ascii="Times New Roman" w:hAnsi="Times New Roman" w:cs="Times New Roman"/>
+          <w:sz w:val="22"/>
+          <w:szCs w:val="22"/>
+        </w:rPr>
+      </w:pPr>
+      <w:r>
+        <w:rPr>
+          <w:rFonts w:ascii="Times New Roman" w:hAnsi="Times New Roman" w:cs="Times New Roman"/>
+          <w:sz w:val="22"/>
+          <w:szCs w:val="22"/>
+        </w:rPr>
+        <w:t>"</w:t>
+      </w:r>
+      <w:proofErr w:type="spellStart"/>
+      <w:r>
+        <w:rPr>
+          <w:rFonts w:ascii="Times New Roman" w:hAnsi="Times New Roman" w:cs="Times New Roman"/>
+          <w:sz w:val="22"/>
+          <w:szCs w:val="22"/>
+        </w:rPr>
+        <w:t>startTime</w:t>
+      </w:r>
+      <w:proofErr w:type="spellEnd"/>
+      <w:r>
+        <w:rPr>
+          <w:rFonts w:ascii="Times New Roman" w:hAnsi="Times New Roman" w:cs="Times New Roman"/>
+          <w:sz w:val="22"/>
+          <w:szCs w:val="22"/>
+        </w:rPr>
+        <w:t>": "15:00",</w:t>
+      </w:r>
+    </w:p>
+    <w:p>
+      <w:pPr>
+        <w:rPr>
+          <w:rFonts w:ascii="Times New Roman" w:hAnsi="Times New Roman" w:cs="Times New Roman"/>
+          <w:sz w:val="22"/>
+          <w:szCs w:val="22"/>
+        </w:rPr>
+      </w:pPr>
+      <w:r>
+        <w:rPr>
+          <w:rFonts w:ascii="Times New Roman" w:hAnsi="Times New Roman" w:cs="Times New Roman"/>
+          <w:sz w:val="22"/>
+          <w:szCs w:val="22"/>
+        </w:rPr>
+        <w:t>"</w:t>
+      </w:r>
+      <w:proofErr w:type="spellStart"/>
+      <w:r>
+        <w:rPr>
+          <w:rFonts w:ascii="Times New Roman" w:hAnsi="Times New Roman" w:cs="Times New Roman"/>
+          <w:sz w:val="22"/>
+          <w:szCs w:val="22"/>
+        </w:rPr>
+        <w:t>endTime</w:t>
+      </w:r>
+      <w:proofErr w:type="spellEnd"/>
+      <w:r>
+        <w:rPr>
+          <w:rFonts w:ascii="Times New Roman" w:hAnsi="Times New Roman" w:cs="Times New Roman"/>
+          <w:sz w:val="22"/>
+          <w:szCs w:val="22"/>
+        </w:rPr>
+        <w:t>": "15:30",</w:t>
+      </w:r>
+    </w:p>
+    <w:p>
+      <w:pPr>
+        <w:rPr>
+          <w:rFonts w:ascii="Times New Roman" w:hAnsi="Times New Roman" w:cs="Times New Roman"/>
+          <w:sz w:val="22"/>
+          <w:szCs w:val="22"/>
+        </w:rPr>
+      </w:pPr>
+      <w:r>
+        <w:rPr>
+          <w:rFonts w:ascii="Times New Roman" w:hAnsi="Times New Roman" w:cs="Times New Roman"/>
+          <w:sz w:val="22"/>
+          <w:szCs w:val="22"/>
+        </w:rPr>
+        <w:t>"</w:t>
+      </w:r>
+      <w:proofErr w:type="spellStart"/>
+      <w:r>
+        <w:rPr>
+          <w:rFonts w:ascii="Times New Roman" w:hAnsi="Times New Roman" w:cs="Times New Roman"/>
+          <w:sz w:val="22"/>
+          <w:szCs w:val="22"/>
+        </w:rPr>
+        <w:t>status</w:t>
+      </w:r>
+      <w:proofErr w:type="spellEnd"/>
+      <w:r>
+        <w:rPr>
+          <w:rFonts w:ascii="Times New Roman" w:hAnsi="Times New Roman" w:cs="Times New Roman"/>
+          <w:sz w:val="22"/>
+          <w:szCs w:val="22"/>
+        </w:rPr>
+        <w:t xml:space="preserve">": "Создана в мобильном приложении </w:t>
+      </w:r>
+      <w:proofErr w:type="spellStart"/>
+      <w:r>
+        <w:rPr>
+          <w:rFonts w:ascii="Times New Roman" w:hAnsi="Times New Roman" w:cs="Times New Roman"/>
+          <w:sz w:val="22"/>
+          <w:szCs w:val="22"/>
+        </w:rPr>
+        <w:t>Медграфт</w:t>
+      </w:r>
+      <w:proofErr w:type="spellEnd"/>
+      <w:r>
+        <w:rPr>
+          <w:rFonts w:ascii="Times New Roman" w:hAnsi="Times New Roman" w:cs="Times New Roman"/>
+          <w:sz w:val="22"/>
+          <w:szCs w:val="22"/>
+        </w:rPr>
+        <w:t>",</w:t>
+      </w:r>
+    </w:p>
+    <w:p>
+      <w:pPr>
+        <w:rPr>
+          <w:rFonts w:ascii="Times New Roman" w:hAnsi="Times New Roman" w:cs="Times New Roman"/>
+          <w:sz w:val="22"/>
+          <w:szCs w:val="22"/>
+          <w:lang w:val="en-US"/>
+        </w:rPr>
+      </w:pPr>
+      <w:r>
+        <w:rPr>
+          <w:rFonts w:ascii="Times New Roman" w:hAnsi="Times New Roman" w:cs="Times New Roman"/>
+          <w:sz w:val="22"/>
+          <w:szCs w:val="22"/>
+          <w:lang w:val="en-US"/>
+        </w:rPr>
+        <w:t>"doctorImage": "https://</w:t>
+      </w:r>
+      <w:r>
+        <w:rPr>
+          <w:rFonts w:ascii="Times New Roman" w:hAnsi="Times New Roman" w:cs="Times New Roman"/>
+          <w:sz w:val="22"/>
+          <w:szCs w:val="22"/>
+        </w:rPr>
+        <w:t>медграфт</w:t>
+      </w:r>
+      <w:r>
+        <w:rPr>
+          <w:rFonts w:ascii="Times New Roman" w:hAnsi="Times New Roman" w:cs="Times New Roman"/>
+          <w:sz w:val="22"/>
+          <w:szCs w:val="22"/>
+          <w:lang w:val="en-US"/>
+        </w:rPr>
+        <w:t>.</w:t>
+      </w:r>
+      <w:r>
+        <w:rPr>
+          <w:rFonts w:ascii="Times New Roman" w:hAnsi="Times New Roman" w:cs="Times New Roman"/>
+          <w:sz w:val="22"/>
+          <w:szCs w:val="22"/>
+        </w:rPr>
+        <w:t>рф</w:t>
+      </w:r>
+      <w:r>
+        <w:rPr>
+          <w:rFonts w:ascii="Times New Roman" w:hAnsi="Times New Roman" w:cs="Times New Roman"/>
+          <w:sz w:val="22"/>
+          <w:szCs w:val="22"/>
+          <w:lang w:val="en-US"/>
+        </w:rPr>
+        <w:t>/upload/wpallimport/files/ImgDoctors/00023.png",</w:t>
+      </w:r>
+    </w:p>
+    <w:p>
+      <w:pPr>
+        <w:rPr>
+          <w:rFonts w:ascii="Times New Roman" w:hAnsi="Times New Roman" w:cs="Times New Roman"/>
+          <w:sz w:val="22"/>
+          <w:szCs w:val="22"/>
+          <w:lang w:val="en-US"/>
+        </w:rPr>
+      </w:pPr>
+      <w:r>
+        <w:rPr>
+          <w:rFonts w:ascii="Times New Roman" w:hAnsi="Times New Roman" w:cs="Times New Roman"/>
+          <w:sz w:val="22"/>
+          <w:szCs w:val="22"/>
+          <w:lang w:val="en-US"/>
+        </w:rPr>
+        <w:t>"works": [</w:t>
+      </w:r>
+    </w:p>
+    <w:p>
+      <w:pPr>
+        <w:rPr>
+          <w:rFonts w:ascii="Times New Roman" w:hAnsi="Times New Roman" w:cs="Times New Roman"/>
+          <w:sz w:val="22"/>
+          <w:szCs w:val="22"/>
+          <w:lang w:val="en-US"/>
+        </w:rPr>
+      </w:pPr>
+      <w:r>
+        <w:rPr>
+          <w:rFonts w:ascii="Times New Roman" w:hAnsi="Times New Roman" w:cs="Times New Roman"/>
+          <w:sz w:val="22"/>
+          <w:szCs w:val="22"/>
+          <w:lang w:val="en-US"/>
+        </w:rPr>
+        <w:t>{</w:t>
+      </w:r>
+    </w:p>
+    <w:p>
+      <w:pPr>
+        <w:rPr>
+          <w:rFonts w:ascii="Times New Roman" w:hAnsi="Times New Roman" w:cs="Times New Roman"/>
+          <w:sz w:val="22"/>
+          <w:szCs w:val="22"/>
+          <w:lang w:val="en-US"/>
+        </w:rPr>
+      </w:pPr>
+      <w:r>
+        <w:rPr>
+          <w:rFonts w:ascii="Times New Roman" w:hAnsi="Times New Roman" w:cs="Times New Roman"/>
+          <w:sz w:val="22"/>
+          <w:szCs w:val="22"/>
+          <w:lang w:val="en-US"/>
+        </w:rPr>
+        <w:t>"nomenclatureID": "00000000677",</w:t>
+      </w:r>
+    </w:p>
+    <w:p>
+      <w:pPr>
+        <w:rPr>
+          <w:rFonts w:ascii="Times New Roman" w:hAnsi="Times New Roman" w:cs="Times New Roman"/>
+          <w:sz w:val="22"/>
+          <w:szCs w:val="22"/>
+          <w:lang w:val="en-US"/>
+        </w:rPr>
+      </w:pPr>
+      <w:r>
+        <w:rPr>
+          <w:rFonts w:ascii="Times New Roman" w:hAnsi="Times New Roman" w:cs="Times New Roman"/>
+          <w:sz w:val="22"/>
+          <w:szCs w:val="22"/>
+          <w:lang w:val="en-US"/>
+        </w:rPr>
+        <w:t>"nomenclatureName": "</w:t>
+      </w:r>
+      <w:r>
+        <w:rPr>
+          <w:rFonts w:ascii="Times New Roman" w:hAnsi="Times New Roman" w:cs="Times New Roman"/>
+          <w:sz w:val="22"/>
+          <w:szCs w:val="22"/>
+        </w:rPr>
+        <w:t>УЗИ</w:t>
       </w:r>
       <w:r>
         <w:rPr>
@@ -21737,7 +23111,7 @@
           <w:sz w:val="22"/>
           <w:szCs w:val="22"/>
         </w:rPr>
-        <w:t>Мария</w:t>
+        <w:t>щитовидной</w:t>
       </w:r>
       <w:r>
         <w:rPr>
@@ -21754,7 +23128,7 @@
           <w:sz w:val="22"/>
           <w:szCs w:val="22"/>
         </w:rPr>
-        <w:t>Андреевна</w:t>
+        <w:t>железы</w:t>
       </w:r>
       <w:r>
         <w:rPr>
@@ -21768,44 +23142,169 @@
     </w:p>
     <w:p>
       <w:pPr>
-        <w:spacing w:after="0" w:line="360" w:lineRule="auto"/>
-        <w:ind w:firstLine="510"/>
-        <w:jc w:val="both"/>
-        <w:rPr>
-          <w:rFonts w:ascii="Times New Roman" w:hAnsi="Times New Roman" w:cs="Times New Roman"/>
-          <w:sz w:val="22"/>
-          <w:szCs w:val="22"/>
-          <w:lang w:val="en-US"/>
-        </w:rPr>
-      </w:pPr>
-      <w:r>
-        <w:rPr>
-          <w:rFonts w:ascii="Times New Roman" w:hAnsi="Times New Roman" w:cs="Times New Roman"/>
-          <w:sz w:val="22"/>
-          <w:szCs w:val="22"/>
-          <w:lang w:val="en-US"/>
-        </w:rPr>
-        <w:t>"date": "2026-01-14",</w:t>
-      </w:r>
-    </w:p>
-    <w:p>
-      <w:pPr>
-        <w:spacing w:after="0" w:line="360" w:lineRule="auto"/>
-        <w:ind w:firstLine="510"/>
-        <w:jc w:val="both"/>
-        <w:rPr>
-          <w:rFonts w:ascii="Times New Roman" w:hAnsi="Times New Roman" w:cs="Times New Roman"/>
-          <w:sz w:val="22"/>
-          <w:szCs w:val="22"/>
-          <w:lang w:val="en-US"/>
-        </w:rPr>
-      </w:pPr>
-      <w:r>
-        <w:rPr>
-          <w:rFonts w:ascii="Times New Roman" w:hAnsi="Times New Roman" w:cs="Times New Roman"/>
-          <w:sz w:val="22"/>
-          <w:szCs w:val="22"/>
-          <w:lang w:val="en-US"/>
+        <w:rPr>
+          <w:rFonts w:ascii="Times New Roman" w:hAnsi="Times New Roman" w:cs="Times New Roman"/>
+          <w:sz w:val="22"/>
+          <w:szCs w:val="22"/>
+          <w:lang w:val="en-US"/>
+        </w:rPr>
+      </w:pPr>
+      <w:r>
+        <w:rPr>
+          <w:rFonts w:ascii="Times New Roman" w:hAnsi="Times New Roman" w:cs="Times New Roman"/>
+          <w:sz w:val="22"/>
+          <w:szCs w:val="22"/>
+          <w:lang w:val="en-US"/>
+        </w:rPr>
+        <w:t>"continuance": "00:30",</w:t>
+      </w:r>
+    </w:p>
+    <w:p>
+      <w:pPr>
+        <w:rPr>
+          <w:rFonts w:ascii="Times New Roman" w:hAnsi="Times New Roman" w:cs="Times New Roman"/>
+          <w:sz w:val="22"/>
+          <w:szCs w:val="22"/>
+          <w:lang w:val="en-US"/>
+        </w:rPr>
+      </w:pPr>
+      <w:r>
+        <w:rPr>
+          <w:rFonts w:ascii="Times New Roman" w:hAnsi="Times New Roman" w:cs="Times New Roman"/>
+          <w:sz w:val="22"/>
+          <w:szCs w:val="22"/>
+          <w:lang w:val="en-US"/>
+        </w:rPr>
+        <w:t>"workerID": "",</w:t>
+      </w:r>
+    </w:p>
+    <w:p>
+      <w:pPr>
+        <w:rPr>
+          <w:rFonts w:ascii="Times New Roman" w:hAnsi="Times New Roman" w:cs="Times New Roman"/>
+          <w:sz w:val="22"/>
+          <w:szCs w:val="22"/>
+          <w:lang w:val="en-US"/>
+        </w:rPr>
+      </w:pPr>
+      <w:r>
+        <w:rPr>
+          <w:rFonts w:ascii="Times New Roman" w:hAnsi="Times New Roman" w:cs="Times New Roman"/>
+          <w:sz w:val="22"/>
+          <w:szCs w:val="22"/>
+          <w:lang w:val="en-US"/>
+        </w:rPr>
+        <w:t>"workerName": ""</w:t>
+      </w:r>
+    </w:p>
+    <w:p>
+      <w:pPr>
+        <w:rPr>
+          <w:rFonts w:ascii="Times New Roman" w:hAnsi="Times New Roman" w:cs="Times New Roman"/>
+          <w:sz w:val="22"/>
+          <w:szCs w:val="22"/>
+          <w:lang w:val="en-US"/>
+        </w:rPr>
+      </w:pPr>
+      <w:r>
+        <w:rPr>
+          <w:rFonts w:ascii="Times New Roman" w:hAnsi="Times New Roman" w:cs="Times New Roman"/>
+          <w:sz w:val="22"/>
+          <w:szCs w:val="22"/>
+          <w:lang w:val="en-US"/>
+        </w:rPr>
+        <w:t>}</w:t>
+      </w:r>
+    </w:p>
+    <w:p>
+      <w:pPr>
+        <w:rPr>
+          <w:rFonts w:ascii="Times New Roman" w:hAnsi="Times New Roman" w:cs="Times New Roman"/>
+          <w:sz w:val="22"/>
+          <w:szCs w:val="22"/>
+          <w:lang w:val="en-US"/>
+        </w:rPr>
+      </w:pPr>
+      <w:r>
+        <w:rPr>
+          <w:rFonts w:ascii="Times New Roman" w:hAnsi="Times New Roman" w:cs="Times New Roman"/>
+          <w:sz w:val="22"/>
+          <w:szCs w:val="22"/>
+          <w:lang w:val="en-US"/>
+        </w:rPr>
+        <w:t>]</w:t>
+      </w:r>
+    </w:p>
+    <w:p>
+      <w:pPr>
+        <w:rPr>
+          <w:rFonts w:ascii="Times New Roman" w:hAnsi="Times New Roman" w:cs="Times New Roman"/>
+          <w:sz w:val="22"/>
+          <w:szCs w:val="22"/>
+          <w:lang w:val="en-US"/>
+        </w:rPr>
+      </w:pPr>
+      <w:r>
+        <w:rPr>
+          <w:rFonts w:ascii="Times New Roman" w:hAnsi="Times New Roman" w:cs="Times New Roman"/>
+          <w:sz w:val="22"/>
+          <w:szCs w:val="22"/>
+          <w:lang w:val="en-US"/>
+        </w:rPr>
+        <w:t>},</w:t>
+      </w:r>
+    </w:p>
+    <w:p>
+      <w:pPr>
+        <w:rPr>
+          <w:rFonts w:ascii="Times New Roman" w:hAnsi="Times New Roman" w:cs="Times New Roman"/>
+          <w:sz w:val="22"/>
+          <w:szCs w:val="22"/>
+          <w:lang w:val="en-US"/>
+        </w:rPr>
+      </w:pPr>
+      <w:r>
+        <w:rPr>
+          <w:rFonts w:ascii="Times New Roman" w:hAnsi="Times New Roman" w:cs="Times New Roman"/>
+          <w:sz w:val="22"/>
+          <w:szCs w:val="22"/>
+          <w:lang w:val="en-US"/>
+        </w:rPr>
+        <w:t>{</w:t>
+      </w:r>
+    </w:p>
+    <w:p>
+      <w:pPr>
+        <w:rPr>
+          <w:rFonts w:ascii="Times New Roman" w:hAnsi="Times New Roman" w:cs="Times New Roman"/>
+          <w:sz w:val="22"/>
+          <w:szCs w:val="22"/>
+          <w:lang w:val="en-US"/>
+        </w:rPr>
+      </w:pPr>
+      <w:r>
+        <w:rPr>
+          <w:rFonts w:ascii="Times New Roman" w:hAnsi="Times New Roman" w:cs="Times New Roman"/>
+          <w:sz w:val="22"/>
+          <w:szCs w:val="22"/>
+          <w:lang w:val="en-US"/>
+        </w:rPr>
+        <w:t>"webID": "f77a2e5f-000b-11f1-b01c-8447093d127d",</w:t>
+      </w:r>
+    </w:p>
+    <w:p>
+      <w:pPr>
+        <w:rPr>
+          <w:rFonts w:ascii="Times New Roman" w:hAnsi="Times New Roman" w:cs="Times New Roman"/>
+          <w:sz w:val="22"/>
+          <w:szCs w:val="22"/>
+        </w:rPr>
+      </w:pPr>
+      <w:r>
+        <w:rPr>
+          <w:rFonts w:ascii="Times New Roman" w:hAnsi="Times New Roman" w:cs="Times New Roman"/>
+          <w:sz w:val="22"/>
+          <w:szCs w:val="22"/>
         </w:rPr>
         <w:t>"</w:t>
       </w:r>
@@ -21815,7 +23314,111 @@
           <w:rFonts w:ascii="Times New Roman" w:hAnsi="Times New Roman" w:cs="Times New Roman"/>
           <w:sz w:val="22"/>
           <w:szCs w:val="22"/>
-          <w:lang w:val="en-US"/>
+        </w:rPr>
+        <w:t>doctorID</w:t>
+      </w:r>
+      <w:proofErr w:type="spellEnd"/>
+      <w:r>
+        <w:rPr>
+          <w:rFonts w:ascii="Times New Roman" w:hAnsi="Times New Roman" w:cs="Times New Roman"/>
+          <w:sz w:val="22"/>
+          <w:szCs w:val="22"/>
+        </w:rPr>
+        <w:t>": "00023",</w:t>
+      </w:r>
+    </w:p>
+    <w:p>
+      <w:pPr>
+        <w:rPr>
+          <w:rFonts w:ascii="Times New Roman" w:hAnsi="Times New Roman" w:cs="Times New Roman"/>
+          <w:sz w:val="22"/>
+          <w:szCs w:val="22"/>
+        </w:rPr>
+      </w:pPr>
+      <w:r>
+        <w:rPr>
+          <w:rFonts w:ascii="Times New Roman" w:hAnsi="Times New Roman" w:cs="Times New Roman"/>
+          <w:sz w:val="22"/>
+          <w:szCs w:val="22"/>
+        </w:rPr>
+        <w:t>"</w:t>
+      </w:r>
+      <w:proofErr w:type="spellStart"/>
+      <w:r>
+        <w:rPr>
+          <w:rFonts w:ascii="Times New Roman" w:hAnsi="Times New Roman" w:cs="Times New Roman"/>
+          <w:sz w:val="22"/>
+          <w:szCs w:val="22"/>
+        </w:rPr>
+        <w:t>doctorName</w:t>
+      </w:r>
+      <w:proofErr w:type="spellEnd"/>
+      <w:r>
+        <w:rPr>
+          <w:rFonts w:ascii="Times New Roman" w:hAnsi="Times New Roman" w:cs="Times New Roman"/>
+          <w:sz w:val="22"/>
+          <w:szCs w:val="22"/>
+        </w:rPr>
+        <w:t>": "Ванина Татьяна Александровна",</w:t>
+      </w:r>
+    </w:p>
+    <w:p>
+      <w:pPr>
+        <w:rPr>
+          <w:rFonts w:ascii="Times New Roman" w:hAnsi="Times New Roman" w:cs="Times New Roman"/>
+          <w:sz w:val="22"/>
+          <w:szCs w:val="22"/>
+        </w:rPr>
+      </w:pPr>
+      <w:r>
+        <w:rPr>
+          <w:rFonts w:ascii="Times New Roman" w:hAnsi="Times New Roman" w:cs="Times New Roman"/>
+          <w:sz w:val="22"/>
+          <w:szCs w:val="22"/>
+        </w:rPr>
+        <w:t>"</w:t>
+      </w:r>
+      <w:proofErr w:type="spellStart"/>
+      <w:r>
+        <w:rPr>
+          <w:rFonts w:ascii="Times New Roman" w:hAnsi="Times New Roman" w:cs="Times New Roman"/>
+          <w:sz w:val="22"/>
+          <w:szCs w:val="22"/>
+        </w:rPr>
+        <w:t>date</w:t>
+      </w:r>
+      <w:proofErr w:type="spellEnd"/>
+      <w:r>
+        <w:rPr>
+          <w:rFonts w:ascii="Times New Roman" w:hAnsi="Times New Roman" w:cs="Times New Roman"/>
+          <w:sz w:val="22"/>
+          <w:szCs w:val="22"/>
+        </w:rPr>
+        <w:t>": "2026-02-03",</w:t>
+      </w:r>
+    </w:p>
+    <w:p>
+      <w:pPr>
+        <w:rPr>
+          <w:rFonts w:ascii="Times New Roman" w:hAnsi="Times New Roman" w:cs="Times New Roman"/>
+          <w:sz w:val="22"/>
+          <w:szCs w:val="22"/>
+        </w:rPr>
+      </w:pPr>
+      <w:r>
+        <w:rPr>
+          <w:rFonts w:ascii="Times New Roman" w:hAnsi="Times New Roman" w:cs="Times New Roman"/>
+          <w:sz w:val="22"/>
+          <w:szCs w:val="22"/>
+        </w:rPr>
+        <w:t>"</w:t>
+      </w:r>
+      <w:proofErr w:type="spellStart"/>
+      <w:r>
+        <w:rPr>
+          <w:rFonts w:ascii="Times New Roman" w:hAnsi="Times New Roman" w:cs="Times New Roman"/>
+          <w:sz w:val="22"/>
+          <w:szCs w:val="22"/>
         </w:rPr>
         <w:t>startTime</w:t>
       </w:r>
@@ -21825,29 +23428,23 @@
           <w:rFonts w:ascii="Times New Roman" w:hAnsi="Times New Roman" w:cs="Times New Roman"/>
           <w:sz w:val="22"/>
           <w:szCs w:val="22"/>
-          <w:lang w:val="en-US"/>
-        </w:rPr>
-        <w:t>": "09:00",</w:t>
-      </w:r>
-    </w:p>
-    <w:p>
-      <w:pPr>
-        <w:spacing w:after="0" w:line="360" w:lineRule="auto"/>
-        <w:ind w:firstLine="510"/>
-        <w:jc w:val="both"/>
-        <w:rPr>
-          <w:rFonts w:ascii="Times New Roman" w:hAnsi="Times New Roman" w:cs="Times New Roman"/>
-          <w:sz w:val="22"/>
-          <w:szCs w:val="22"/>
-          <w:lang w:val="en-US"/>
-        </w:rPr>
-      </w:pPr>
-      <w:r>
-        <w:rPr>
-          <w:rFonts w:ascii="Times New Roman" w:hAnsi="Times New Roman" w:cs="Times New Roman"/>
-          <w:sz w:val="22"/>
-          <w:szCs w:val="22"/>
-          <w:lang w:val="en-US"/>
+        </w:rPr>
+        <w:t>": "15:00",</w:t>
+      </w:r>
+    </w:p>
+    <w:p>
+      <w:pPr>
+        <w:rPr>
+          <w:rFonts w:ascii="Times New Roman" w:hAnsi="Times New Roman" w:cs="Times New Roman"/>
+          <w:sz w:val="22"/>
+          <w:szCs w:val="22"/>
+        </w:rPr>
+      </w:pPr>
+      <w:r>
+        <w:rPr>
+          <w:rFonts w:ascii="Times New Roman" w:hAnsi="Times New Roman" w:cs="Times New Roman"/>
+          <w:sz w:val="22"/>
+          <w:szCs w:val="22"/>
         </w:rPr>
         <w:t>"</w:t>
       </w:r>
@@ -21857,7 +23454,6 @@
           <w:rFonts w:ascii="Times New Roman" w:hAnsi="Times New Roman" w:cs="Times New Roman"/>
           <w:sz w:val="22"/>
           <w:szCs w:val="22"/>
-          <w:lang w:val="en-US"/>
         </w:rPr>
         <w:t>endTime</w:t>
       </w:r>
@@ -21867,55 +23463,118 @@
           <w:rFonts w:ascii="Times New Roman" w:hAnsi="Times New Roman" w:cs="Times New Roman"/>
           <w:sz w:val="22"/>
           <w:szCs w:val="22"/>
-          <w:lang w:val="en-US"/>
-        </w:rPr>
-        <w:t>": "09:30",</w:t>
-      </w:r>
-    </w:p>
-    <w:p>
-      <w:pPr>
-        <w:spacing w:after="0" w:line="360" w:lineRule="auto"/>
-        <w:ind w:firstLine="510"/>
-        <w:jc w:val="both"/>
-        <w:rPr>
-          <w:rFonts w:ascii="Times New Roman" w:hAnsi="Times New Roman" w:cs="Times New Roman"/>
-          <w:sz w:val="22"/>
-          <w:szCs w:val="22"/>
-          <w:lang w:val="en-US"/>
-        </w:rPr>
-      </w:pPr>
-      <w:r>
-        <w:rPr>
-          <w:rFonts w:ascii="Times New Roman" w:hAnsi="Times New Roman" w:cs="Times New Roman"/>
-          <w:sz w:val="22"/>
-          <w:szCs w:val="22"/>
-          <w:lang w:val="en-US"/>
-        </w:rPr>
-        <w:t>"status": "</w:t>
-      </w:r>
-      <w:r>
-        <w:rPr>
-          <w:rFonts w:ascii="Times New Roman" w:hAnsi="Times New Roman" w:cs="Times New Roman"/>
-          <w:sz w:val="22"/>
-          <w:szCs w:val="22"/>
-        </w:rPr>
-        <w:t>Пришел</w:t>
-      </w:r>
-      <w:r>
-        <w:rPr>
-          <w:rFonts w:ascii="Times New Roman" w:hAnsi="Times New Roman" w:cs="Times New Roman"/>
-          <w:sz w:val="22"/>
-          <w:szCs w:val="22"/>
-          <w:lang w:val="en-US"/>
+        </w:rPr>
+        <w:t>": "15:30",</w:t>
+      </w:r>
+    </w:p>
+    <w:p>
+      <w:pPr>
+        <w:rPr>
+          <w:rFonts w:ascii="Times New Roman" w:hAnsi="Times New Roman" w:cs="Times New Roman"/>
+          <w:sz w:val="22"/>
+          <w:szCs w:val="22"/>
+        </w:rPr>
+      </w:pPr>
+      <w:r>
+        <w:rPr>
+          <w:rFonts w:ascii="Times New Roman" w:hAnsi="Times New Roman" w:cs="Times New Roman"/>
+          <w:sz w:val="22"/>
+          <w:szCs w:val="22"/>
+        </w:rPr>
+        <w:t>"</w:t>
+      </w:r>
+      <w:proofErr w:type="spellStart"/>
+      <w:r>
+        <w:rPr>
+          <w:rFonts w:ascii="Times New Roman" w:hAnsi="Times New Roman" w:cs="Times New Roman"/>
+          <w:sz w:val="22"/>
+          <w:szCs w:val="22"/>
+        </w:rPr>
+        <w:t>status</w:t>
+      </w:r>
+      <w:proofErr w:type="spellEnd"/>
+      <w:r>
+        <w:rPr>
+          <w:rFonts w:ascii="Times New Roman" w:hAnsi="Times New Roman" w:cs="Times New Roman"/>
+          <w:sz w:val="22"/>
+          <w:szCs w:val="22"/>
+        </w:rPr>
+        <w:t xml:space="preserve">": "Создана в мобильном приложении </w:t>
+      </w:r>
+      <w:proofErr w:type="spellStart"/>
+      <w:r>
+        <w:rPr>
+          <w:rFonts w:ascii="Times New Roman" w:hAnsi="Times New Roman" w:cs="Times New Roman"/>
+          <w:sz w:val="22"/>
+          <w:szCs w:val="22"/>
+        </w:rPr>
+        <w:t>Медграфт</w:t>
+      </w:r>
+      <w:proofErr w:type="spellEnd"/>
+      <w:r>
+        <w:rPr>
+          <w:rFonts w:ascii="Times New Roman" w:hAnsi="Times New Roman" w:cs="Times New Roman"/>
+          <w:sz w:val="22"/>
+          <w:szCs w:val="22"/>
         </w:rPr>
         <w:t>",</w:t>
       </w:r>
     </w:p>
     <w:p>
       <w:pPr>
-        <w:spacing w:after="0" w:line="360" w:lineRule="auto"/>
-        <w:ind w:firstLine="510"/>
-        <w:jc w:val="both"/>
+        <w:rPr>
+          <w:rFonts w:ascii="Times New Roman" w:hAnsi="Times New Roman" w:cs="Times New Roman"/>
+          <w:sz w:val="22"/>
+          <w:szCs w:val="22"/>
+          <w:lang w:val="en-US"/>
+        </w:rPr>
+      </w:pPr>
+      <w:r>
+        <w:rPr>
+          <w:rFonts w:ascii="Times New Roman" w:hAnsi="Times New Roman" w:cs="Times New Roman"/>
+          <w:sz w:val="22"/>
+          <w:szCs w:val="22"/>
+          <w:lang w:val="en-US"/>
+        </w:rPr>
+        <w:t>"doctorImage": "https://</w:t>
+      </w:r>
+      <w:r>
+        <w:rPr>
+          <w:rFonts w:ascii="Times New Roman" w:hAnsi="Times New Roman" w:cs="Times New Roman"/>
+          <w:sz w:val="22"/>
+          <w:szCs w:val="22"/>
+        </w:rPr>
+        <w:t>медграфт</w:t>
+      </w:r>
+      <w:r>
+        <w:rPr>
+          <w:rFonts w:ascii="Times New Roman" w:hAnsi="Times New Roman" w:cs="Times New Roman"/>
+          <w:sz w:val="22"/>
+          <w:szCs w:val="22"/>
+          <w:lang w:val="en-US"/>
+        </w:rPr>
+        <w:t>.</w:t>
+      </w:r>
+      <w:r>
+        <w:rPr>
+          <w:rFonts w:ascii="Times New Roman" w:hAnsi="Times New Roman" w:cs="Times New Roman"/>
+          <w:sz w:val="22"/>
+          <w:szCs w:val="22"/>
+        </w:rPr>
+        <w:t>рф</w:t>
+      </w:r>
+      <w:r>
+        <w:rPr>
+          <w:rFonts w:ascii="Times New Roman" w:hAnsi="Times New Roman" w:cs="Times New Roman"/>
+          <w:sz w:val="22"/>
+          <w:szCs w:val="22"/>
+          <w:lang w:val="en-US"/>
+        </w:rPr>
+        <w:t>/upload/wpallimport/files/ImgDoctors/00023.png",</w:t>
+      </w:r>
+    </w:p>
+    <w:p>
+      <w:pPr>
         <w:rPr>
           <w:rFonts w:ascii="Times New Roman" w:hAnsi="Times New Roman" w:cs="Times New Roman"/>
           <w:sz w:val="22"/>
@@ -21935,44 +23594,126 @@
     </w:p>
     <w:p>
       <w:pPr>
-        <w:spacing w:after="0" w:line="360" w:lineRule="auto"/>
-        <w:ind w:firstLine="510"/>
-        <w:jc w:val="both"/>
-        <w:rPr>
-          <w:rFonts w:ascii="Times New Roman" w:hAnsi="Times New Roman" w:cs="Times New Roman"/>
-          <w:sz w:val="22"/>
-          <w:szCs w:val="22"/>
-          <w:lang w:val="en-US"/>
-        </w:rPr>
-      </w:pPr>
-      <w:r>
-        <w:rPr>
-          <w:rFonts w:ascii="Times New Roman" w:hAnsi="Times New Roman" w:cs="Times New Roman"/>
-          <w:sz w:val="22"/>
-          <w:szCs w:val="22"/>
-          <w:lang w:val="en-US"/>
-        </w:rPr>
+        <w:rPr>
+          <w:rFonts w:ascii="Times New Roman" w:hAnsi="Times New Roman" w:cs="Times New Roman"/>
+          <w:sz w:val="22"/>
+          <w:szCs w:val="22"/>
+          <w:lang w:val="en-US"/>
+        </w:rPr>
+      </w:pPr>
+      <w:r>
+        <w:rPr>
+          <w:rFonts w:ascii="Times New Roman" w:hAnsi="Times New Roman" w:cs="Times New Roman"/>
+          <w:sz w:val="22"/>
+          <w:szCs w:val="22"/>
+          <w:lang w:val="en-US"/>
+        </w:rPr>
+        <w:lastRenderedPageBreak/>
         <w:t>{</w:t>
       </w:r>
     </w:p>
     <w:p>
       <w:pPr>
-        <w:spacing w:after="0" w:line="360" w:lineRule="auto"/>
-        <w:ind w:firstLine="510"/>
-        <w:jc w:val="both"/>
-        <w:rPr>
-          <w:rFonts w:ascii="Times New Roman" w:hAnsi="Times New Roman" w:cs="Times New Roman"/>
-          <w:sz w:val="22"/>
-          <w:szCs w:val="22"/>
-          <w:lang w:val="en-US"/>
-        </w:rPr>
-      </w:pPr>
-      <w:r>
-        <w:rPr>
-          <w:rFonts w:ascii="Times New Roman" w:hAnsi="Times New Roman" w:cs="Times New Roman"/>
-          <w:sz w:val="22"/>
-          <w:szCs w:val="22"/>
-          <w:lang w:val="en-US"/>
+        <w:rPr>
+          <w:rFonts w:ascii="Times New Roman" w:hAnsi="Times New Roman" w:cs="Times New Roman"/>
+          <w:sz w:val="22"/>
+          <w:szCs w:val="22"/>
+          <w:lang w:val="en-US"/>
+        </w:rPr>
+      </w:pPr>
+      <w:r>
+        <w:rPr>
+          <w:rFonts w:ascii="Times New Roman" w:hAnsi="Times New Roman" w:cs="Times New Roman"/>
+          <w:sz w:val="22"/>
+          <w:szCs w:val="22"/>
+          <w:lang w:val="en-US"/>
+        </w:rPr>
+        <w:t>"nomenclatureID": "00000000677",</w:t>
+      </w:r>
+    </w:p>
+    <w:p>
+      <w:pPr>
+        <w:rPr>
+          <w:rFonts w:ascii="Times New Roman" w:hAnsi="Times New Roman" w:cs="Times New Roman"/>
+          <w:sz w:val="22"/>
+          <w:szCs w:val="22"/>
+          <w:lang w:val="en-US"/>
+        </w:rPr>
+      </w:pPr>
+      <w:r>
+        <w:rPr>
+          <w:rFonts w:ascii="Times New Roman" w:hAnsi="Times New Roman" w:cs="Times New Roman"/>
+          <w:sz w:val="22"/>
+          <w:szCs w:val="22"/>
+          <w:lang w:val="en-US"/>
+        </w:rPr>
+        <w:t>"nomenclatureName": "</w:t>
+      </w:r>
+      <w:r>
+        <w:rPr>
+          <w:rFonts w:ascii="Times New Roman" w:hAnsi="Times New Roman" w:cs="Times New Roman"/>
+          <w:sz w:val="22"/>
+          <w:szCs w:val="22"/>
+        </w:rPr>
+        <w:t>УЗИ</w:t>
+      </w:r>
+      <w:r>
+        <w:rPr>
+          <w:rFonts w:ascii="Times New Roman" w:hAnsi="Times New Roman" w:cs="Times New Roman"/>
+          <w:sz w:val="22"/>
+          <w:szCs w:val="22"/>
+          <w:lang w:val="en-US"/>
+        </w:rPr>
+        <w:t xml:space="preserve"> </w:t>
+      </w:r>
+      <w:r>
+        <w:rPr>
+          <w:rFonts w:ascii="Times New Roman" w:hAnsi="Times New Roman" w:cs="Times New Roman"/>
+          <w:sz w:val="22"/>
+          <w:szCs w:val="22"/>
+        </w:rPr>
+        <w:t>щитовидной</w:t>
+      </w:r>
+      <w:r>
+        <w:rPr>
+          <w:rFonts w:ascii="Times New Roman" w:hAnsi="Times New Roman" w:cs="Times New Roman"/>
+          <w:sz w:val="22"/>
+          <w:szCs w:val="22"/>
+          <w:lang w:val="en-US"/>
+        </w:rPr>
+        <w:t xml:space="preserve"> </w:t>
+      </w:r>
+      <w:r>
+        <w:rPr>
+          <w:rFonts w:ascii="Times New Roman" w:hAnsi="Times New Roman" w:cs="Times New Roman"/>
+          <w:sz w:val="22"/>
+          <w:szCs w:val="22"/>
+        </w:rPr>
+        <w:t>железы</w:t>
+      </w:r>
+      <w:r>
+        <w:rPr>
+          <w:rFonts w:ascii="Times New Roman" w:hAnsi="Times New Roman" w:cs="Times New Roman"/>
+          <w:sz w:val="22"/>
+          <w:szCs w:val="22"/>
+          <w:lang w:val="en-US"/>
+        </w:rPr>
+        <w:t>",</w:t>
+      </w:r>
+    </w:p>
+    <w:p>
+      <w:pPr>
+        <w:rPr>
+          <w:rFonts w:ascii="Times New Roman" w:hAnsi="Times New Roman" w:cs="Times New Roman"/>
+          <w:sz w:val="22"/>
+          <w:szCs w:val="22"/>
+        </w:rPr>
+      </w:pPr>
+      <w:r>
+        <w:rPr>
+          <w:rFonts w:ascii="Times New Roman" w:hAnsi="Times New Roman" w:cs="Times New Roman"/>
+          <w:sz w:val="22"/>
+          <w:szCs w:val="22"/>
         </w:rPr>
         <w:t>"</w:t>
       </w:r>
@@ -21982,9 +23723,8 @@
           <w:rFonts w:ascii="Times New Roman" w:hAnsi="Times New Roman" w:cs="Times New Roman"/>
           <w:sz w:val="22"/>
           <w:szCs w:val="22"/>
-          <w:lang w:val="en-US"/>
-        </w:rPr>
-        <w:t>nomenclatureID</w:t>
+        </w:rPr>
+        <w:t>continuance</w:t>
       </w:r>
       <w:proofErr w:type="spellEnd"/>
       <w:r>
@@ -21992,29 +23732,23 @@
           <w:rFonts w:ascii="Times New Roman" w:hAnsi="Times New Roman" w:cs="Times New Roman"/>
           <w:sz w:val="22"/>
           <w:szCs w:val="22"/>
-          <w:lang w:val="en-US"/>
-        </w:rPr>
-        <w:t>": "00000000678",</w:t>
-      </w:r>
-    </w:p>
-    <w:p>
-      <w:pPr>
-        <w:spacing w:after="0" w:line="360" w:lineRule="auto"/>
-        <w:ind w:firstLine="510"/>
-        <w:jc w:val="both"/>
-        <w:rPr>
-          <w:rFonts w:ascii="Times New Roman" w:hAnsi="Times New Roman" w:cs="Times New Roman"/>
-          <w:sz w:val="22"/>
-          <w:szCs w:val="22"/>
-          <w:lang w:val="en-US"/>
-        </w:rPr>
-      </w:pPr>
-      <w:r>
-        <w:rPr>
-          <w:rFonts w:ascii="Times New Roman" w:hAnsi="Times New Roman" w:cs="Times New Roman"/>
-          <w:sz w:val="22"/>
-          <w:szCs w:val="22"/>
-          <w:lang w:val="en-US"/>
+        </w:rPr>
+        <w:t>": "00:30",</w:t>
+      </w:r>
+    </w:p>
+    <w:p>
+      <w:pPr>
+        <w:rPr>
+          <w:rFonts w:ascii="Times New Roman" w:hAnsi="Times New Roman" w:cs="Times New Roman"/>
+          <w:sz w:val="22"/>
+          <w:szCs w:val="22"/>
+        </w:rPr>
+      </w:pPr>
+      <w:r>
+        <w:rPr>
+          <w:rFonts w:ascii="Times New Roman" w:hAnsi="Times New Roman" w:cs="Times New Roman"/>
+          <w:sz w:val="22"/>
+          <w:szCs w:val="22"/>
         </w:rPr>
         <w:t>"</w:t>
       </w:r>
@@ -22024,9 +23758,8 @@
           <w:rFonts w:ascii="Times New Roman" w:hAnsi="Times New Roman" w:cs="Times New Roman"/>
           <w:sz w:val="22"/>
           <w:szCs w:val="22"/>
-          <w:lang w:val="en-US"/>
-        </w:rPr>
-        <w:t>nomenclatureName</w:t>
+        </w:rPr>
+        <w:t>workerID</w:t>
       </w:r>
       <w:proofErr w:type="spellEnd"/>
       <w:r>
@@ -22034,102 +23767,23 @@
           <w:rFonts w:ascii="Times New Roman" w:hAnsi="Times New Roman" w:cs="Times New Roman"/>
           <w:sz w:val="22"/>
           <w:szCs w:val="22"/>
-          <w:lang w:val="en-US"/>
-        </w:rPr>
-        <w:t>": "</w:t>
-      </w:r>
-      <w:r>
-        <w:rPr>
-          <w:rFonts w:ascii="Times New Roman" w:hAnsi="Times New Roman" w:cs="Times New Roman"/>
-          <w:sz w:val="22"/>
-          <w:szCs w:val="22"/>
-        </w:rPr>
-        <w:t>УЗИ</w:t>
-      </w:r>
-      <w:r>
-        <w:rPr>
-          <w:rFonts w:ascii="Times New Roman" w:hAnsi="Times New Roman" w:cs="Times New Roman"/>
-          <w:sz w:val="22"/>
-          <w:szCs w:val="22"/>
-          <w:lang w:val="en-US"/>
-        </w:rPr>
-        <w:t xml:space="preserve"> </w:t>
-      </w:r>
-      <w:r>
-        <w:rPr>
-          <w:rFonts w:ascii="Times New Roman" w:hAnsi="Times New Roman" w:cs="Times New Roman"/>
-          <w:sz w:val="22"/>
-          <w:szCs w:val="22"/>
-        </w:rPr>
-        <w:t>молочных</w:t>
-      </w:r>
-      <w:r>
-        <w:rPr>
-          <w:rFonts w:ascii="Times New Roman" w:hAnsi="Times New Roman" w:cs="Times New Roman"/>
-          <w:sz w:val="22"/>
-          <w:szCs w:val="22"/>
-          <w:lang w:val="en-US"/>
-        </w:rPr>
-        <w:t xml:space="preserve"> </w:t>
-      </w:r>
-      <w:r>
-        <w:rPr>
-          <w:rFonts w:ascii="Times New Roman" w:hAnsi="Times New Roman" w:cs="Times New Roman"/>
-          <w:sz w:val="22"/>
-          <w:szCs w:val="22"/>
-        </w:rPr>
-        <w:t>желез</w:t>
-      </w:r>
-      <w:r>
-        <w:rPr>
-          <w:rFonts w:ascii="Times New Roman" w:hAnsi="Times New Roman" w:cs="Times New Roman"/>
-          <w:sz w:val="22"/>
-          <w:szCs w:val="22"/>
-          <w:lang w:val="en-US"/>
-        </w:rPr>
-        <w:t>",</w:t>
-      </w:r>
-    </w:p>
-    <w:p>
-      <w:pPr>
-        <w:spacing w:after="0" w:line="360" w:lineRule="auto"/>
-        <w:ind w:firstLine="510"/>
-        <w:jc w:val="both"/>
-        <w:rPr>
-          <w:rFonts w:ascii="Times New Roman" w:hAnsi="Times New Roman" w:cs="Times New Roman"/>
-          <w:sz w:val="22"/>
-          <w:szCs w:val="22"/>
-          <w:lang w:val="en-US"/>
-        </w:rPr>
-      </w:pPr>
-      <w:r>
-        <w:rPr>
-          <w:rFonts w:ascii="Times New Roman" w:hAnsi="Times New Roman" w:cs="Times New Roman"/>
-          <w:sz w:val="22"/>
-          <w:szCs w:val="22"/>
-          <w:lang w:val="en-US"/>
-        </w:rPr>
-        <w:t>"continuance": "00:30",</w:t>
-      </w:r>
-    </w:p>
-    <w:p>
-      <w:pPr>
-        <w:spacing w:after="0" w:line="360" w:lineRule="auto"/>
-        <w:ind w:firstLine="510"/>
-        <w:jc w:val="both"/>
-        <w:rPr>
-          <w:rFonts w:ascii="Times New Roman" w:hAnsi="Times New Roman" w:cs="Times New Roman"/>
-          <w:sz w:val="22"/>
-          <w:szCs w:val="22"/>
-          <w:lang w:val="en-US"/>
-        </w:rPr>
-      </w:pPr>
-      <w:r>
-        <w:rPr>
-          <w:rFonts w:ascii="Times New Roman" w:hAnsi="Times New Roman" w:cs="Times New Roman"/>
-          <w:sz w:val="22"/>
-          <w:szCs w:val="22"/>
-          <w:lang w:val="en-US"/>
+        </w:rPr>
+        <w:t>": "",</w:t>
+      </w:r>
+    </w:p>
+    <w:p>
+      <w:pPr>
+        <w:rPr>
+          <w:rFonts w:ascii="Times New Roman" w:hAnsi="Times New Roman" w:cs="Times New Roman"/>
+          <w:sz w:val="22"/>
+          <w:szCs w:val="22"/>
+        </w:rPr>
+      </w:pPr>
+      <w:r>
+        <w:rPr>
+          <w:rFonts w:ascii="Times New Roman" w:hAnsi="Times New Roman" w:cs="Times New Roman"/>
+          <w:sz w:val="22"/>
+          <w:szCs w:val="22"/>
         </w:rPr>
         <w:t>"</w:t>
       </w:r>
@@ -22139,9 +23793,8 @@
           <w:rFonts w:ascii="Times New Roman" w:hAnsi="Times New Roman" w:cs="Times New Roman"/>
           <w:sz w:val="22"/>
           <w:szCs w:val="22"/>
-          <w:lang w:val="en-US"/>
-        </w:rPr>
-        <w:t>workerID</w:t>
+        </w:rPr>
+        <w:t>workerName</w:t>
       </w:r>
       <w:proofErr w:type="spellEnd"/>
       <w:r>
@@ -22149,708 +23802,46 @@
           <w:rFonts w:ascii="Times New Roman" w:hAnsi="Times New Roman" w:cs="Times New Roman"/>
           <w:sz w:val="22"/>
           <w:szCs w:val="22"/>
-          <w:lang w:val="en-US"/>
-        </w:rPr>
-        <w:t>": "",</w:t>
-      </w:r>
-    </w:p>
-    <w:p>
-      <w:pPr>
-        <w:spacing w:after="0" w:line="360" w:lineRule="auto"/>
-        <w:ind w:firstLine="510"/>
-        <w:jc w:val="both"/>
-        <w:rPr>
-          <w:rFonts w:ascii="Times New Roman" w:hAnsi="Times New Roman" w:cs="Times New Roman"/>
-          <w:sz w:val="22"/>
-          <w:szCs w:val="22"/>
-          <w:lang w:val="en-US"/>
-        </w:rPr>
-      </w:pPr>
-      <w:r>
-        <w:rPr>
-          <w:rFonts w:ascii="Times New Roman" w:hAnsi="Times New Roman" w:cs="Times New Roman"/>
-          <w:sz w:val="22"/>
-          <w:szCs w:val="22"/>
-          <w:lang w:val="en-US"/>
-        </w:rPr>
-        <w:t>"</w:t>
-      </w:r>
-      <w:proofErr w:type="spellStart"/>
-      <w:r>
-        <w:rPr>
-          <w:rFonts w:ascii="Times New Roman" w:hAnsi="Times New Roman" w:cs="Times New Roman"/>
-          <w:sz w:val="22"/>
-          <w:szCs w:val="22"/>
-          <w:lang w:val="en-US"/>
-        </w:rPr>
-        <w:t>workerName</w:t>
-      </w:r>
-      <w:proofErr w:type="spellEnd"/>
-      <w:r>
-        <w:rPr>
-          <w:rFonts w:ascii="Times New Roman" w:hAnsi="Times New Roman" w:cs="Times New Roman"/>
-          <w:sz w:val="22"/>
-          <w:szCs w:val="22"/>
-          <w:lang w:val="en-US"/>
         </w:rPr>
         <w:t>": ""</w:t>
       </w:r>
     </w:p>
     <w:p>
       <w:pPr>
-        <w:spacing w:after="0" w:line="360" w:lineRule="auto"/>
-        <w:ind w:firstLine="510"/>
-        <w:jc w:val="both"/>
-        <w:rPr>
-          <w:rFonts w:ascii="Times New Roman" w:hAnsi="Times New Roman" w:cs="Times New Roman"/>
-          <w:sz w:val="22"/>
-          <w:szCs w:val="22"/>
-          <w:lang w:val="en-US"/>
-        </w:rPr>
-      </w:pPr>
-      <w:r>
-        <w:rPr>
-          <w:rFonts w:ascii="Times New Roman" w:hAnsi="Times New Roman" w:cs="Times New Roman"/>
-          <w:sz w:val="22"/>
-          <w:szCs w:val="22"/>
-          <w:lang w:val="en-US"/>
+        <w:rPr>
+          <w:rFonts w:ascii="Times New Roman" w:hAnsi="Times New Roman" w:cs="Times New Roman"/>
+          <w:sz w:val="22"/>
+          <w:szCs w:val="22"/>
+        </w:rPr>
+      </w:pPr>
+      <w:r>
+        <w:rPr>
+          <w:rFonts w:ascii="Times New Roman" w:hAnsi="Times New Roman" w:cs="Times New Roman"/>
+          <w:sz w:val="22"/>
+          <w:szCs w:val="22"/>
         </w:rPr>
         <w:t>}</w:t>
       </w:r>
     </w:p>
     <w:p>
       <w:pPr>
-        <w:spacing w:after="0" w:line="360" w:lineRule="auto"/>
-        <w:ind w:firstLine="510"/>
-        <w:jc w:val="both"/>
-        <w:rPr>
-          <w:rFonts w:ascii="Times New Roman" w:hAnsi="Times New Roman" w:cs="Times New Roman"/>
-          <w:sz w:val="22"/>
-          <w:szCs w:val="22"/>
-          <w:lang w:val="en-US"/>
-        </w:rPr>
-      </w:pPr>
-      <w:r>
-        <w:rPr>
-          <w:rFonts w:ascii="Times New Roman" w:hAnsi="Times New Roman" w:cs="Times New Roman"/>
-          <w:sz w:val="22"/>
-          <w:szCs w:val="22"/>
-          <w:lang w:val="en-US"/>
+        <w:rPr>
+          <w:rFonts w:ascii="Times New Roman" w:hAnsi="Times New Roman" w:cs="Times New Roman"/>
+          <w:sz w:val="22"/>
+          <w:szCs w:val="22"/>
+        </w:rPr>
+      </w:pPr>
+      <w:r>
+        <w:rPr>
+          <w:rFonts w:ascii="Times New Roman" w:hAnsi="Times New Roman" w:cs="Times New Roman"/>
+          <w:sz w:val="22"/>
+          <w:szCs w:val="22"/>
         </w:rPr>
         <w:t>]</w:t>
       </w:r>
     </w:p>
     <w:p>
       <w:pPr>
-        <w:spacing w:after="0" w:line="360" w:lineRule="auto"/>
-        <w:ind w:firstLine="510"/>
-        <w:jc w:val="both"/>
-        <w:rPr>
-          <w:rFonts w:ascii="Times New Roman" w:hAnsi="Times New Roman" w:cs="Times New Roman"/>
-          <w:sz w:val="22"/>
-          <w:szCs w:val="22"/>
-          <w:lang w:val="en-US"/>
-        </w:rPr>
-      </w:pPr>
-      <w:r>
-        <w:rPr>
-          <w:rFonts w:ascii="Times New Roman" w:hAnsi="Times New Roman" w:cs="Times New Roman"/>
-          <w:sz w:val="22"/>
-          <w:szCs w:val="22"/>
-          <w:lang w:val="en-US"/>
-        </w:rPr>
-        <w:t>},</w:t>
-      </w:r>
-    </w:p>
-    <w:p>
-      <w:pPr>
-        <w:spacing w:after="0" w:line="360" w:lineRule="auto"/>
-        <w:ind w:firstLine="510"/>
-        <w:jc w:val="both"/>
-        <w:rPr>
-          <w:rFonts w:ascii="Times New Roman" w:hAnsi="Times New Roman" w:cs="Times New Roman"/>
-          <w:sz w:val="22"/>
-          <w:szCs w:val="22"/>
-          <w:lang w:val="en-US"/>
-        </w:rPr>
-      </w:pPr>
-      <w:r>
-        <w:rPr>
-          <w:rFonts w:ascii="Times New Roman" w:hAnsi="Times New Roman" w:cs="Times New Roman"/>
-          <w:sz w:val="22"/>
-          <w:szCs w:val="22"/>
-          <w:lang w:val="en-US"/>
-        </w:rPr>
-        <w:t>{</w:t>
-      </w:r>
-    </w:p>
-    <w:p>
-      <w:pPr>
-        <w:spacing w:after="0" w:line="360" w:lineRule="auto"/>
-        <w:ind w:firstLine="510"/>
-        <w:jc w:val="both"/>
-        <w:rPr>
-          <w:rFonts w:ascii="Times New Roman" w:hAnsi="Times New Roman" w:cs="Times New Roman"/>
-          <w:sz w:val="22"/>
-          <w:szCs w:val="22"/>
-          <w:lang w:val="en-US"/>
-        </w:rPr>
-      </w:pPr>
-      <w:r>
-        <w:rPr>
-          <w:rFonts w:ascii="Times New Roman" w:hAnsi="Times New Roman" w:cs="Times New Roman"/>
-          <w:sz w:val="22"/>
-          <w:szCs w:val="22"/>
-          <w:lang w:val="en-US"/>
-        </w:rPr>
-        <w:lastRenderedPageBreak/>
-        <w:t>"</w:t>
-      </w:r>
-      <w:proofErr w:type="spellStart"/>
-      <w:r>
-        <w:rPr>
-          <w:rFonts w:ascii="Times New Roman" w:hAnsi="Times New Roman" w:cs="Times New Roman"/>
-          <w:sz w:val="22"/>
-          <w:szCs w:val="22"/>
-          <w:lang w:val="en-US"/>
-        </w:rPr>
-        <w:t>webID</w:t>
-      </w:r>
-      <w:proofErr w:type="spellEnd"/>
-      <w:r>
-        <w:rPr>
-          <w:rFonts w:ascii="Times New Roman" w:hAnsi="Times New Roman" w:cs="Times New Roman"/>
-          <w:sz w:val="22"/>
-          <w:szCs w:val="22"/>
-          <w:lang w:val="en-US"/>
-        </w:rPr>
-        <w:t>": "8e8d47d6-3875-4faa-82cc-8cc05d0ff4d5",</w:t>
-      </w:r>
-    </w:p>
-    <w:p>
-      <w:pPr>
-        <w:spacing w:after="0" w:line="360" w:lineRule="auto"/>
-        <w:ind w:firstLine="510"/>
-        <w:jc w:val="both"/>
-        <w:rPr>
-          <w:rFonts w:ascii="Times New Roman" w:hAnsi="Times New Roman" w:cs="Times New Roman"/>
-          <w:sz w:val="22"/>
-          <w:szCs w:val="22"/>
-          <w:lang w:val="en-US"/>
-        </w:rPr>
-      </w:pPr>
-      <w:r>
-        <w:rPr>
-          <w:rFonts w:ascii="Times New Roman" w:hAnsi="Times New Roman" w:cs="Times New Roman"/>
-          <w:sz w:val="22"/>
-          <w:szCs w:val="22"/>
-          <w:lang w:val="en-US"/>
-        </w:rPr>
-        <w:t>"</w:t>
-      </w:r>
-      <w:proofErr w:type="spellStart"/>
-      <w:r>
-        <w:rPr>
-          <w:rFonts w:ascii="Times New Roman" w:hAnsi="Times New Roman" w:cs="Times New Roman"/>
-          <w:sz w:val="22"/>
-          <w:szCs w:val="22"/>
-          <w:lang w:val="en-US"/>
-        </w:rPr>
-        <w:t>doctorID</w:t>
-      </w:r>
-      <w:proofErr w:type="spellEnd"/>
-      <w:r>
-        <w:rPr>
-          <w:rFonts w:ascii="Times New Roman" w:hAnsi="Times New Roman" w:cs="Times New Roman"/>
-          <w:sz w:val="22"/>
-          <w:szCs w:val="22"/>
-          <w:lang w:val="en-US"/>
-        </w:rPr>
-        <w:t>": "00115",</w:t>
-      </w:r>
-    </w:p>
-    <w:p>
-      <w:pPr>
-        <w:spacing w:after="0" w:line="360" w:lineRule="auto"/>
-        <w:ind w:firstLine="510"/>
-        <w:jc w:val="both"/>
-        <w:rPr>
-          <w:rFonts w:ascii="Times New Roman" w:hAnsi="Times New Roman" w:cs="Times New Roman"/>
-          <w:sz w:val="22"/>
-          <w:szCs w:val="22"/>
-          <w:lang w:val="en-US"/>
-        </w:rPr>
-      </w:pPr>
-      <w:r>
-        <w:rPr>
-          <w:rFonts w:ascii="Times New Roman" w:hAnsi="Times New Roman" w:cs="Times New Roman"/>
-          <w:sz w:val="22"/>
-          <w:szCs w:val="22"/>
-          <w:lang w:val="en-US"/>
-        </w:rPr>
-        <w:t>"</w:t>
-      </w:r>
-      <w:proofErr w:type="spellStart"/>
-      <w:r>
-        <w:rPr>
-          <w:rFonts w:ascii="Times New Roman" w:hAnsi="Times New Roman" w:cs="Times New Roman"/>
-          <w:sz w:val="22"/>
-          <w:szCs w:val="22"/>
-          <w:lang w:val="en-US"/>
-        </w:rPr>
-        <w:t>doctorName</w:t>
-      </w:r>
-      <w:proofErr w:type="spellEnd"/>
-      <w:r>
-        <w:rPr>
-          <w:rFonts w:ascii="Times New Roman" w:hAnsi="Times New Roman" w:cs="Times New Roman"/>
-          <w:sz w:val="22"/>
-          <w:szCs w:val="22"/>
-          <w:lang w:val="en-US"/>
-        </w:rPr>
-        <w:t>": "</w:t>
-      </w:r>
-      <w:r>
-        <w:rPr>
-          <w:rFonts w:ascii="Times New Roman" w:hAnsi="Times New Roman" w:cs="Times New Roman"/>
-          <w:sz w:val="22"/>
-          <w:szCs w:val="22"/>
-        </w:rPr>
-        <w:t>Хохлова</w:t>
-      </w:r>
-      <w:r>
-        <w:rPr>
-          <w:rFonts w:ascii="Times New Roman" w:hAnsi="Times New Roman" w:cs="Times New Roman"/>
-          <w:sz w:val="22"/>
-          <w:szCs w:val="22"/>
-          <w:lang w:val="en-US"/>
-        </w:rPr>
-        <w:t xml:space="preserve"> </w:t>
-      </w:r>
-      <w:r>
-        <w:rPr>
-          <w:rFonts w:ascii="Times New Roman" w:hAnsi="Times New Roman" w:cs="Times New Roman"/>
-          <w:sz w:val="22"/>
-          <w:szCs w:val="22"/>
-        </w:rPr>
-        <w:t>Мария</w:t>
-      </w:r>
-      <w:r>
-        <w:rPr>
-          <w:rFonts w:ascii="Times New Roman" w:hAnsi="Times New Roman" w:cs="Times New Roman"/>
-          <w:sz w:val="22"/>
-          <w:szCs w:val="22"/>
-          <w:lang w:val="en-US"/>
-        </w:rPr>
-        <w:t xml:space="preserve"> </w:t>
-      </w:r>
-      <w:r>
-        <w:rPr>
-          <w:rFonts w:ascii="Times New Roman" w:hAnsi="Times New Roman" w:cs="Times New Roman"/>
-          <w:sz w:val="22"/>
-          <w:szCs w:val="22"/>
-        </w:rPr>
-        <w:t>Андреевна</w:t>
-      </w:r>
-      <w:r>
-        <w:rPr>
-          <w:rFonts w:ascii="Times New Roman" w:hAnsi="Times New Roman" w:cs="Times New Roman"/>
-          <w:sz w:val="22"/>
-          <w:szCs w:val="22"/>
-          <w:lang w:val="en-US"/>
-        </w:rPr>
-        <w:t>",</w:t>
-      </w:r>
-    </w:p>
-    <w:p>
-      <w:pPr>
-        <w:spacing w:after="0" w:line="360" w:lineRule="auto"/>
-        <w:ind w:firstLine="510"/>
-        <w:jc w:val="both"/>
-        <w:rPr>
-          <w:rFonts w:ascii="Times New Roman" w:hAnsi="Times New Roman" w:cs="Times New Roman"/>
-          <w:sz w:val="22"/>
-          <w:szCs w:val="22"/>
-          <w:lang w:val="en-US"/>
-        </w:rPr>
-      </w:pPr>
-      <w:r>
-        <w:rPr>
-          <w:rFonts w:ascii="Times New Roman" w:hAnsi="Times New Roman" w:cs="Times New Roman"/>
-          <w:sz w:val="22"/>
-          <w:szCs w:val="22"/>
-          <w:lang w:val="en-US"/>
-        </w:rPr>
-        <w:t>"date": "2026-01-14",</w:t>
-      </w:r>
-    </w:p>
-    <w:p>
-      <w:pPr>
-        <w:spacing w:after="0" w:line="360" w:lineRule="auto"/>
-        <w:ind w:firstLine="510"/>
-        <w:jc w:val="both"/>
-        <w:rPr>
-          <w:rFonts w:ascii="Times New Roman" w:hAnsi="Times New Roman" w:cs="Times New Roman"/>
-          <w:sz w:val="22"/>
-          <w:szCs w:val="22"/>
-        </w:rPr>
-      </w:pPr>
-      <w:r>
-        <w:rPr>
-          <w:rFonts w:ascii="Times New Roman" w:hAnsi="Times New Roman" w:cs="Times New Roman"/>
-          <w:sz w:val="22"/>
-          <w:szCs w:val="22"/>
-        </w:rPr>
-        <w:t>"</w:t>
-      </w:r>
-      <w:proofErr w:type="spellStart"/>
-      <w:r>
-        <w:rPr>
-          <w:rFonts w:ascii="Times New Roman" w:hAnsi="Times New Roman" w:cs="Times New Roman"/>
-          <w:sz w:val="22"/>
-          <w:szCs w:val="22"/>
-        </w:rPr>
-        <w:t>startTime</w:t>
-      </w:r>
-      <w:proofErr w:type="spellEnd"/>
-      <w:r>
-        <w:rPr>
-          <w:rFonts w:ascii="Times New Roman" w:hAnsi="Times New Roman" w:cs="Times New Roman"/>
-          <w:sz w:val="22"/>
-          <w:szCs w:val="22"/>
-        </w:rPr>
-        <w:t>": "09:30",</w:t>
-      </w:r>
-    </w:p>
-    <w:p>
-      <w:pPr>
-        <w:spacing w:after="0" w:line="360" w:lineRule="auto"/>
-        <w:ind w:firstLine="510"/>
-        <w:jc w:val="both"/>
-        <w:rPr>
-          <w:rFonts w:ascii="Times New Roman" w:hAnsi="Times New Roman" w:cs="Times New Roman"/>
-          <w:sz w:val="22"/>
-          <w:szCs w:val="22"/>
-        </w:rPr>
-      </w:pPr>
-      <w:r>
-        <w:rPr>
-          <w:rFonts w:ascii="Times New Roman" w:hAnsi="Times New Roman" w:cs="Times New Roman"/>
-          <w:sz w:val="22"/>
-          <w:szCs w:val="22"/>
-        </w:rPr>
-        <w:t>"</w:t>
-      </w:r>
-      <w:proofErr w:type="spellStart"/>
-      <w:r>
-        <w:rPr>
-          <w:rFonts w:ascii="Times New Roman" w:hAnsi="Times New Roman" w:cs="Times New Roman"/>
-          <w:sz w:val="22"/>
-          <w:szCs w:val="22"/>
-        </w:rPr>
-        <w:t>endTime</w:t>
-      </w:r>
-      <w:proofErr w:type="spellEnd"/>
-      <w:r>
-        <w:rPr>
-          <w:rFonts w:ascii="Times New Roman" w:hAnsi="Times New Roman" w:cs="Times New Roman"/>
-          <w:sz w:val="22"/>
-          <w:szCs w:val="22"/>
-        </w:rPr>
-        <w:t>": "10:00",</w:t>
-      </w:r>
-    </w:p>
-    <w:p>
-      <w:pPr>
-        <w:spacing w:after="0" w:line="360" w:lineRule="auto"/>
-        <w:ind w:firstLine="510"/>
-        <w:jc w:val="both"/>
-        <w:rPr>
-          <w:rFonts w:ascii="Times New Roman" w:hAnsi="Times New Roman" w:cs="Times New Roman"/>
-          <w:sz w:val="22"/>
-          <w:szCs w:val="22"/>
-        </w:rPr>
-      </w:pPr>
-      <w:r>
-        <w:rPr>
-          <w:rFonts w:ascii="Times New Roman" w:hAnsi="Times New Roman" w:cs="Times New Roman"/>
-          <w:sz w:val="22"/>
-          <w:szCs w:val="22"/>
-        </w:rPr>
-        <w:t>"</w:t>
-      </w:r>
-      <w:proofErr w:type="spellStart"/>
-      <w:r>
-        <w:rPr>
-          <w:rFonts w:ascii="Times New Roman" w:hAnsi="Times New Roman" w:cs="Times New Roman"/>
-          <w:sz w:val="22"/>
-          <w:szCs w:val="22"/>
-        </w:rPr>
-        <w:t>status</w:t>
-      </w:r>
-      <w:proofErr w:type="spellEnd"/>
-      <w:r>
-        <w:rPr>
-          <w:rFonts w:ascii="Times New Roman" w:hAnsi="Times New Roman" w:cs="Times New Roman"/>
-          <w:sz w:val="22"/>
-          <w:szCs w:val="22"/>
-        </w:rPr>
-        <w:t xml:space="preserve">": "Создана на сайте </w:t>
-      </w:r>
-      <w:proofErr w:type="spellStart"/>
-      <w:r>
-        <w:rPr>
-          <w:rFonts w:ascii="Times New Roman" w:hAnsi="Times New Roman" w:cs="Times New Roman"/>
-          <w:sz w:val="22"/>
-          <w:szCs w:val="22"/>
-        </w:rPr>
-        <w:t>Медграфт</w:t>
-      </w:r>
-      <w:proofErr w:type="spellEnd"/>
-      <w:r>
-        <w:rPr>
-          <w:rFonts w:ascii="Times New Roman" w:hAnsi="Times New Roman" w:cs="Times New Roman"/>
-          <w:sz w:val="22"/>
-          <w:szCs w:val="22"/>
-        </w:rPr>
-        <w:t>",</w:t>
-      </w:r>
-    </w:p>
-    <w:p>
-      <w:pPr>
-        <w:spacing w:after="0" w:line="360" w:lineRule="auto"/>
-        <w:ind w:firstLine="510"/>
-        <w:jc w:val="both"/>
-        <w:rPr>
-          <w:rFonts w:ascii="Times New Roman" w:hAnsi="Times New Roman" w:cs="Times New Roman"/>
-          <w:sz w:val="22"/>
-          <w:szCs w:val="22"/>
-          <w:lang w:val="en-US"/>
-        </w:rPr>
-      </w:pPr>
-      <w:r>
-        <w:rPr>
-          <w:rFonts w:ascii="Times New Roman" w:hAnsi="Times New Roman" w:cs="Times New Roman"/>
-          <w:sz w:val="22"/>
-          <w:szCs w:val="22"/>
-          <w:lang w:val="en-US"/>
-        </w:rPr>
-        <w:t>"works": [</w:t>
-      </w:r>
-    </w:p>
-    <w:p>
-      <w:pPr>
-        <w:spacing w:after="0" w:line="360" w:lineRule="auto"/>
-        <w:ind w:firstLine="510"/>
-        <w:jc w:val="both"/>
-        <w:rPr>
-          <w:rFonts w:ascii="Times New Roman" w:hAnsi="Times New Roman" w:cs="Times New Roman"/>
-          <w:sz w:val="22"/>
-          <w:szCs w:val="22"/>
-          <w:lang w:val="en-US"/>
-        </w:rPr>
-      </w:pPr>
-      <w:r>
-        <w:rPr>
-          <w:rFonts w:ascii="Times New Roman" w:hAnsi="Times New Roman" w:cs="Times New Roman"/>
-          <w:sz w:val="22"/>
-          <w:szCs w:val="22"/>
-          <w:lang w:val="en-US"/>
-        </w:rPr>
-        <w:t>{</w:t>
-      </w:r>
-    </w:p>
-    <w:p>
-      <w:pPr>
-        <w:spacing w:after="0" w:line="360" w:lineRule="auto"/>
-        <w:ind w:firstLine="510"/>
-        <w:jc w:val="both"/>
-        <w:rPr>
-          <w:rFonts w:ascii="Times New Roman" w:hAnsi="Times New Roman" w:cs="Times New Roman"/>
-          <w:sz w:val="22"/>
-          <w:szCs w:val="22"/>
-          <w:lang w:val="en-US"/>
-        </w:rPr>
-      </w:pPr>
-      <w:r>
-        <w:rPr>
-          <w:rFonts w:ascii="Times New Roman" w:hAnsi="Times New Roman" w:cs="Times New Roman"/>
-          <w:sz w:val="22"/>
-          <w:szCs w:val="22"/>
-          <w:lang w:val="en-US"/>
-        </w:rPr>
-        <w:t>"</w:t>
-      </w:r>
-      <w:proofErr w:type="spellStart"/>
-      <w:r>
-        <w:rPr>
-          <w:rFonts w:ascii="Times New Roman" w:hAnsi="Times New Roman" w:cs="Times New Roman"/>
-          <w:sz w:val="22"/>
-          <w:szCs w:val="22"/>
-          <w:lang w:val="en-US"/>
-        </w:rPr>
-        <w:t>nomenclatureID</w:t>
-      </w:r>
-      <w:proofErr w:type="spellEnd"/>
-      <w:r>
-        <w:rPr>
-          <w:rFonts w:ascii="Times New Roman" w:hAnsi="Times New Roman" w:cs="Times New Roman"/>
-          <w:sz w:val="22"/>
-          <w:szCs w:val="22"/>
-          <w:lang w:val="en-US"/>
-        </w:rPr>
-        <w:t>": "",</w:t>
-      </w:r>
-    </w:p>
-    <w:p>
-      <w:pPr>
-        <w:spacing w:after="0" w:line="360" w:lineRule="auto"/>
-        <w:ind w:firstLine="510"/>
-        <w:jc w:val="both"/>
-        <w:rPr>
-          <w:rFonts w:ascii="Times New Roman" w:hAnsi="Times New Roman" w:cs="Times New Roman"/>
-          <w:sz w:val="22"/>
-          <w:szCs w:val="22"/>
-          <w:lang w:val="en-US"/>
-        </w:rPr>
-      </w:pPr>
-      <w:r>
-        <w:rPr>
-          <w:rFonts w:ascii="Times New Roman" w:hAnsi="Times New Roman" w:cs="Times New Roman"/>
-          <w:sz w:val="22"/>
-          <w:szCs w:val="22"/>
-          <w:lang w:val="en-US"/>
-        </w:rPr>
-        <w:t>"</w:t>
-      </w:r>
-      <w:proofErr w:type="spellStart"/>
-      <w:r>
-        <w:rPr>
-          <w:rFonts w:ascii="Times New Roman" w:hAnsi="Times New Roman" w:cs="Times New Roman"/>
-          <w:sz w:val="22"/>
-          <w:szCs w:val="22"/>
-          <w:lang w:val="en-US"/>
-        </w:rPr>
-        <w:t>nomenclatureName</w:t>
-      </w:r>
-      <w:proofErr w:type="spellEnd"/>
-      <w:r>
-        <w:rPr>
-          <w:rFonts w:ascii="Times New Roman" w:hAnsi="Times New Roman" w:cs="Times New Roman"/>
-          <w:sz w:val="22"/>
-          <w:szCs w:val="22"/>
-          <w:lang w:val="en-US"/>
-        </w:rPr>
-        <w:t>": "",</w:t>
-      </w:r>
-    </w:p>
-    <w:p>
-      <w:pPr>
-        <w:spacing w:after="0" w:line="360" w:lineRule="auto"/>
-        <w:ind w:firstLine="510"/>
-        <w:jc w:val="both"/>
-        <w:rPr>
-          <w:rFonts w:ascii="Times New Roman" w:hAnsi="Times New Roman" w:cs="Times New Roman"/>
-          <w:sz w:val="22"/>
-          <w:szCs w:val="22"/>
-          <w:lang w:val="en-US"/>
-        </w:rPr>
-      </w:pPr>
-      <w:r>
-        <w:rPr>
-          <w:rFonts w:ascii="Times New Roman" w:hAnsi="Times New Roman" w:cs="Times New Roman"/>
-          <w:sz w:val="22"/>
-          <w:szCs w:val="22"/>
-          <w:lang w:val="en-US"/>
-        </w:rPr>
-        <w:t>"continuance": "00:30",</w:t>
-      </w:r>
-    </w:p>
-    <w:p>
-      <w:pPr>
-        <w:spacing w:after="0" w:line="360" w:lineRule="auto"/>
-        <w:ind w:firstLine="510"/>
-        <w:jc w:val="both"/>
-        <w:rPr>
-          <w:rFonts w:ascii="Times New Roman" w:hAnsi="Times New Roman" w:cs="Times New Roman"/>
-          <w:sz w:val="22"/>
-          <w:szCs w:val="22"/>
-          <w:lang w:val="en-US"/>
-        </w:rPr>
-      </w:pPr>
-      <w:r>
-        <w:rPr>
-          <w:rFonts w:ascii="Times New Roman" w:hAnsi="Times New Roman" w:cs="Times New Roman"/>
-          <w:sz w:val="22"/>
-          <w:szCs w:val="22"/>
-          <w:lang w:val="en-US"/>
-        </w:rPr>
-        <w:t>"</w:t>
-      </w:r>
-      <w:proofErr w:type="spellStart"/>
-      <w:r>
-        <w:rPr>
-          <w:rFonts w:ascii="Times New Roman" w:hAnsi="Times New Roman" w:cs="Times New Roman"/>
-          <w:sz w:val="22"/>
-          <w:szCs w:val="22"/>
-          <w:lang w:val="en-US"/>
-        </w:rPr>
-        <w:t>workerID</w:t>
-      </w:r>
-      <w:proofErr w:type="spellEnd"/>
-      <w:r>
-        <w:rPr>
-          <w:rFonts w:ascii="Times New Roman" w:hAnsi="Times New Roman" w:cs="Times New Roman"/>
-          <w:sz w:val="22"/>
-          <w:szCs w:val="22"/>
-          <w:lang w:val="en-US"/>
-        </w:rPr>
-        <w:t>": "",</w:t>
-      </w:r>
-    </w:p>
-    <w:p>
-      <w:pPr>
-        <w:spacing w:after="0" w:line="360" w:lineRule="auto"/>
-        <w:ind w:firstLine="510"/>
-        <w:jc w:val="both"/>
-        <w:rPr>
-          <w:rFonts w:ascii="Times New Roman" w:hAnsi="Times New Roman" w:cs="Times New Roman"/>
-          <w:sz w:val="22"/>
-          <w:szCs w:val="22"/>
-        </w:rPr>
-      </w:pPr>
-      <w:r>
-        <w:rPr>
-          <w:rFonts w:ascii="Times New Roman" w:hAnsi="Times New Roman" w:cs="Times New Roman"/>
-          <w:sz w:val="22"/>
-          <w:szCs w:val="22"/>
-        </w:rPr>
-        <w:t>"</w:t>
-      </w:r>
-      <w:proofErr w:type="spellStart"/>
-      <w:r>
-        <w:rPr>
-          <w:rFonts w:ascii="Times New Roman" w:hAnsi="Times New Roman" w:cs="Times New Roman"/>
-          <w:sz w:val="22"/>
-          <w:szCs w:val="22"/>
-        </w:rPr>
-        <w:t>workerName</w:t>
-      </w:r>
-      <w:proofErr w:type="spellEnd"/>
-      <w:r>
-        <w:rPr>
-          <w:rFonts w:ascii="Times New Roman" w:hAnsi="Times New Roman" w:cs="Times New Roman"/>
-          <w:sz w:val="22"/>
-          <w:szCs w:val="22"/>
-        </w:rPr>
-        <w:t>": ""</w:t>
-      </w:r>
-    </w:p>
-    <w:p>
-      <w:pPr>
-        <w:spacing w:after="0" w:line="360" w:lineRule="auto"/>
-        <w:ind w:firstLine="510"/>
-        <w:jc w:val="both"/>
         <w:rPr>
           <w:rFonts w:ascii="Times New Roman" w:hAnsi="Times New Roman" w:cs="Times New Roman"/>
           <w:sz w:val="22"/>
@@ -22868,9 +23859,6 @@
     </w:p>
     <w:p>
       <w:pPr>
-        <w:spacing w:after="0" w:line="360" w:lineRule="auto"/>
-        <w:ind w:firstLine="510"/>
-        <w:jc w:val="both"/>
         <w:rPr>
           <w:rFonts w:ascii="Times New Roman" w:hAnsi="Times New Roman" w:cs="Times New Roman"/>
           <w:sz w:val="22"/>
@@ -22888,49 +23876,6 @@
     </w:p>
     <w:p>
       <w:pPr>
-        <w:spacing w:after="0" w:line="360" w:lineRule="auto"/>
-        <w:ind w:firstLine="510"/>
-        <w:jc w:val="both"/>
-        <w:rPr>
-          <w:rFonts w:ascii="Times New Roman" w:hAnsi="Times New Roman" w:cs="Times New Roman"/>
-          <w:sz w:val="22"/>
-          <w:szCs w:val="22"/>
-        </w:rPr>
-      </w:pPr>
-      <w:r>
-        <w:rPr>
-          <w:rFonts w:ascii="Times New Roman" w:hAnsi="Times New Roman" w:cs="Times New Roman"/>
-          <w:sz w:val="22"/>
-          <w:szCs w:val="22"/>
-        </w:rPr>
-        <w:t>}</w:t>
-      </w:r>
-    </w:p>
-    <w:p>
-      <w:pPr>
-        <w:spacing w:after="0" w:line="360" w:lineRule="auto"/>
-        <w:ind w:firstLine="510"/>
-        <w:jc w:val="both"/>
-        <w:rPr>
-          <w:rFonts w:ascii="Times New Roman" w:hAnsi="Times New Roman" w:cs="Times New Roman"/>
-          <w:sz w:val="22"/>
-          <w:szCs w:val="22"/>
-        </w:rPr>
-      </w:pPr>
-      <w:r>
-        <w:rPr>
-          <w:rFonts w:ascii="Times New Roman" w:hAnsi="Times New Roman" w:cs="Times New Roman"/>
-          <w:sz w:val="22"/>
-          <w:szCs w:val="22"/>
-        </w:rPr>
-        <w:t>]</w:t>
-      </w:r>
-    </w:p>
-    <w:p>
-      <w:pPr>
-        <w:spacing w:after="0" w:line="360" w:lineRule="auto"/>
-        <w:ind w:firstLine="510"/>
-        <w:jc w:val="both"/>
         <w:rPr>
           <w:rFonts w:ascii="Times New Roman" w:hAnsi="Times New Roman" w:cs="Times New Roman"/>
           <w:sz w:val="22"/>
@@ -23210,7 +24155,7 @@
           <w:szCs w:val="22"/>
         </w:rPr>
       </w:pPr>
-      <w:hyperlink r:id="rId19" w:history="1">
+      <w:hyperlink r:id="rId17" w:history="1">
         <w:r>
           <w:rPr>
             <w:rStyle w:val="ac"/>
@@ -23683,7 +24628,16 @@
           <w:sz w:val="22"/>
           <w:szCs w:val="22"/>
         </w:rPr>
-        <w:t xml:space="preserve"> комплекс направлен на то, чтобы избежать проблем с сердцем в настоящее время и в будущем.\n\</w:t>
+        <w:t xml:space="preserve"> комплекс направлен на то, чтобы избежать проблем с сердцем в настоящее время и в </w:t>
+      </w:r>
+      <w:proofErr w:type="gramStart"/>
+      <w:r>
+        <w:rPr>
+          <w:rFonts w:ascii="Times New Roman" w:hAnsi="Times New Roman" w:cs="Times New Roman"/>
+          <w:sz w:val="22"/>
+          <w:szCs w:val="22"/>
+        </w:rPr>
+        <w:t>будущем.\n\</w:t>
       </w:r>
       <w:proofErr w:type="spellStart"/>
       <w:r>
@@ -23695,13 +24649,23 @@
         <w:t>nПо</w:t>
       </w:r>
       <w:proofErr w:type="spellEnd"/>
-      <w:r>
-        <w:rPr>
-          <w:rFonts w:ascii="Times New Roman" w:hAnsi="Times New Roman" w:cs="Times New Roman"/>
-          <w:sz w:val="22"/>
-          <w:szCs w:val="22"/>
-        </w:rPr>
-        <w:t xml:space="preserve"> окончании комплексного обследования «Здоровое сердце» пациенту выдадут развернутое заключение врача, рекомендации по питанию, нагрузкам и образу жизни. При необходимости составляется план лечения.\n\</w:t>
+      <w:proofErr w:type="gramEnd"/>
+      <w:r>
+        <w:rPr>
+          <w:rFonts w:ascii="Times New Roman" w:hAnsi="Times New Roman" w:cs="Times New Roman"/>
+          <w:sz w:val="22"/>
+          <w:szCs w:val="22"/>
+        </w:rPr>
+        <w:t xml:space="preserve"> окончании комплексного обследования «Здоровое сердце» пациенту выдадут развернутое заключение врача, рекомендации по питанию, нагрузкам и образу жизни. При необходимости составляется план </w:t>
+      </w:r>
+      <w:proofErr w:type="gramStart"/>
+      <w:r>
+        <w:rPr>
+          <w:rFonts w:ascii="Times New Roman" w:hAnsi="Times New Roman" w:cs="Times New Roman"/>
+          <w:sz w:val="22"/>
+          <w:szCs w:val="22"/>
+        </w:rPr>
+        <w:t>лечения.\n\</w:t>
       </w:r>
       <w:proofErr w:type="spellStart"/>
       <w:r>
@@ -23713,15 +24677,26 @@
         <w:t>nКомплекс</w:t>
       </w:r>
       <w:proofErr w:type="spellEnd"/>
-      <w:r>
-        <w:rPr>
-          <w:rFonts w:ascii="Times New Roman" w:hAnsi="Times New Roman" w:cs="Times New Roman"/>
-          <w:sz w:val="22"/>
-          <w:szCs w:val="22"/>
-        </w:rPr>
-        <w:t xml:space="preserve"> включает в себя:\</w:t>
+      <w:proofErr w:type="gramEnd"/>
+      <w:r>
+        <w:rPr>
+          <w:rFonts w:ascii="Times New Roman" w:hAnsi="Times New Roman" w:cs="Times New Roman"/>
+          <w:sz w:val="22"/>
+          <w:szCs w:val="22"/>
+        </w:rPr>
+        <w:t xml:space="preserve"> включает в </w:t>
+      </w:r>
+      <w:proofErr w:type="gramStart"/>
+      <w:r>
+        <w:rPr>
+          <w:rFonts w:ascii="Times New Roman" w:hAnsi="Times New Roman" w:cs="Times New Roman"/>
+          <w:sz w:val="22"/>
+          <w:szCs w:val="22"/>
+        </w:rPr>
+        <w:t>себя:\</w:t>
       </w:r>
       <w:proofErr w:type="spellStart"/>
+      <w:proofErr w:type="gramEnd"/>
       <w:r>
         <w:rPr>
           <w:rFonts w:ascii="Times New Roman" w:hAnsi="Times New Roman" w:cs="Times New Roman"/>
@@ -23755,9 +24730,19 @@
           <w:sz w:val="22"/>
           <w:szCs w:val="22"/>
         </w:rPr>
-        <w:t xml:space="preserve"> КГ (УЗИ сердца)\</w:t>
+        <w:t xml:space="preserve"> КГ (УЗИ </w:t>
+      </w:r>
+      <w:proofErr w:type="gramStart"/>
+      <w:r>
+        <w:rPr>
+          <w:rFonts w:ascii="Times New Roman" w:hAnsi="Times New Roman" w:cs="Times New Roman"/>
+          <w:sz w:val="22"/>
+          <w:szCs w:val="22"/>
+        </w:rPr>
+        <w:t>сердца)\</w:t>
       </w:r>
       <w:proofErr w:type="spellStart"/>
+      <w:proofErr w:type="gramEnd"/>
       <w:r>
         <w:rPr>
           <w:rFonts w:ascii="Times New Roman" w:hAnsi="Times New Roman" w:cs="Times New Roman"/>
@@ -24256,7 +25241,16 @@
           <w:sz w:val="22"/>
           <w:szCs w:val="22"/>
         </w:rPr>
-        <w:t xml:space="preserve"> железа регулирует обмен веществ, энергию и работу всего организма. Наша программа включает анализы на ключевые гормоны (ТТГ, Т3, Т4) и УЗИ для точной диагностики. Выявите нарушения на ранней стадии и получите персональные рекомендации по поддержанию здоровья щитовидной железы.\n\</w:t>
+        <w:t xml:space="preserve"> железа регулирует обмен веществ, энергию и работу всего организма. Наша программа включает анализы на ключевые гормоны (ТТГ, Т3, Т4) и УЗИ для точной диагностики. Выявите нарушения на ранней стадии и получите персональные рекомендации по поддержанию здоровья щитовидной </w:t>
+      </w:r>
+      <w:proofErr w:type="gramStart"/>
+      <w:r>
+        <w:rPr>
+          <w:rFonts w:ascii="Times New Roman" w:hAnsi="Times New Roman" w:cs="Times New Roman"/>
+          <w:sz w:val="22"/>
+          <w:szCs w:val="22"/>
+        </w:rPr>
+        <w:t>железы.\n\</w:t>
       </w:r>
       <w:proofErr w:type="spellStart"/>
       <w:r>
@@ -24268,15 +25262,26 @@
         <w:t>nКомплекс</w:t>
       </w:r>
       <w:proofErr w:type="spellEnd"/>
-      <w:r>
-        <w:rPr>
-          <w:rFonts w:ascii="Times New Roman" w:hAnsi="Times New Roman" w:cs="Times New Roman"/>
-          <w:sz w:val="22"/>
-          <w:szCs w:val="22"/>
-        </w:rPr>
-        <w:t xml:space="preserve"> включает в себя:\</w:t>
+      <w:proofErr w:type="gramEnd"/>
+      <w:r>
+        <w:rPr>
+          <w:rFonts w:ascii="Times New Roman" w:hAnsi="Times New Roman" w:cs="Times New Roman"/>
+          <w:sz w:val="22"/>
+          <w:szCs w:val="22"/>
+        </w:rPr>
+        <w:t xml:space="preserve"> включает в </w:t>
+      </w:r>
+      <w:proofErr w:type="gramStart"/>
+      <w:r>
+        <w:rPr>
+          <w:rFonts w:ascii="Times New Roman" w:hAnsi="Times New Roman" w:cs="Times New Roman"/>
+          <w:sz w:val="22"/>
+          <w:szCs w:val="22"/>
+        </w:rPr>
+        <w:t>себя:\</w:t>
       </w:r>
       <w:proofErr w:type="spellStart"/>
+      <w:proofErr w:type="gramEnd"/>
       <w:r>
         <w:rPr>
           <w:rFonts w:ascii="Times New Roman" w:hAnsi="Times New Roman" w:cs="Times New Roman"/>
@@ -24292,9 +25297,19 @@
           <w:sz w:val="22"/>
           <w:szCs w:val="22"/>
         </w:rPr>
-        <w:t xml:space="preserve"> щитовидной железы;\</w:t>
+        <w:t xml:space="preserve"> щитовидной </w:t>
+      </w:r>
+      <w:proofErr w:type="gramStart"/>
+      <w:r>
+        <w:rPr>
+          <w:rFonts w:ascii="Times New Roman" w:hAnsi="Times New Roman" w:cs="Times New Roman"/>
+          <w:sz w:val="22"/>
+          <w:szCs w:val="22"/>
+        </w:rPr>
+        <w:t>железы;\</w:t>
       </w:r>
       <w:proofErr w:type="spellStart"/>
+      <w:proofErr w:type="gramEnd"/>
       <w:r>
         <w:rPr>
           <w:rFonts w:ascii="Times New Roman" w:hAnsi="Times New Roman" w:cs="Times New Roman"/>
@@ -24310,9 +25325,19 @@
           <w:sz w:val="22"/>
           <w:szCs w:val="22"/>
         </w:rPr>
-        <w:t xml:space="preserve"> врача-эндокринолога;\</w:t>
+        <w:t xml:space="preserve"> врача-</w:t>
+      </w:r>
+      <w:proofErr w:type="gramStart"/>
+      <w:r>
+        <w:rPr>
+          <w:rFonts w:ascii="Times New Roman" w:hAnsi="Times New Roman" w:cs="Times New Roman"/>
+          <w:sz w:val="22"/>
+          <w:szCs w:val="22"/>
+        </w:rPr>
+        <w:t>эндокринолога;\</w:t>
       </w:r>
       <w:proofErr w:type="spellStart"/>
+      <w:proofErr w:type="gramEnd"/>
       <w:r>
         <w:rPr>
           <w:rFonts w:ascii="Times New Roman" w:hAnsi="Times New Roman" w:cs="Times New Roman"/>
@@ -24328,7 +25353,25 @@
           <w:sz w:val="22"/>
           <w:szCs w:val="22"/>
         </w:rPr>
-        <w:t xml:space="preserve"> исследования (Т4,Т3, ТТГ)",</w:t>
+        <w:t xml:space="preserve"> исследования (Т</w:t>
+      </w:r>
+      <w:proofErr w:type="gramStart"/>
+      <w:r>
+        <w:rPr>
+          <w:rFonts w:ascii="Times New Roman" w:hAnsi="Times New Roman" w:cs="Times New Roman"/>
+          <w:sz w:val="22"/>
+          <w:szCs w:val="22"/>
+        </w:rPr>
+        <w:t>4,Т</w:t>
+      </w:r>
+      <w:proofErr w:type="gramEnd"/>
+      <w:r>
+        <w:rPr>
+          <w:rFonts w:ascii="Times New Roman" w:hAnsi="Times New Roman" w:cs="Times New Roman"/>
+          <w:sz w:val="22"/>
+          <w:szCs w:val="22"/>
+        </w:rPr>
+        <w:t>3, ТТГ)",</w:t>
       </w:r>
     </w:p>
     <w:p>
@@ -24773,7 +25816,7 @@
           <w:szCs w:val="22"/>
         </w:rPr>
       </w:pPr>
-      <w:hyperlink r:id="rId20" w:history="1">
+      <w:hyperlink r:id="rId18" w:history="1">
         <w:r>
           <w:rPr>
             <w:rStyle w:val="ac"/>
@@ -25208,6 +26251,7 @@
         </w:rPr>
         <w:t>/</w:t>
       </w:r>
+      <w:proofErr w:type="gramStart"/>
       <w:r>
         <w:rPr>
           <w:rFonts w:ascii="Times New Roman" w:hAnsi="Times New Roman" w:cs="Times New Roman"/>
@@ -25225,6 +26269,7 @@
         </w:rPr>
         <w:t>(</w:t>
       </w:r>
+      <w:proofErr w:type="gramEnd"/>
       <w:r>
         <w:rPr>
           <w:rFonts w:ascii="Times New Roman" w:hAnsi="Times New Roman" w:cs="Times New Roman"/>
@@ -25412,7 +26457,6 @@
           <w:rFonts w:ascii="Times New Roman" w:hAnsi="Times New Roman" w:cs="Times New Roman"/>
           <w:sz w:val="22"/>
           <w:szCs w:val="22"/>
-          <w:lang w:val="en-US"/>
         </w:rPr>
       </w:pPr>
     </w:p>
@@ -25425,31 +26469,28 @@
           <w:rFonts w:ascii="Times New Roman" w:hAnsi="Times New Roman" w:cs="Times New Roman"/>
           <w:sz w:val="22"/>
           <w:szCs w:val="22"/>
-          <w:lang w:val="en-US"/>
-        </w:rPr>
-      </w:pPr>
-    </w:p>
-    <w:p>
-      <w:pPr>
-        <w:spacing w:after="0" w:line="360" w:lineRule="auto"/>
-        <w:ind w:firstLine="510"/>
-        <w:rPr>
-          <w:rFonts w:ascii="Times New Roman" w:hAnsi="Times New Roman" w:cs="Times New Roman"/>
-          <w:sz w:val="22"/>
-          <w:szCs w:val="22"/>
-          <w:lang w:val="en-US"/>
-        </w:rPr>
-      </w:pPr>
-    </w:p>
-    <w:p>
-      <w:pPr>
-        <w:spacing w:after="0" w:line="360" w:lineRule="auto"/>
-        <w:ind w:firstLine="510"/>
-        <w:rPr>
-          <w:rFonts w:ascii="Times New Roman" w:hAnsi="Times New Roman" w:cs="Times New Roman"/>
-          <w:sz w:val="22"/>
-          <w:szCs w:val="22"/>
-          <w:lang w:val="en-US"/>
+        </w:rPr>
+      </w:pPr>
+    </w:p>
+    <w:p>
+      <w:pPr>
+        <w:spacing w:after="0" w:line="360" w:lineRule="auto"/>
+        <w:ind w:firstLine="510"/>
+        <w:rPr>
+          <w:rFonts w:ascii="Times New Roman" w:hAnsi="Times New Roman" w:cs="Times New Roman"/>
+          <w:sz w:val="22"/>
+          <w:szCs w:val="22"/>
+        </w:rPr>
+      </w:pPr>
+    </w:p>
+    <w:p>
+      <w:pPr>
+        <w:spacing w:after="0" w:line="360" w:lineRule="auto"/>
+        <w:ind w:firstLine="510"/>
+        <w:rPr>
+          <w:rFonts w:ascii="Times New Roman" w:hAnsi="Times New Roman" w:cs="Times New Roman"/>
+          <w:sz w:val="22"/>
+          <w:szCs w:val="22"/>
         </w:rPr>
       </w:pPr>
     </w:p>
@@ -26673,7 +27714,6 @@
   <w:style w:type="character" w:default="1" w:styleId="a0">
     <w:name w:val="Default Paragraph Font"/>
     <w:uiPriority w:val="1"/>
-    <w:semiHidden/>
     <w:unhideWhenUsed/>
   </w:style>
   <w:style w:type="table" w:default="1" w:styleId="a1">

--- a/API_UMC.docx
+++ b/API_UMC.docx
@@ -4356,31 +4356,18 @@
         </w:rPr>
         <w:t xml:space="preserve">: </w:t>
       </w:r>
-      <w:r>
-        <w:fldChar w:fldCharType="begin"/>
-      </w:r>
-      <w:r>
-        <w:rPr>
-          <w:lang w:val="en-US"/>
-        </w:rPr>
-        <w:instrText>HYPERLINK "http://ob75av-o5lx9s-319rsf-umcclient.medgraft.ru/hs"</w:instrText>
-      </w:r>
-      <w:r>
-        <w:fldChar w:fldCharType="separate"/>
-      </w:r>
-      <w:r>
-        <w:rPr>
-          <w:rStyle w:val="ac"/>
-          <w:rFonts w:ascii="Times New Roman" w:hAnsi="Times New Roman" w:cs="Times New Roman"/>
-          <w:sz w:val="22"/>
-          <w:szCs w:val="22"/>
-          <w:lang w:val="en-US"/>
-        </w:rPr>
-        <w:t>http://ob75av-o5lx9s-319rsf-umcclient.medgraft.ru/hs</w:t>
-      </w:r>
-      <w:r>
-        <w:fldChar w:fldCharType="end"/>
-      </w:r>
+      <w:hyperlink r:id="rId10" w:history="1">
+        <w:r>
+          <w:rPr>
+            <w:rStyle w:val="ac"/>
+            <w:rFonts w:ascii="Times New Roman" w:hAnsi="Times New Roman" w:cs="Times New Roman"/>
+            <w:sz w:val="22"/>
+            <w:szCs w:val="22"/>
+            <w:lang w:val="en-US"/>
+          </w:rPr>
+          <w:t>http://ob75av-o5lx9s-319rsf-umcclient.medgraft.ru/hs</w:t>
+        </w:r>
+      </w:hyperlink>
       <w:r>
         <w:rPr>
           <w:rFonts w:ascii="Times New Roman" w:hAnsi="Times New Roman" w:cs="Times New Roman"/>
@@ -5561,7 +5548,7 @@
         </w:rPr>
         <w:t xml:space="preserve">Пример запроса: </w:t>
       </w:r>
-      <w:hyperlink r:id="rId10" w:history="1">
+      <w:hyperlink r:id="rId11" w:history="1">
         <w:r>
           <w:rPr>
             <w:rStyle w:val="ac"/>
@@ -6957,7 +6944,7 @@
           <w:szCs w:val="22"/>
         </w:rPr>
       </w:pPr>
-      <w:hyperlink r:id="rId11" w:history="1">
+      <w:hyperlink r:id="rId12" w:history="1">
         <w:r>
           <w:rPr>
             <w:rStyle w:val="ac"/>
@@ -8211,7 +8198,7 @@
           <w:szCs w:val="22"/>
         </w:rPr>
       </w:pPr>
-      <w:hyperlink r:id="rId12" w:history="1">
+      <w:hyperlink r:id="rId13" w:history="1">
         <w:r>
           <w:rPr>
             <w:rStyle w:val="ac"/>
@@ -9558,7 +9545,7 @@
         <w:spacing w:after="0" w:line="360" w:lineRule="auto"/>
         <w:ind w:firstLine="510"/>
       </w:pPr>
-      <w:hyperlink r:id="rId13" w:history="1">
+      <w:hyperlink r:id="rId14" w:history="1">
         <w:r>
           <w:rPr>
             <w:rStyle w:val="ac"/>
@@ -11458,7 +11445,7 @@
           <w:szCs w:val="22"/>
         </w:rPr>
       </w:pPr>
-      <w:hyperlink r:id="rId14" w:history="1">
+      <w:hyperlink r:id="rId15" w:history="1">
         <w:r>
           <w:rPr>
             <w:rStyle w:val="ac"/>
@@ -16411,7 +16398,7 @@
           <w:szCs w:val="22"/>
         </w:rPr>
       </w:pPr>
-      <w:hyperlink r:id="rId15" w:history="1">
+      <w:hyperlink r:id="rId16" w:history="1">
         <w:r>
           <w:rPr>
             <w:rStyle w:val="ac"/>
@@ -21008,48 +20995,35 @@
           <w:lang w:val="en-US"/>
         </w:rPr>
       </w:pPr>
-      <w:r>
-        <w:fldChar w:fldCharType="begin"/>
-      </w:r>
-      <w:r>
-        <w:rPr>
-          <w:lang w:val="en-US"/>
-        </w:rPr>
-        <w:instrText>HYPERLINK "http://ob75av-o5lx9s-319rsf-umcclient.medgraft.ru/hs/schedule/request?doctorID=00115&amp;patientID=00103115&amp;serviceID=%2000000000678&amp;startDate=2026-01-14%2009:30&amp;endDate=2026-01-14%2010:00"</w:instrText>
-      </w:r>
-      <w:r>
-        <w:fldChar w:fldCharType="separate"/>
-      </w:r>
-      <w:r>
-        <w:rPr>
-          <w:rStyle w:val="ac"/>
-          <w:rFonts w:ascii="Times New Roman" w:hAnsi="Times New Roman" w:cs="Times New Roman"/>
-          <w:sz w:val="22"/>
-          <w:szCs w:val="22"/>
-          <w:lang w:val="en-US"/>
-        </w:rPr>
-        <w:t>http://ob75av-o5lx9s-319rsf-umcclient.medgraft.ru/hs/schedule/request?doctorID=00115&amp;patientID=00103115&amp;serviceID=</w:t>
-      </w:r>
-      <w:r>
-        <w:rPr>
-          <w:rStyle w:val="ac"/>
-          <w:lang w:val="en-US"/>
-        </w:rPr>
-        <w:t xml:space="preserve"> </w:t>
-      </w:r>
-      <w:r>
-        <w:rPr>
-          <w:rStyle w:val="ac"/>
-          <w:rFonts w:ascii="Times New Roman" w:hAnsi="Times New Roman" w:cs="Times New Roman"/>
-          <w:sz w:val="22"/>
-          <w:szCs w:val="22"/>
-          <w:lang w:val="en-US"/>
-        </w:rPr>
-        <w:t>00000000678&amp;startDate=2026-01-14 09:30&amp;endDate=2026-01-14 10:00</w:t>
-      </w:r>
-      <w:r>
-        <w:fldChar w:fldCharType="end"/>
-      </w:r>
+      <w:hyperlink r:id="rId17" w:history="1">
+        <w:r>
+          <w:rPr>
+            <w:rStyle w:val="ac"/>
+            <w:rFonts w:ascii="Times New Roman" w:hAnsi="Times New Roman" w:cs="Times New Roman"/>
+            <w:sz w:val="22"/>
+            <w:szCs w:val="22"/>
+            <w:lang w:val="en-US"/>
+          </w:rPr>
+          <w:t>http://ob75av-o5lx9s-319rsf-umcclient.medgraft.ru/hs/schedule/request?doctorID=00115&amp;patientID=00103115&amp;serviceID=</w:t>
+        </w:r>
+        <w:r>
+          <w:rPr>
+            <w:rStyle w:val="ac"/>
+            <w:lang w:val="en-US"/>
+          </w:rPr>
+          <w:t xml:space="preserve"> </w:t>
+        </w:r>
+        <w:r>
+          <w:rPr>
+            <w:rStyle w:val="ac"/>
+            <w:rFonts w:ascii="Times New Roman" w:hAnsi="Times New Roman" w:cs="Times New Roman"/>
+            <w:sz w:val="22"/>
+            <w:szCs w:val="22"/>
+            <w:lang w:val="en-US"/>
+          </w:rPr>
+          <w:t>00000000678&amp;startDate=2026-01-14 09:30&amp;endDate=2026-01-14 10:00</w:t>
+        </w:r>
+      </w:hyperlink>
     </w:p>
     <w:p>
       <w:pPr>
@@ -21652,7 +21626,7 @@
           <w:szCs w:val="22"/>
         </w:rPr>
       </w:pPr>
-      <w:hyperlink r:id="rId16" w:history="1">
+      <w:hyperlink r:id="rId18" w:history="1">
         <w:r>
           <w:rPr>
             <w:rStyle w:val="ac"/>
@@ -22529,13 +22503,34 @@
           <w:rFonts w:ascii="Times New Roman" w:hAnsi="Times New Roman" w:cs="Times New Roman"/>
           <w:sz w:val="22"/>
           <w:szCs w:val="22"/>
-        </w:rPr>
-      </w:pPr>
-      <w:r>
-        <w:rPr>
-          <w:rFonts w:ascii="Times New Roman" w:hAnsi="Times New Roman" w:cs="Times New Roman"/>
-          <w:sz w:val="22"/>
-          <w:szCs w:val="22"/>
+          <w:lang w:val="en-US"/>
+        </w:rPr>
+      </w:pPr>
+      <w:r>
+        <w:rPr>
+          <w:rFonts w:ascii="Times New Roman" w:hAnsi="Times New Roman" w:cs="Times New Roman"/>
+          <w:sz w:val="22"/>
+          <w:szCs w:val="22"/>
+          <w:lang w:val="en-US"/>
+        </w:rPr>
+        <w:t>"continuance": "00:30",</w:t>
+      </w:r>
+    </w:p>
+    <w:p>
+      <w:pPr>
+        <w:rPr>
+          <w:rFonts w:ascii="Times New Roman" w:hAnsi="Times New Roman" w:cs="Times New Roman"/>
+          <w:sz w:val="22"/>
+          <w:szCs w:val="22"/>
+          <w:lang w:val="en-US"/>
+        </w:rPr>
+      </w:pPr>
+      <w:r>
+        <w:rPr>
+          <w:rFonts w:ascii="Times New Roman" w:hAnsi="Times New Roman" w:cs="Times New Roman"/>
+          <w:sz w:val="22"/>
+          <w:szCs w:val="22"/>
+          <w:lang w:val="en-US"/>
         </w:rPr>
         <w:t>"</w:t>
       </w:r>
@@ -22545,8 +22540,9 @@
           <w:rFonts w:ascii="Times New Roman" w:hAnsi="Times New Roman" w:cs="Times New Roman"/>
           <w:sz w:val="22"/>
           <w:szCs w:val="22"/>
-        </w:rPr>
-        <w:t>continuance</w:t>
+          <w:lang w:val="en-US"/>
+        </w:rPr>
+        <w:t>workerID</w:t>
       </w:r>
       <w:proofErr w:type="spellEnd"/>
       <w:r>
@@ -22554,23 +22550,26 @@
           <w:rFonts w:ascii="Times New Roman" w:hAnsi="Times New Roman" w:cs="Times New Roman"/>
           <w:sz w:val="22"/>
           <w:szCs w:val="22"/>
-        </w:rPr>
-        <w:t>": "00:30",</w:t>
-      </w:r>
-    </w:p>
-    <w:p>
-      <w:pPr>
-        <w:rPr>
-          <w:rFonts w:ascii="Times New Roman" w:hAnsi="Times New Roman" w:cs="Times New Roman"/>
-          <w:sz w:val="22"/>
-          <w:szCs w:val="22"/>
-        </w:rPr>
-      </w:pPr>
-      <w:r>
-        <w:rPr>
-          <w:rFonts w:ascii="Times New Roman" w:hAnsi="Times New Roman" w:cs="Times New Roman"/>
-          <w:sz w:val="22"/>
-          <w:szCs w:val="22"/>
+          <w:lang w:val="en-US"/>
+        </w:rPr>
+        <w:t>": "",</w:t>
+      </w:r>
+    </w:p>
+    <w:p>
+      <w:pPr>
+        <w:rPr>
+          <w:rFonts w:ascii="Times New Roman" w:hAnsi="Times New Roman" w:cs="Times New Roman"/>
+          <w:sz w:val="22"/>
+          <w:szCs w:val="22"/>
+          <w:lang w:val="en-US"/>
+        </w:rPr>
+      </w:pPr>
+      <w:r>
+        <w:rPr>
+          <w:rFonts w:ascii="Times New Roman" w:hAnsi="Times New Roman" w:cs="Times New Roman"/>
+          <w:sz w:val="22"/>
+          <w:szCs w:val="22"/>
+          <w:lang w:val="en-US"/>
         </w:rPr>
         <w:t>"</w:t>
       </w:r>
@@ -22580,8 +22579,9 @@
           <w:rFonts w:ascii="Times New Roman" w:hAnsi="Times New Roman" w:cs="Times New Roman"/>
           <w:sz w:val="22"/>
           <w:szCs w:val="22"/>
-        </w:rPr>
-        <w:t>workerID</w:t>
+          <w:lang w:val="en-US"/>
+        </w:rPr>
+        <w:t>workerName</w:t>
       </w:r>
       <w:proofErr w:type="spellEnd"/>
       <w:r>
@@ -22589,41 +22589,7 @@
           <w:rFonts w:ascii="Times New Roman" w:hAnsi="Times New Roman" w:cs="Times New Roman"/>
           <w:sz w:val="22"/>
           <w:szCs w:val="22"/>
-        </w:rPr>
-        <w:t>": "",</w:t>
-      </w:r>
-    </w:p>
-    <w:p>
-      <w:pPr>
-        <w:rPr>
-          <w:rFonts w:ascii="Times New Roman" w:hAnsi="Times New Roman" w:cs="Times New Roman"/>
-          <w:sz w:val="22"/>
-          <w:szCs w:val="22"/>
-        </w:rPr>
-      </w:pPr>
-      <w:r>
-        <w:rPr>
-          <w:rFonts w:ascii="Times New Roman" w:hAnsi="Times New Roman" w:cs="Times New Roman"/>
-          <w:sz w:val="22"/>
-          <w:szCs w:val="22"/>
-        </w:rPr>
-        <w:t>"</w:t>
-      </w:r>
-      <w:proofErr w:type="spellStart"/>
-      <w:r>
-        <w:rPr>
-          <w:rFonts w:ascii="Times New Roman" w:hAnsi="Times New Roman" w:cs="Times New Roman"/>
-          <w:sz w:val="22"/>
-          <w:szCs w:val="22"/>
-        </w:rPr>
-        <w:t>workerName</w:t>
-      </w:r>
-      <w:proofErr w:type="spellEnd"/>
-      <w:r>
-        <w:rPr>
-          <w:rFonts w:ascii="Times New Roman" w:hAnsi="Times New Roman" w:cs="Times New Roman"/>
-          <w:sz w:val="22"/>
-          <w:szCs w:val="22"/>
+          <w:lang w:val="en-US"/>
         </w:rPr>
         <w:t>": ""</w:t>
       </w:r>
@@ -22634,13 +22600,15 @@
           <w:rFonts w:ascii="Times New Roman" w:hAnsi="Times New Roman" w:cs="Times New Roman"/>
           <w:sz w:val="22"/>
           <w:szCs w:val="22"/>
-        </w:rPr>
-      </w:pPr>
-      <w:r>
-        <w:rPr>
-          <w:rFonts w:ascii="Times New Roman" w:hAnsi="Times New Roman" w:cs="Times New Roman"/>
-          <w:sz w:val="22"/>
-          <w:szCs w:val="22"/>
+          <w:lang w:val="en-US"/>
+        </w:rPr>
+      </w:pPr>
+      <w:r>
+        <w:rPr>
+          <w:rFonts w:ascii="Times New Roman" w:hAnsi="Times New Roman" w:cs="Times New Roman"/>
+          <w:sz w:val="22"/>
+          <w:szCs w:val="22"/>
+          <w:lang w:val="en-US"/>
         </w:rPr>
         <w:lastRenderedPageBreak/>
         <w:t>}</w:t>
@@ -22652,13 +22620,15 @@
           <w:rFonts w:ascii="Times New Roman" w:hAnsi="Times New Roman" w:cs="Times New Roman"/>
           <w:sz w:val="22"/>
           <w:szCs w:val="22"/>
-        </w:rPr>
-      </w:pPr>
-      <w:r>
-        <w:rPr>
-          <w:rFonts w:ascii="Times New Roman" w:hAnsi="Times New Roman" w:cs="Times New Roman"/>
-          <w:sz w:val="22"/>
-          <w:szCs w:val="22"/>
+          <w:lang w:val="en-US"/>
+        </w:rPr>
+      </w:pPr>
+      <w:r>
+        <w:rPr>
+          <w:rFonts w:ascii="Times New Roman" w:hAnsi="Times New Roman" w:cs="Times New Roman"/>
+          <w:sz w:val="22"/>
+          <w:szCs w:val="22"/>
+          <w:lang w:val="en-US"/>
         </w:rPr>
         <w:t>]</w:t>
       </w:r>
@@ -22669,13 +22639,15 @@
           <w:rFonts w:ascii="Times New Roman" w:hAnsi="Times New Roman" w:cs="Times New Roman"/>
           <w:sz w:val="22"/>
           <w:szCs w:val="22"/>
-        </w:rPr>
-      </w:pPr>
-      <w:r>
-        <w:rPr>
-          <w:rFonts w:ascii="Times New Roman" w:hAnsi="Times New Roman" w:cs="Times New Roman"/>
-          <w:sz w:val="22"/>
-          <w:szCs w:val="22"/>
+          <w:lang w:val="en-US"/>
+        </w:rPr>
+      </w:pPr>
+      <w:r>
+        <w:rPr>
+          <w:rFonts w:ascii="Times New Roman" w:hAnsi="Times New Roman" w:cs="Times New Roman"/>
+          <w:sz w:val="22"/>
+          <w:szCs w:val="22"/>
+          <w:lang w:val="en-US"/>
         </w:rPr>
         <w:t>},</w:t>
       </w:r>
@@ -22686,13 +22658,15 @@
           <w:rFonts w:ascii="Times New Roman" w:hAnsi="Times New Roman" w:cs="Times New Roman"/>
           <w:sz w:val="22"/>
           <w:szCs w:val="22"/>
-        </w:rPr>
-      </w:pPr>
-      <w:r>
-        <w:rPr>
-          <w:rFonts w:ascii="Times New Roman" w:hAnsi="Times New Roman" w:cs="Times New Roman"/>
-          <w:sz w:val="22"/>
-          <w:szCs w:val="22"/>
+          <w:lang w:val="en-US"/>
+        </w:rPr>
+      </w:pPr>
+      <w:r>
+        <w:rPr>
+          <w:rFonts w:ascii="Times New Roman" w:hAnsi="Times New Roman" w:cs="Times New Roman"/>
+          <w:sz w:val="22"/>
+          <w:szCs w:val="22"/>
+          <w:lang w:val="en-US"/>
         </w:rPr>
         <w:t>{</w:t>
       </w:r>
@@ -22703,13 +22677,15 @@
           <w:rFonts w:ascii="Times New Roman" w:hAnsi="Times New Roman" w:cs="Times New Roman"/>
           <w:sz w:val="22"/>
           <w:szCs w:val="22"/>
-        </w:rPr>
-      </w:pPr>
-      <w:r>
-        <w:rPr>
-          <w:rFonts w:ascii="Times New Roman" w:hAnsi="Times New Roman" w:cs="Times New Roman"/>
-          <w:sz w:val="22"/>
-          <w:szCs w:val="22"/>
+          <w:lang w:val="en-US"/>
+        </w:rPr>
+      </w:pPr>
+      <w:r>
+        <w:rPr>
+          <w:rFonts w:ascii="Times New Roman" w:hAnsi="Times New Roman" w:cs="Times New Roman"/>
+          <w:sz w:val="22"/>
+          <w:szCs w:val="22"/>
+          <w:lang w:val="en-US"/>
         </w:rPr>
         <w:t>"</w:t>
       </w:r>
@@ -22719,6 +22695,7 @@
           <w:rFonts w:ascii="Times New Roman" w:hAnsi="Times New Roman" w:cs="Times New Roman"/>
           <w:sz w:val="22"/>
           <w:szCs w:val="22"/>
+          <w:lang w:val="en-US"/>
         </w:rPr>
         <w:t>webID</w:t>
       </w:r>
@@ -22728,6 +22705,7 @@
           <w:rFonts w:ascii="Times New Roman" w:hAnsi="Times New Roman" w:cs="Times New Roman"/>
           <w:sz w:val="22"/>
           <w:szCs w:val="22"/>
+          <w:lang w:val="en-US"/>
         </w:rPr>
         <w:t>": "515b9bcc-fd28-11f0-b018-8447093d127d",</w:t>
       </w:r>
@@ -24155,7 +24133,7 @@
           <w:szCs w:val="22"/>
         </w:rPr>
       </w:pPr>
-      <w:hyperlink r:id="rId17" w:history="1">
+      <w:hyperlink r:id="rId19" w:history="1">
         <w:r>
           <w:rPr>
             <w:rStyle w:val="ac"/>
@@ -24215,8 +24193,6 @@
     </w:p>
     <w:p>
       <w:pPr>
-        <w:spacing w:after="0" w:line="360" w:lineRule="auto"/>
-        <w:ind w:firstLine="510"/>
         <w:rPr>
           <w:rFonts w:ascii="Times New Roman" w:hAnsi="Times New Roman" w:cs="Times New Roman"/>
           <w:sz w:val="22"/>
@@ -24236,8 +24212,6 @@
     </w:p>
     <w:p>
       <w:pPr>
-        <w:spacing w:after="0" w:line="360" w:lineRule="auto"/>
-        <w:ind w:firstLine="510"/>
         <w:rPr>
           <w:rFonts w:ascii="Times New Roman" w:hAnsi="Times New Roman" w:cs="Times New Roman"/>
           <w:sz w:val="22"/>
@@ -24257,8 +24231,6 @@
     </w:p>
     <w:p>
       <w:pPr>
-        <w:spacing w:after="0" w:line="360" w:lineRule="auto"/>
-        <w:ind w:firstLine="510"/>
         <w:rPr>
           <w:rFonts w:ascii="Times New Roman" w:hAnsi="Times New Roman" w:cs="Times New Roman"/>
           <w:sz w:val="22"/>
@@ -24278,8 +24250,6 @@
     </w:p>
     <w:p>
       <w:pPr>
-        <w:spacing w:after="0" w:line="360" w:lineRule="auto"/>
-        <w:ind w:firstLine="510"/>
         <w:rPr>
           <w:rFonts w:ascii="Times New Roman" w:hAnsi="Times New Roman" w:cs="Times New Roman"/>
           <w:sz w:val="22"/>
@@ -24299,8 +24269,6 @@
     </w:p>
     <w:p>
       <w:pPr>
-        <w:spacing w:after="0" w:line="360" w:lineRule="auto"/>
-        <w:ind w:firstLine="510"/>
         <w:rPr>
           <w:rFonts w:ascii="Times New Roman" w:hAnsi="Times New Roman" w:cs="Times New Roman"/>
           <w:sz w:val="22"/>
@@ -24320,8 +24288,6 @@
     </w:p>
     <w:p>
       <w:pPr>
-        <w:spacing w:after="0" w:line="360" w:lineRule="auto"/>
-        <w:ind w:firstLine="510"/>
         <w:rPr>
           <w:rFonts w:ascii="Times New Roman" w:hAnsi="Times New Roman" w:cs="Times New Roman"/>
           <w:sz w:val="22"/>
@@ -24341,8 +24307,6 @@
     </w:p>
     <w:p>
       <w:pPr>
-        <w:spacing w:after="0" w:line="360" w:lineRule="auto"/>
-        <w:ind w:firstLine="510"/>
         <w:rPr>
           <w:rFonts w:ascii="Times New Roman" w:hAnsi="Times New Roman" w:cs="Times New Roman"/>
           <w:sz w:val="22"/>
@@ -24381,8 +24345,6 @@
     </w:p>
     <w:p>
       <w:pPr>
-        <w:spacing w:after="0" w:line="360" w:lineRule="auto"/>
-        <w:ind w:firstLine="510"/>
         <w:rPr>
           <w:rFonts w:ascii="Times New Roman" w:hAnsi="Times New Roman" w:cs="Times New Roman"/>
           <w:sz w:val="22"/>
@@ -24402,8 +24364,76 @@
     </w:p>
     <w:p>
       <w:pPr>
-        <w:spacing w:after="0" w:line="360" w:lineRule="auto"/>
-        <w:ind w:firstLine="510"/>
+        <w:rPr>
+          <w:rFonts w:ascii="Times New Roman" w:hAnsi="Times New Roman" w:cs="Times New Roman"/>
+          <w:sz w:val="22"/>
+          <w:szCs w:val="22"/>
+          <w:lang w:val="en-US"/>
+        </w:rPr>
+      </w:pPr>
+      <w:r>
+        <w:rPr>
+          <w:rFonts w:ascii="Times New Roman" w:hAnsi="Times New Roman" w:cs="Times New Roman"/>
+          <w:sz w:val="22"/>
+          <w:szCs w:val="22"/>
+          <w:lang w:val="en-US"/>
+        </w:rPr>
+        <w:t>"name": "</w:t>
+      </w:r>
+      <w:r>
+        <w:rPr>
+          <w:rFonts w:ascii="Times New Roman" w:hAnsi="Times New Roman" w:cs="Times New Roman"/>
+          <w:sz w:val="22"/>
+          <w:szCs w:val="22"/>
+        </w:rPr>
+        <w:t>Комплекс</w:t>
+      </w:r>
+      <w:r>
+        <w:rPr>
+          <w:rFonts w:ascii="Times New Roman" w:hAnsi="Times New Roman" w:cs="Times New Roman"/>
+          <w:sz w:val="22"/>
+          <w:szCs w:val="22"/>
+          <w:lang w:val="en-US"/>
+        </w:rPr>
+        <w:t xml:space="preserve"> \"</w:t>
+      </w:r>
+      <w:r>
+        <w:rPr>
+          <w:rFonts w:ascii="Times New Roman" w:hAnsi="Times New Roman" w:cs="Times New Roman"/>
+          <w:sz w:val="22"/>
+          <w:szCs w:val="22"/>
+        </w:rPr>
+        <w:t>Здоровое</w:t>
+      </w:r>
+      <w:r>
+        <w:rPr>
+          <w:rFonts w:ascii="Times New Roman" w:hAnsi="Times New Roman" w:cs="Times New Roman"/>
+          <w:sz w:val="22"/>
+          <w:szCs w:val="22"/>
+          <w:lang w:val="en-US"/>
+        </w:rPr>
+        <w:t xml:space="preserve"> </w:t>
+      </w:r>
+      <w:r>
+        <w:rPr>
+          <w:rFonts w:ascii="Times New Roman" w:hAnsi="Times New Roman" w:cs="Times New Roman"/>
+          <w:sz w:val="22"/>
+          <w:szCs w:val="22"/>
+        </w:rPr>
+        <w:t>сердце</w:t>
+      </w:r>
+      <w:r>
+        <w:rPr>
+          <w:rFonts w:ascii="Times New Roman" w:hAnsi="Times New Roman" w:cs="Times New Roman"/>
+          <w:sz w:val="22"/>
+          <w:szCs w:val="22"/>
+          <w:lang w:val="en-US"/>
+        </w:rPr>
+        <w:t>\"",</w:t>
+      </w:r>
+    </w:p>
+    <w:p>
+      <w:pPr>
         <w:rPr>
           <w:rFonts w:ascii="Times New Roman" w:hAnsi="Times New Roman" w:cs="Times New Roman"/>
           <w:sz w:val="22"/>
@@ -24418,76 +24448,27 @@
         </w:rPr>
         <w:t>"</w:t>
       </w:r>
-      <w:r>
-        <w:rPr>
-          <w:rFonts w:ascii="Times New Roman" w:hAnsi="Times New Roman" w:cs="Times New Roman"/>
-          <w:sz w:val="22"/>
-          <w:szCs w:val="22"/>
-          <w:lang w:val="en-US"/>
-        </w:rPr>
-        <w:t>name</w:t>
-      </w:r>
-      <w:r>
-        <w:rPr>
-          <w:rFonts w:ascii="Times New Roman" w:hAnsi="Times New Roman" w:cs="Times New Roman"/>
-          <w:sz w:val="22"/>
-          <w:szCs w:val="22"/>
-        </w:rPr>
-        <w:t>": "</w:t>
-      </w:r>
-      <w:r>
-        <w:rPr>
-          <w:rFonts w:ascii="Times New Roman" w:hAnsi="Times New Roman" w:cs="Times New Roman"/>
-          <w:sz w:val="22"/>
-          <w:szCs w:val="22"/>
-        </w:rPr>
-        <w:t>Комплекс</w:t>
-      </w:r>
-      <w:r>
-        <w:rPr>
-          <w:rFonts w:ascii="Times New Roman" w:hAnsi="Times New Roman" w:cs="Times New Roman"/>
-          <w:sz w:val="22"/>
-          <w:szCs w:val="22"/>
-        </w:rPr>
-        <w:t xml:space="preserve"> \"</w:t>
-      </w:r>
-      <w:r>
-        <w:rPr>
-          <w:rFonts w:ascii="Times New Roman" w:hAnsi="Times New Roman" w:cs="Times New Roman"/>
-          <w:sz w:val="22"/>
-          <w:szCs w:val="22"/>
-        </w:rPr>
-        <w:t>Здоровое</w:t>
-      </w:r>
-      <w:r>
-        <w:rPr>
-          <w:rFonts w:ascii="Times New Roman" w:hAnsi="Times New Roman" w:cs="Times New Roman"/>
-          <w:sz w:val="22"/>
-          <w:szCs w:val="22"/>
-        </w:rPr>
-        <w:t xml:space="preserve"> </w:t>
-      </w:r>
-      <w:r>
-        <w:rPr>
-          <w:rFonts w:ascii="Times New Roman" w:hAnsi="Times New Roman" w:cs="Times New Roman"/>
-          <w:sz w:val="22"/>
-          <w:szCs w:val="22"/>
-        </w:rPr>
-        <w:t>сердце</w:t>
-      </w:r>
-      <w:r>
-        <w:rPr>
-          <w:rFonts w:ascii="Times New Roman" w:hAnsi="Times New Roman" w:cs="Times New Roman"/>
-          <w:sz w:val="22"/>
-          <w:szCs w:val="22"/>
-        </w:rPr>
-        <w:t>\"",</w:t>
-      </w:r>
-    </w:p>
-    <w:p>
-      <w:pPr>
-        <w:spacing w:after="0" w:line="360" w:lineRule="auto"/>
-        <w:ind w:firstLine="510"/>
+      <w:proofErr w:type="spellStart"/>
+      <w:r>
+        <w:rPr>
+          <w:rFonts w:ascii="Times New Roman" w:hAnsi="Times New Roman" w:cs="Times New Roman"/>
+          <w:sz w:val="22"/>
+          <w:szCs w:val="22"/>
+        </w:rPr>
+        <w:t>price</w:t>
+      </w:r>
+      <w:proofErr w:type="spellEnd"/>
+      <w:r>
+        <w:rPr>
+          <w:rFonts w:ascii="Times New Roman" w:hAnsi="Times New Roman" w:cs="Times New Roman"/>
+          <w:sz w:val="22"/>
+          <w:szCs w:val="22"/>
+        </w:rPr>
+        <w:t>": 12000,</w:t>
+      </w:r>
+    </w:p>
+    <w:p>
+      <w:pPr>
         <w:rPr>
           <w:rFonts w:ascii="Times New Roman" w:hAnsi="Times New Roman" w:cs="Times New Roman"/>
           <w:sz w:val="22"/>
@@ -24509,7 +24490,7 @@
           <w:sz w:val="22"/>
           <w:szCs w:val="22"/>
         </w:rPr>
-        <w:t>price</w:t>
+        <w:t>currency</w:t>
       </w:r>
       <w:proofErr w:type="spellEnd"/>
       <w:r>
@@ -24518,50 +24499,11 @@
           <w:sz w:val="22"/>
           <w:szCs w:val="22"/>
         </w:rPr>
-        <w:t>": 12000,</w:t>
-      </w:r>
-    </w:p>
-    <w:p>
-      <w:pPr>
-        <w:spacing w:after="0" w:line="360" w:lineRule="auto"/>
-        <w:ind w:firstLine="510"/>
-        <w:rPr>
-          <w:rFonts w:ascii="Times New Roman" w:hAnsi="Times New Roman" w:cs="Times New Roman"/>
-          <w:sz w:val="22"/>
-          <w:szCs w:val="22"/>
-        </w:rPr>
-      </w:pPr>
-      <w:r>
-        <w:rPr>
-          <w:rFonts w:ascii="Times New Roman" w:hAnsi="Times New Roman" w:cs="Times New Roman"/>
-          <w:sz w:val="22"/>
-          <w:szCs w:val="22"/>
-        </w:rPr>
-        <w:t>"</w:t>
-      </w:r>
-      <w:proofErr w:type="spellStart"/>
-      <w:r>
-        <w:rPr>
-          <w:rFonts w:ascii="Times New Roman" w:hAnsi="Times New Roman" w:cs="Times New Roman"/>
-          <w:sz w:val="22"/>
-          <w:szCs w:val="22"/>
-        </w:rPr>
-        <w:t>currency</w:t>
-      </w:r>
-      <w:proofErr w:type="spellEnd"/>
-      <w:r>
-        <w:rPr>
-          <w:rFonts w:ascii="Times New Roman" w:hAnsi="Times New Roman" w:cs="Times New Roman"/>
-          <w:sz w:val="22"/>
-          <w:szCs w:val="22"/>
-        </w:rPr>
         <w:t>": "RUB",</w:t>
       </w:r>
     </w:p>
     <w:p>
       <w:pPr>
-        <w:spacing w:after="0" w:line="360" w:lineRule="auto"/>
-        <w:ind w:firstLine="510"/>
         <w:rPr>
           <w:rFonts w:ascii="Times New Roman" w:hAnsi="Times New Roman" w:cs="Times New Roman"/>
           <w:sz w:val="22"/>
@@ -24763,8 +24705,6 @@
     </w:p>
     <w:p>
       <w:pPr>
-        <w:spacing w:after="0" w:line="360" w:lineRule="auto"/>
-        <w:ind w:firstLine="510"/>
         <w:rPr>
           <w:rFonts w:ascii="Times New Roman" w:hAnsi="Times New Roman" w:cs="Times New Roman"/>
           <w:sz w:val="22"/>
@@ -24800,29 +24740,6 @@
     </w:p>
     <w:p>
       <w:pPr>
-        <w:spacing w:after="0" w:line="360" w:lineRule="auto"/>
-        <w:ind w:firstLine="510"/>
-        <w:rPr>
-          <w:rFonts w:ascii="Times New Roman" w:hAnsi="Times New Roman" w:cs="Times New Roman"/>
-          <w:sz w:val="22"/>
-          <w:szCs w:val="22"/>
-          <w:lang w:val="en-US"/>
-        </w:rPr>
-      </w:pPr>
-      <w:r>
-        <w:rPr>
-          <w:rFonts w:ascii="Times New Roman" w:hAnsi="Times New Roman" w:cs="Times New Roman"/>
-          <w:sz w:val="22"/>
-          <w:szCs w:val="22"/>
-          <w:lang w:val="en-US"/>
-        </w:rPr>
-        <w:t>"oldprice": 5600,</w:t>
-      </w:r>
-    </w:p>
-    <w:p>
-      <w:pPr>
-        <w:spacing w:after="0" w:line="360" w:lineRule="auto"/>
-        <w:ind w:firstLine="510"/>
         <w:rPr>
           <w:rFonts w:ascii="Times New Roman" w:hAnsi="Times New Roman" w:cs="Times New Roman"/>
           <w:sz w:val="22"/>
@@ -24847,6 +24764,45 @@
           <w:szCs w:val="22"/>
           <w:lang w:val="en-US"/>
         </w:rPr>
+        <w:t>oldprice</w:t>
+      </w:r>
+      <w:proofErr w:type="spellEnd"/>
+      <w:r>
+        <w:rPr>
+          <w:rFonts w:ascii="Times New Roman" w:hAnsi="Times New Roman" w:cs="Times New Roman"/>
+          <w:sz w:val="22"/>
+          <w:szCs w:val="22"/>
+          <w:lang w:val="en-US"/>
+        </w:rPr>
+        <w:t>": 5600,</w:t>
+      </w:r>
+    </w:p>
+    <w:p>
+      <w:pPr>
+        <w:rPr>
+          <w:rFonts w:ascii="Times New Roman" w:hAnsi="Times New Roman" w:cs="Times New Roman"/>
+          <w:sz w:val="22"/>
+          <w:szCs w:val="22"/>
+          <w:lang w:val="en-US"/>
+        </w:rPr>
+      </w:pPr>
+      <w:r>
+        <w:rPr>
+          <w:rFonts w:ascii="Times New Roman" w:hAnsi="Times New Roman" w:cs="Times New Roman"/>
+          <w:sz w:val="22"/>
+          <w:szCs w:val="22"/>
+          <w:lang w:val="en-US"/>
+        </w:rPr>
+        <w:t>"</w:t>
+      </w:r>
+      <w:proofErr w:type="spellStart"/>
+      <w:r>
+        <w:rPr>
+          <w:rFonts w:ascii="Times New Roman" w:hAnsi="Times New Roman" w:cs="Times New Roman"/>
+          <w:sz w:val="22"/>
+          <w:szCs w:val="22"/>
+          <w:lang w:val="en-US"/>
+        </w:rPr>
         <w:t>img</w:t>
       </w:r>
       <w:proofErr w:type="spellEnd"/>
@@ -24915,13 +24871,30 @@
           <w:szCs w:val="22"/>
           <w:lang w:val="en-US"/>
         </w:rPr>
-        <w:t>/files/00000001450.jpg"</w:t>
-      </w:r>
-    </w:p>
-    <w:p>
-      <w:pPr>
-        <w:spacing w:after="0" w:line="360" w:lineRule="auto"/>
-        <w:ind w:firstLine="510"/>
+        <w:t>/files/00000001450.jpg",</w:t>
+      </w:r>
+    </w:p>
+    <w:p>
+      <w:pPr>
+        <w:rPr>
+          <w:rFonts w:ascii="Times New Roman" w:hAnsi="Times New Roman" w:cs="Times New Roman"/>
+          <w:sz w:val="22"/>
+          <w:szCs w:val="22"/>
+          <w:lang w:val="en-US"/>
+        </w:rPr>
+      </w:pPr>
+      <w:r>
+        <w:rPr>
+          <w:rFonts w:ascii="Times New Roman" w:hAnsi="Times New Roman" w:cs="Times New Roman"/>
+          <w:sz w:val="22"/>
+          <w:szCs w:val="22"/>
+          <w:lang w:val="en-US"/>
+        </w:rPr>
+        <w:t>"icon": ""</w:t>
+      </w:r>
+    </w:p>
+    <w:p>
+      <w:pPr>
         <w:rPr>
           <w:rFonts w:ascii="Times New Roman" w:hAnsi="Times New Roman" w:cs="Times New Roman"/>
           <w:sz w:val="22"/>
@@ -24941,8 +24914,6 @@
     </w:p>
     <w:p>
       <w:pPr>
-        <w:spacing w:after="0" w:line="360" w:lineRule="auto"/>
-        <w:ind w:firstLine="510"/>
         <w:rPr>
           <w:rFonts w:ascii="Times New Roman" w:hAnsi="Times New Roman" w:cs="Times New Roman"/>
           <w:sz w:val="22"/>
@@ -24962,8 +24933,6 @@
     </w:p>
     <w:p>
       <w:pPr>
-        <w:spacing w:after="0" w:line="360" w:lineRule="auto"/>
-        <w:ind w:firstLine="510"/>
         <w:rPr>
           <w:rFonts w:ascii="Times New Roman" w:hAnsi="Times New Roman" w:cs="Times New Roman"/>
           <w:sz w:val="22"/>
@@ -24983,8 +24952,6 @@
     </w:p>
     <w:p>
       <w:pPr>
-        <w:spacing w:after="0" w:line="360" w:lineRule="auto"/>
-        <w:ind w:firstLine="510"/>
         <w:rPr>
           <w:rFonts w:ascii="Times New Roman" w:hAnsi="Times New Roman" w:cs="Times New Roman"/>
           <w:sz w:val="22"/>
@@ -25023,101 +24990,26 @@
     </w:p>
     <w:p>
       <w:pPr>
-        <w:spacing w:after="0" w:line="360" w:lineRule="auto"/>
-        <w:ind w:firstLine="510"/>
-        <w:rPr>
-          <w:rFonts w:ascii="Times New Roman" w:hAnsi="Times New Roman" w:cs="Times New Roman"/>
-          <w:sz w:val="22"/>
-          <w:szCs w:val="22"/>
-          <w:lang w:val="en-US"/>
-        </w:rPr>
-      </w:pPr>
-      <w:r>
-        <w:rPr>
-          <w:rFonts w:ascii="Times New Roman" w:hAnsi="Times New Roman" w:cs="Times New Roman"/>
-          <w:sz w:val="22"/>
-          <w:szCs w:val="22"/>
-          <w:lang w:val="en-US"/>
-        </w:rPr>
+        <w:rPr>
+          <w:rFonts w:ascii="Times New Roman" w:hAnsi="Times New Roman" w:cs="Times New Roman"/>
+          <w:sz w:val="22"/>
+          <w:szCs w:val="22"/>
+          <w:lang w:val="en-US"/>
+        </w:rPr>
+      </w:pPr>
+      <w:r>
+        <w:rPr>
+          <w:rFonts w:ascii="Times New Roman" w:hAnsi="Times New Roman" w:cs="Times New Roman"/>
+          <w:sz w:val="22"/>
+          <w:szCs w:val="22"/>
+          <w:lang w:val="en-US"/>
+        </w:rPr>
+        <w:lastRenderedPageBreak/>
         <w:t>"subcategory": "",</w:t>
       </w:r>
     </w:p>
     <w:p>
       <w:pPr>
-        <w:spacing w:after="0" w:line="360" w:lineRule="auto"/>
-        <w:ind w:firstLine="510"/>
-        <w:rPr>
-          <w:rFonts w:ascii="Times New Roman" w:hAnsi="Times New Roman" w:cs="Times New Roman"/>
-          <w:sz w:val="22"/>
-          <w:szCs w:val="22"/>
-          <w:lang w:val="en-US"/>
-        </w:rPr>
-      </w:pPr>
-      <w:r>
-        <w:rPr>
-          <w:rFonts w:ascii="Times New Roman" w:hAnsi="Times New Roman" w:cs="Times New Roman"/>
-          <w:sz w:val="22"/>
-          <w:szCs w:val="22"/>
-          <w:lang w:val="en-US"/>
-        </w:rPr>
-        <w:t>"name": "</w:t>
-      </w:r>
-      <w:r>
-        <w:rPr>
-          <w:rFonts w:ascii="Times New Roman" w:hAnsi="Times New Roman" w:cs="Times New Roman"/>
-          <w:sz w:val="22"/>
-          <w:szCs w:val="22"/>
-        </w:rPr>
-        <w:t>Комплекс</w:t>
-      </w:r>
-      <w:r>
-        <w:rPr>
-          <w:rFonts w:ascii="Times New Roman" w:hAnsi="Times New Roman" w:cs="Times New Roman"/>
-          <w:sz w:val="22"/>
-          <w:szCs w:val="22"/>
-          <w:lang w:val="en-US"/>
-        </w:rPr>
-        <w:t xml:space="preserve"> \"</w:t>
-      </w:r>
-      <w:r>
-        <w:rPr>
-          <w:rFonts w:ascii="Times New Roman" w:hAnsi="Times New Roman" w:cs="Times New Roman"/>
-          <w:sz w:val="22"/>
-          <w:szCs w:val="22"/>
-        </w:rPr>
-        <w:t>Здоровая</w:t>
-      </w:r>
-      <w:r>
-        <w:rPr>
-          <w:rFonts w:ascii="Times New Roman" w:hAnsi="Times New Roman" w:cs="Times New Roman"/>
-          <w:sz w:val="22"/>
-          <w:szCs w:val="22"/>
-          <w:lang w:val="en-US"/>
-        </w:rPr>
-        <w:t xml:space="preserve"> </w:t>
-      </w:r>
-      <w:r>
-        <w:rPr>
-          <w:rFonts w:ascii="Times New Roman" w:hAnsi="Times New Roman" w:cs="Times New Roman"/>
-          <w:sz w:val="22"/>
-          <w:szCs w:val="22"/>
-        </w:rPr>
-        <w:t>щитовидка</w:t>
-      </w:r>
-      <w:r>
-        <w:rPr>
-          <w:rFonts w:ascii="Times New Roman" w:hAnsi="Times New Roman" w:cs="Times New Roman"/>
-          <w:sz w:val="22"/>
-          <w:szCs w:val="22"/>
-          <w:lang w:val="en-US"/>
-        </w:rPr>
-        <w:t>\"",</w:t>
-      </w:r>
-    </w:p>
-    <w:p>
-      <w:pPr>
-        <w:spacing w:after="0" w:line="360" w:lineRule="auto"/>
-        <w:ind w:firstLine="510"/>
         <w:rPr>
           <w:rFonts w:ascii="Times New Roman" w:hAnsi="Times New Roman" w:cs="Times New Roman"/>
           <w:sz w:val="22"/>
@@ -25139,6 +25031,41 @@
           <w:sz w:val="22"/>
           <w:szCs w:val="22"/>
         </w:rPr>
+        <w:t>name</w:t>
+      </w:r>
+      <w:proofErr w:type="spellEnd"/>
+      <w:r>
+        <w:rPr>
+          <w:rFonts w:ascii="Times New Roman" w:hAnsi="Times New Roman" w:cs="Times New Roman"/>
+          <w:sz w:val="22"/>
+          <w:szCs w:val="22"/>
+        </w:rPr>
+        <w:t>": "Комплекс \"Здоровая щитовидка\"",</w:t>
+      </w:r>
+    </w:p>
+    <w:p>
+      <w:pPr>
+        <w:rPr>
+          <w:rFonts w:ascii="Times New Roman" w:hAnsi="Times New Roman" w:cs="Times New Roman"/>
+          <w:sz w:val="22"/>
+          <w:szCs w:val="22"/>
+        </w:rPr>
+      </w:pPr>
+      <w:r>
+        <w:rPr>
+          <w:rFonts w:ascii="Times New Roman" w:hAnsi="Times New Roman" w:cs="Times New Roman"/>
+          <w:sz w:val="22"/>
+          <w:szCs w:val="22"/>
+        </w:rPr>
+        <w:t>"</w:t>
+      </w:r>
+      <w:proofErr w:type="spellStart"/>
+      <w:r>
+        <w:rPr>
+          <w:rFonts w:ascii="Times New Roman" w:hAnsi="Times New Roman" w:cs="Times New Roman"/>
+          <w:sz w:val="22"/>
+          <w:szCs w:val="22"/>
+        </w:rPr>
         <w:t>price</w:t>
       </w:r>
       <w:proofErr w:type="spellEnd"/>
@@ -25153,21 +25080,18 @@
     </w:p>
     <w:p>
       <w:pPr>
-        <w:spacing w:after="0" w:line="360" w:lineRule="auto"/>
-        <w:ind w:firstLine="510"/>
-        <w:rPr>
-          <w:rFonts w:ascii="Times New Roman" w:hAnsi="Times New Roman" w:cs="Times New Roman"/>
-          <w:sz w:val="22"/>
-          <w:szCs w:val="22"/>
-        </w:rPr>
-      </w:pPr>
-      <w:r>
-        <w:rPr>
-          <w:rFonts w:ascii="Times New Roman" w:hAnsi="Times New Roman" w:cs="Times New Roman"/>
-          <w:sz w:val="22"/>
-          <w:szCs w:val="22"/>
-        </w:rPr>
-        <w:lastRenderedPageBreak/>
+        <w:rPr>
+          <w:rFonts w:ascii="Times New Roman" w:hAnsi="Times New Roman" w:cs="Times New Roman"/>
+          <w:sz w:val="22"/>
+          <w:szCs w:val="22"/>
+        </w:rPr>
+      </w:pPr>
+      <w:r>
+        <w:rPr>
+          <w:rFonts w:ascii="Times New Roman" w:hAnsi="Times New Roman" w:cs="Times New Roman"/>
+          <w:sz w:val="22"/>
+          <w:szCs w:val="22"/>
+        </w:rPr>
         <w:t>"</w:t>
       </w:r>
       <w:proofErr w:type="spellStart"/>
@@ -25191,8 +25115,6 @@
     </w:p>
     <w:p>
       <w:pPr>
-        <w:spacing w:after="0" w:line="360" w:lineRule="auto"/>
-        <w:ind w:firstLine="510"/>
         <w:rPr>
           <w:rFonts w:ascii="Times New Roman" w:hAnsi="Times New Roman" w:cs="Times New Roman"/>
           <w:sz w:val="22"/>
@@ -25376,8 +25298,6 @@
     </w:p>
     <w:p>
       <w:pPr>
-        <w:spacing w:after="0" w:line="360" w:lineRule="auto"/>
-        <w:ind w:firstLine="510"/>
         <w:rPr>
           <w:rFonts w:ascii="Times New Roman" w:hAnsi="Times New Roman" w:cs="Times New Roman"/>
           <w:sz w:val="22"/>
@@ -25413,45 +25333,82 @@
     </w:p>
     <w:p>
       <w:pPr>
-        <w:spacing w:after="0" w:line="360" w:lineRule="auto"/>
-        <w:ind w:firstLine="510"/>
-        <w:rPr>
-          <w:rFonts w:ascii="Times New Roman" w:hAnsi="Times New Roman" w:cs="Times New Roman"/>
-          <w:sz w:val="22"/>
-          <w:szCs w:val="22"/>
-          <w:lang w:val="en-US"/>
-        </w:rPr>
-      </w:pPr>
-      <w:r>
-        <w:rPr>
-          <w:rFonts w:ascii="Times New Roman" w:hAnsi="Times New Roman" w:cs="Times New Roman"/>
-          <w:sz w:val="22"/>
-          <w:szCs w:val="22"/>
-          <w:lang w:val="en-US"/>
-        </w:rPr>
-        <w:t>"oldprice": 5750,</w:t>
-      </w:r>
-    </w:p>
-    <w:p>
-      <w:pPr>
-        <w:spacing w:after="0" w:line="360" w:lineRule="auto"/>
-        <w:ind w:firstLine="510"/>
-        <w:rPr>
-          <w:rFonts w:ascii="Times New Roman" w:hAnsi="Times New Roman" w:cs="Times New Roman"/>
-          <w:sz w:val="22"/>
-          <w:szCs w:val="22"/>
-          <w:lang w:val="en-US"/>
-        </w:rPr>
-      </w:pPr>
-      <w:r>
-        <w:rPr>
-          <w:rFonts w:ascii="Times New Roman" w:hAnsi="Times New Roman" w:cs="Times New Roman"/>
-          <w:sz w:val="22"/>
-          <w:szCs w:val="22"/>
-          <w:lang w:val="en-US"/>
-        </w:rPr>
-        <w:t>"img": "https://</w:t>
-      </w:r>
+        <w:rPr>
+          <w:rFonts w:ascii="Times New Roman" w:hAnsi="Times New Roman" w:cs="Times New Roman"/>
+          <w:sz w:val="22"/>
+          <w:szCs w:val="22"/>
+          <w:lang w:val="en-US"/>
+        </w:rPr>
+      </w:pPr>
+      <w:r>
+        <w:rPr>
+          <w:rFonts w:ascii="Times New Roman" w:hAnsi="Times New Roman" w:cs="Times New Roman"/>
+          <w:sz w:val="22"/>
+          <w:szCs w:val="22"/>
+          <w:lang w:val="en-US"/>
+        </w:rPr>
+        <w:t>"</w:t>
+      </w:r>
+      <w:proofErr w:type="spellStart"/>
+      <w:r>
+        <w:rPr>
+          <w:rFonts w:ascii="Times New Roman" w:hAnsi="Times New Roman" w:cs="Times New Roman"/>
+          <w:sz w:val="22"/>
+          <w:szCs w:val="22"/>
+          <w:lang w:val="en-US"/>
+        </w:rPr>
+        <w:t>oldprice</w:t>
+      </w:r>
+      <w:proofErr w:type="spellEnd"/>
+      <w:r>
+        <w:rPr>
+          <w:rFonts w:ascii="Times New Roman" w:hAnsi="Times New Roman" w:cs="Times New Roman"/>
+          <w:sz w:val="22"/>
+          <w:szCs w:val="22"/>
+          <w:lang w:val="en-US"/>
+        </w:rPr>
+        <w:t>": 5750,</w:t>
+      </w:r>
+    </w:p>
+    <w:p>
+      <w:pPr>
+        <w:rPr>
+          <w:rFonts w:ascii="Times New Roman" w:hAnsi="Times New Roman" w:cs="Times New Roman"/>
+          <w:sz w:val="22"/>
+          <w:szCs w:val="22"/>
+          <w:lang w:val="en-US"/>
+        </w:rPr>
+      </w:pPr>
+      <w:r>
+        <w:rPr>
+          <w:rFonts w:ascii="Times New Roman" w:hAnsi="Times New Roman" w:cs="Times New Roman"/>
+          <w:sz w:val="22"/>
+          <w:szCs w:val="22"/>
+          <w:lang w:val="en-US"/>
+        </w:rPr>
+        <w:t>"</w:t>
+      </w:r>
+      <w:proofErr w:type="spellStart"/>
+      <w:r>
+        <w:rPr>
+          <w:rFonts w:ascii="Times New Roman" w:hAnsi="Times New Roman" w:cs="Times New Roman"/>
+          <w:sz w:val="22"/>
+          <w:szCs w:val="22"/>
+          <w:lang w:val="en-US"/>
+        </w:rPr>
+        <w:t>img</w:t>
+      </w:r>
+      <w:proofErr w:type="spellEnd"/>
+      <w:r>
+        <w:rPr>
+          <w:rFonts w:ascii="Times New Roman" w:hAnsi="Times New Roman" w:cs="Times New Roman"/>
+          <w:sz w:val="22"/>
+          <w:szCs w:val="22"/>
+          <w:lang w:val="en-US"/>
+        </w:rPr>
+        <w:t>": "https://</w:t>
+      </w:r>
+      <w:proofErr w:type="spellStart"/>
       <w:r>
         <w:rPr>
           <w:rFonts w:ascii="Times New Roman" w:hAnsi="Times New Roman" w:cs="Times New Roman"/>
@@ -25460,6 +25417,7 @@
         </w:rPr>
         <w:t>медграфт</w:t>
       </w:r>
+      <w:proofErr w:type="spellEnd"/>
       <w:r>
         <w:rPr>
           <w:rFonts w:ascii="Times New Roman" w:hAnsi="Times New Roman" w:cs="Times New Roman"/>
@@ -25469,6 +25427,7 @@
         </w:rPr>
         <w:t>.</w:t>
       </w:r>
+      <w:proofErr w:type="spellStart"/>
       <w:r>
         <w:rPr>
           <w:rFonts w:ascii="Times New Roman" w:hAnsi="Times New Roman" w:cs="Times New Roman"/>
@@ -25477,20 +25436,74 @@
         </w:rPr>
         <w:t>рф</w:t>
       </w:r>
-      <w:r>
-        <w:rPr>
-          <w:rFonts w:ascii="Times New Roman" w:hAnsi="Times New Roman" w:cs="Times New Roman"/>
-          <w:sz w:val="22"/>
-          <w:szCs w:val="22"/>
-          <w:lang w:val="en-US"/>
-        </w:rPr>
-        <w:t>/upload/wpallimport/files/00000001608.jpg"</w:t>
-      </w:r>
-    </w:p>
-    <w:p>
-      <w:pPr>
-        <w:spacing w:after="0" w:line="360" w:lineRule="auto"/>
-        <w:ind w:firstLine="510"/>
+      <w:proofErr w:type="spellEnd"/>
+      <w:r>
+        <w:rPr>
+          <w:rFonts w:ascii="Times New Roman" w:hAnsi="Times New Roman" w:cs="Times New Roman"/>
+          <w:sz w:val="22"/>
+          <w:szCs w:val="22"/>
+          <w:lang w:val="en-US"/>
+        </w:rPr>
+        <w:t>/upload/</w:t>
+      </w:r>
+      <w:proofErr w:type="spellStart"/>
+      <w:r>
+        <w:rPr>
+          <w:rFonts w:ascii="Times New Roman" w:hAnsi="Times New Roman" w:cs="Times New Roman"/>
+          <w:sz w:val="22"/>
+          <w:szCs w:val="22"/>
+          <w:lang w:val="en-US"/>
+        </w:rPr>
+        <w:t>wpallimport</w:t>
+      </w:r>
+      <w:proofErr w:type="spellEnd"/>
+      <w:r>
+        <w:rPr>
+          <w:rFonts w:ascii="Times New Roman" w:hAnsi="Times New Roman" w:cs="Times New Roman"/>
+          <w:sz w:val="22"/>
+          <w:szCs w:val="22"/>
+          <w:lang w:val="en-US"/>
+        </w:rPr>
+        <w:t>/files/00000001608.jpg",</w:t>
+      </w:r>
+    </w:p>
+    <w:p>
+      <w:pPr>
+        <w:rPr>
+          <w:rFonts w:ascii="Times New Roman" w:hAnsi="Times New Roman" w:cs="Times New Roman"/>
+          <w:sz w:val="22"/>
+          <w:szCs w:val="22"/>
+        </w:rPr>
+      </w:pPr>
+      <w:r>
+        <w:rPr>
+          <w:rFonts w:ascii="Times New Roman" w:hAnsi="Times New Roman" w:cs="Times New Roman"/>
+          <w:sz w:val="22"/>
+          <w:szCs w:val="22"/>
+        </w:rPr>
+        <w:t>"</w:t>
+      </w:r>
+      <w:proofErr w:type="spellStart"/>
+      <w:r>
+        <w:rPr>
+          <w:rFonts w:ascii="Times New Roman" w:hAnsi="Times New Roman" w:cs="Times New Roman"/>
+          <w:sz w:val="22"/>
+          <w:szCs w:val="22"/>
+        </w:rPr>
+        <w:t>icon</w:t>
+      </w:r>
+      <w:proofErr w:type="spellEnd"/>
+      <w:r>
+        <w:rPr>
+          <w:rFonts w:ascii="Times New Roman" w:hAnsi="Times New Roman" w:cs="Times New Roman"/>
+          <w:sz w:val="22"/>
+          <w:szCs w:val="22"/>
+        </w:rPr>
+        <w:t>": ""</w:t>
+      </w:r>
+    </w:p>
+    <w:p>
+      <w:pPr>
         <w:rPr>
           <w:rFonts w:ascii="Times New Roman" w:hAnsi="Times New Roman" w:cs="Times New Roman"/>
           <w:sz w:val="22"/>
@@ -25508,8 +25521,6 @@
     </w:p>
     <w:p>
       <w:pPr>
-        <w:spacing w:after="0" w:line="360" w:lineRule="auto"/>
-        <w:ind w:firstLine="510"/>
         <w:rPr>
           <w:rFonts w:ascii="Times New Roman" w:hAnsi="Times New Roman" w:cs="Times New Roman"/>
           <w:sz w:val="22"/>
@@ -25527,8 +25538,6 @@
     </w:p>
     <w:p>
       <w:pPr>
-        <w:spacing w:after="0" w:line="360" w:lineRule="auto"/>
-        <w:ind w:firstLine="510"/>
         <w:rPr>
           <w:rFonts w:ascii="Times New Roman" w:hAnsi="Times New Roman" w:cs="Times New Roman"/>
           <w:sz w:val="22"/>
@@ -25816,7 +25825,7 @@
           <w:szCs w:val="22"/>
         </w:rPr>
       </w:pPr>
-      <w:hyperlink r:id="rId18" w:history="1">
+      <w:hyperlink r:id="rId20" w:history="1">
         <w:r>
           <w:rPr>
             <w:rStyle w:val="ac"/>
@@ -26452,6 +26461,2078 @@
     </w:p>
     <w:p>
       <w:pPr>
+        <w:rPr>
+          <w:rFonts w:ascii="Times New Roman" w:hAnsi="Times New Roman" w:cs="Times New Roman"/>
+          <w:sz w:val="22"/>
+          <w:szCs w:val="22"/>
+        </w:rPr>
+      </w:pPr>
+      <w:r>
+        <w:rPr>
+          <w:rFonts w:ascii="Times New Roman" w:hAnsi="Times New Roman" w:cs="Times New Roman"/>
+          <w:sz w:val="22"/>
+          <w:szCs w:val="22"/>
+        </w:rPr>
+        <w:br w:type="page"/>
+      </w:r>
+    </w:p>
+    <w:p>
+      <w:pPr>
+        <w:pStyle w:val="a7"/>
+        <w:numPr>
+          <w:ilvl w:val="0"/>
+          <w:numId w:val="1"/>
+        </w:numPr>
+        <w:rPr>
+          <w:rFonts w:ascii="Times New Roman" w:hAnsi="Times New Roman" w:cs="Times New Roman"/>
+          <w:sz w:val="22"/>
+          <w:szCs w:val="22"/>
+          <w:lang w:val="en-US"/>
+        </w:rPr>
+      </w:pPr>
+      <w:r>
+        <w:rPr>
+          <w:rFonts w:ascii="Times New Roman" w:hAnsi="Times New Roman" w:cs="Times New Roman"/>
+          <w:sz w:val="22"/>
+          <w:szCs w:val="22"/>
+        </w:rPr>
+        <w:lastRenderedPageBreak/>
+        <w:t>Получить договоры с клиентом</w:t>
+      </w:r>
+      <w:r>
+        <w:rPr>
+          <w:rFonts w:ascii="Times New Roman" w:hAnsi="Times New Roman" w:cs="Times New Roman"/>
+          <w:sz w:val="22"/>
+          <w:szCs w:val="22"/>
+        </w:rPr>
+        <w:t>.</w:t>
+      </w:r>
+      <w:r>
+        <w:t xml:space="preserve"> </w:t>
+      </w:r>
+      <w:r>
+        <w:rPr>
+          <w:rFonts w:ascii="Times New Roman" w:hAnsi="Times New Roman" w:cs="Times New Roman"/>
+          <w:sz w:val="22"/>
+          <w:szCs w:val="22"/>
+        </w:rPr>
+        <w:t>Запрос</w:t>
+      </w:r>
+      <w:r>
+        <w:rPr>
+          <w:rFonts w:ascii="Times New Roman" w:hAnsi="Times New Roman" w:cs="Times New Roman"/>
+          <w:sz w:val="22"/>
+          <w:szCs w:val="22"/>
+          <w:lang w:val="en-US"/>
+        </w:rPr>
+        <w:t xml:space="preserve"> GET /</w:t>
+      </w:r>
+      <w:proofErr w:type="spellStart"/>
+      <w:r>
+        <w:rPr>
+          <w:rFonts w:ascii="Times New Roman" w:hAnsi="Times New Roman" w:cs="Times New Roman"/>
+          <w:sz w:val="22"/>
+          <w:szCs w:val="22"/>
+          <w:lang w:val="en-US"/>
+        </w:rPr>
+        <w:t>umc_client_users</w:t>
+      </w:r>
+      <w:proofErr w:type="spellEnd"/>
+      <w:r>
+        <w:rPr>
+          <w:rFonts w:ascii="Times New Roman" w:hAnsi="Times New Roman" w:cs="Times New Roman"/>
+          <w:sz w:val="22"/>
+          <w:szCs w:val="22"/>
+          <w:lang w:val="en-US"/>
+        </w:rPr>
+        <w:t>/contracts</w:t>
+      </w:r>
+    </w:p>
+    <w:p>
+      <w:pPr>
+        <w:ind w:left="360"/>
+        <w:rPr>
+          <w:rFonts w:ascii="Times New Roman" w:hAnsi="Times New Roman" w:cs="Times New Roman"/>
+          <w:sz w:val="22"/>
+          <w:szCs w:val="22"/>
+        </w:rPr>
+      </w:pPr>
+      <w:r>
+        <w:rPr>
+          <w:rFonts w:ascii="Times New Roman" w:hAnsi="Times New Roman" w:cs="Times New Roman"/>
+          <w:sz w:val="22"/>
+          <w:szCs w:val="22"/>
+        </w:rPr>
+        <w:t xml:space="preserve">Параметры запроса: </w:t>
+      </w:r>
+      <w:proofErr w:type="spellStart"/>
+      <w:r>
+        <w:rPr>
+          <w:rFonts w:ascii="Times New Roman" w:hAnsi="Times New Roman" w:cs="Times New Roman"/>
+          <w:sz w:val="22"/>
+          <w:szCs w:val="22"/>
+          <w:lang w:val="en-US"/>
+        </w:rPr>
+        <w:t>patientId</w:t>
+      </w:r>
+      <w:proofErr w:type="spellEnd"/>
+      <w:r>
+        <w:rPr>
+          <w:rFonts w:ascii="Times New Roman" w:hAnsi="Times New Roman" w:cs="Times New Roman"/>
+          <w:sz w:val="22"/>
+          <w:szCs w:val="22"/>
+        </w:rPr>
+        <w:t xml:space="preserve"> </w:t>
+      </w:r>
+      <w:r>
+        <w:rPr>
+          <w:rFonts w:ascii="Times New Roman" w:hAnsi="Times New Roman" w:cs="Times New Roman"/>
+          <w:sz w:val="22"/>
+          <w:szCs w:val="22"/>
+        </w:rPr>
+        <w:t>(</w:t>
+      </w:r>
+      <w:r>
+        <w:rPr>
+          <w:rFonts w:ascii="Times New Roman" w:hAnsi="Times New Roman" w:cs="Times New Roman"/>
+          <w:sz w:val="22"/>
+          <w:szCs w:val="22"/>
+        </w:rPr>
+        <w:t>ид пациента</w:t>
+      </w:r>
+      <w:r>
+        <w:rPr>
+          <w:rFonts w:ascii="Times New Roman" w:hAnsi="Times New Roman" w:cs="Times New Roman"/>
+          <w:sz w:val="22"/>
+          <w:szCs w:val="22"/>
+        </w:rPr>
+        <w:t xml:space="preserve">) – передается в строке запроса. При отсутствии параметра возвращает </w:t>
+      </w:r>
+      <w:r>
+        <w:rPr>
+          <w:rFonts w:ascii="Times New Roman" w:hAnsi="Times New Roman" w:cs="Times New Roman"/>
+          <w:sz w:val="22"/>
+          <w:szCs w:val="22"/>
+        </w:rPr>
+        <w:t>ошибку</w:t>
+      </w:r>
+      <w:r>
+        <w:rPr>
+          <w:rFonts w:ascii="Times New Roman" w:hAnsi="Times New Roman" w:cs="Times New Roman"/>
+          <w:sz w:val="22"/>
+          <w:szCs w:val="22"/>
+        </w:rPr>
+        <w:t>.</w:t>
+      </w:r>
+    </w:p>
+    <w:p>
+      <w:pPr>
+        <w:ind w:left="360"/>
+        <w:rPr>
+          <w:rFonts w:ascii="Times New Roman" w:hAnsi="Times New Roman" w:cs="Times New Roman"/>
+          <w:sz w:val="22"/>
+          <w:szCs w:val="22"/>
+        </w:rPr>
+      </w:pPr>
+      <w:r>
+        <w:rPr>
+          <w:rFonts w:ascii="Times New Roman" w:hAnsi="Times New Roman" w:cs="Times New Roman"/>
+          <w:sz w:val="22"/>
+          <w:szCs w:val="22"/>
+        </w:rPr>
+        <w:t>В полезной нагрузке возвращает</w:t>
+      </w:r>
+      <w:r>
+        <w:rPr>
+          <w:rFonts w:ascii="Times New Roman" w:hAnsi="Times New Roman" w:cs="Times New Roman"/>
+          <w:sz w:val="22"/>
+          <w:szCs w:val="22"/>
+        </w:rPr>
+        <w:t xml:space="preserve"> </w:t>
+      </w:r>
+      <w:r>
+        <w:rPr>
+          <w:rFonts w:ascii="Times New Roman" w:hAnsi="Times New Roman" w:cs="Times New Roman"/>
+          <w:sz w:val="22"/>
+          <w:szCs w:val="22"/>
+        </w:rPr>
+        <w:t>массив договоров</w:t>
+      </w:r>
+      <w:r>
+        <w:rPr>
+          <w:rFonts w:ascii="Times New Roman" w:hAnsi="Times New Roman" w:cs="Times New Roman"/>
+          <w:sz w:val="22"/>
+          <w:szCs w:val="22"/>
+        </w:rPr>
+        <w:t>.</w:t>
+      </w:r>
+    </w:p>
+    <w:p>
+      <w:pPr>
+        <w:ind w:left="360"/>
+        <w:rPr>
+          <w:rFonts w:ascii="Times New Roman" w:hAnsi="Times New Roman" w:cs="Times New Roman"/>
+          <w:sz w:val="22"/>
+          <w:szCs w:val="22"/>
+        </w:rPr>
+      </w:pPr>
+      <w:r>
+        <w:rPr>
+          <w:rFonts w:ascii="Times New Roman" w:hAnsi="Times New Roman" w:cs="Times New Roman"/>
+          <w:sz w:val="22"/>
+          <w:szCs w:val="22"/>
+        </w:rPr>
+        <w:t>Пример запроса</w:t>
+      </w:r>
+      <w:r>
+        <w:rPr>
+          <w:rFonts w:ascii="Times New Roman" w:hAnsi="Times New Roman" w:cs="Times New Roman"/>
+          <w:sz w:val="22"/>
+          <w:szCs w:val="22"/>
+        </w:rPr>
+        <w:t>:</w:t>
+      </w:r>
+    </w:p>
+    <w:p>
+      <w:pPr>
+        <w:ind w:left="360"/>
+      </w:pPr>
+      <w:hyperlink r:id="rId21" w:history="1">
+        <w:r>
+          <w:rPr>
+            <w:rStyle w:val="ac"/>
+          </w:rPr>
+          <w:t>https://ob75av-o5lx9s-319rsf-umcclient.medgraft.ru/hs/umc_client_users/contracts?patientId=00103115</w:t>
+        </w:r>
+      </w:hyperlink>
+    </w:p>
+    <w:p>
+      <w:pPr>
+        <w:ind w:left="360"/>
+      </w:pPr>
+    </w:p>
+    <w:p>
+      <w:pPr>
+        <w:ind w:left="360"/>
+      </w:pPr>
+      <w:r>
+        <w:t>Ответ</w:t>
+      </w:r>
+    </w:p>
+    <w:p>
+      <w:pPr>
+        <w:ind w:left="360"/>
+      </w:pPr>
+    </w:p>
+    <w:p>
+      <w:pPr>
+        <w:ind w:left="360"/>
+        <w:rPr>
+          <w:rFonts w:ascii="Times New Roman" w:hAnsi="Times New Roman" w:cs="Times New Roman"/>
+          <w:sz w:val="22"/>
+          <w:szCs w:val="22"/>
+          <w:lang w:val="en-US"/>
+        </w:rPr>
+      </w:pPr>
+      <w:r>
+        <w:rPr>
+          <w:rFonts w:ascii="Times New Roman" w:hAnsi="Times New Roman" w:cs="Times New Roman"/>
+          <w:sz w:val="22"/>
+          <w:szCs w:val="22"/>
+          <w:lang w:val="en-US"/>
+        </w:rPr>
+        <w:t>{</w:t>
+      </w:r>
+    </w:p>
+    <w:p>
+      <w:pPr>
+        <w:ind w:left="360"/>
+        <w:rPr>
+          <w:rFonts w:ascii="Times New Roman" w:hAnsi="Times New Roman" w:cs="Times New Roman"/>
+          <w:sz w:val="22"/>
+          <w:szCs w:val="22"/>
+          <w:lang w:val="en-US"/>
+        </w:rPr>
+      </w:pPr>
+      <w:r>
+        <w:rPr>
+          <w:rFonts w:ascii="Times New Roman" w:hAnsi="Times New Roman" w:cs="Times New Roman"/>
+          <w:sz w:val="22"/>
+          <w:szCs w:val="22"/>
+          <w:lang w:val="en-US"/>
+        </w:rPr>
+        <w:t>"error": "success",</w:t>
+      </w:r>
+    </w:p>
+    <w:p>
+      <w:pPr>
+        <w:ind w:left="360"/>
+        <w:rPr>
+          <w:rFonts w:ascii="Times New Roman" w:hAnsi="Times New Roman" w:cs="Times New Roman"/>
+          <w:sz w:val="22"/>
+          <w:szCs w:val="22"/>
+          <w:lang w:val="en-US"/>
+        </w:rPr>
+      </w:pPr>
+      <w:r>
+        <w:rPr>
+          <w:rFonts w:ascii="Times New Roman" w:hAnsi="Times New Roman" w:cs="Times New Roman"/>
+          <w:sz w:val="22"/>
+          <w:szCs w:val="22"/>
+          <w:lang w:val="en-US"/>
+        </w:rPr>
+        <w:t>"code": "0",</w:t>
+      </w:r>
+    </w:p>
+    <w:p>
+      <w:pPr>
+        <w:ind w:left="360"/>
+        <w:rPr>
+          <w:rFonts w:ascii="Times New Roman" w:hAnsi="Times New Roman" w:cs="Times New Roman"/>
+          <w:sz w:val="22"/>
+          <w:szCs w:val="22"/>
+          <w:lang w:val="en-US"/>
+        </w:rPr>
+      </w:pPr>
+      <w:r>
+        <w:rPr>
+          <w:rFonts w:ascii="Times New Roman" w:hAnsi="Times New Roman" w:cs="Times New Roman"/>
+          <w:sz w:val="22"/>
+          <w:szCs w:val="22"/>
+          <w:lang w:val="en-US"/>
+        </w:rPr>
+        <w:t>"details": [</w:t>
+      </w:r>
+    </w:p>
+    <w:p>
+      <w:pPr>
+        <w:ind w:left="360"/>
+        <w:rPr>
+          <w:rFonts w:ascii="Times New Roman" w:hAnsi="Times New Roman" w:cs="Times New Roman"/>
+          <w:sz w:val="22"/>
+          <w:szCs w:val="22"/>
+          <w:lang w:val="en-US"/>
+        </w:rPr>
+      </w:pPr>
+      <w:r>
+        <w:rPr>
+          <w:rFonts w:ascii="Times New Roman" w:hAnsi="Times New Roman" w:cs="Times New Roman"/>
+          <w:sz w:val="22"/>
+          <w:szCs w:val="22"/>
+          <w:lang w:val="en-US"/>
+        </w:rPr>
+        <w:t>{</w:t>
+      </w:r>
+    </w:p>
+    <w:p>
+      <w:pPr>
+        <w:ind w:left="360"/>
+        <w:rPr>
+          <w:rFonts w:ascii="Times New Roman" w:hAnsi="Times New Roman" w:cs="Times New Roman"/>
+          <w:sz w:val="22"/>
+          <w:szCs w:val="22"/>
+          <w:lang w:val="en-US"/>
+        </w:rPr>
+      </w:pPr>
+      <w:r>
+        <w:rPr>
+          <w:rFonts w:ascii="Times New Roman" w:hAnsi="Times New Roman" w:cs="Times New Roman"/>
+          <w:sz w:val="22"/>
+          <w:szCs w:val="22"/>
+          <w:lang w:val="en-US"/>
+        </w:rPr>
+        <w:t>"UID": "9db8469f-0f61-11f0-99f9-00e01a180c27",</w:t>
+      </w:r>
+    </w:p>
+    <w:p>
+      <w:pPr>
+        <w:ind w:left="360"/>
+        <w:rPr>
+          <w:rFonts w:ascii="Times New Roman" w:hAnsi="Times New Roman" w:cs="Times New Roman"/>
+          <w:sz w:val="22"/>
+          <w:szCs w:val="22"/>
+        </w:rPr>
+      </w:pPr>
+      <w:r>
+        <w:rPr>
+          <w:rFonts w:ascii="Times New Roman" w:hAnsi="Times New Roman" w:cs="Times New Roman"/>
+          <w:sz w:val="22"/>
+          <w:szCs w:val="22"/>
+        </w:rPr>
+        <w:t>"Type": "Согласие на обработку персональных данных",</w:t>
+      </w:r>
+    </w:p>
+    <w:p>
+      <w:pPr>
+        <w:ind w:left="360"/>
+        <w:rPr>
+          <w:rFonts w:ascii="Times New Roman" w:hAnsi="Times New Roman" w:cs="Times New Roman"/>
+          <w:sz w:val="22"/>
+          <w:szCs w:val="22"/>
+          <w:lang w:val="en-US"/>
+        </w:rPr>
+      </w:pPr>
+      <w:r>
+        <w:rPr>
+          <w:rFonts w:ascii="Times New Roman" w:hAnsi="Times New Roman" w:cs="Times New Roman"/>
+          <w:sz w:val="22"/>
+          <w:szCs w:val="22"/>
+          <w:lang w:val="en-US"/>
+        </w:rPr>
+        <w:t>"Date": "2025-04-02"</w:t>
+      </w:r>
+    </w:p>
+    <w:p>
+      <w:pPr>
+        <w:ind w:left="360"/>
+        <w:rPr>
+          <w:rFonts w:ascii="Times New Roman" w:hAnsi="Times New Roman" w:cs="Times New Roman"/>
+          <w:sz w:val="22"/>
+          <w:szCs w:val="22"/>
+          <w:lang w:val="en-US"/>
+        </w:rPr>
+      </w:pPr>
+      <w:r>
+        <w:rPr>
+          <w:rFonts w:ascii="Times New Roman" w:hAnsi="Times New Roman" w:cs="Times New Roman"/>
+          <w:sz w:val="22"/>
+          <w:szCs w:val="22"/>
+          <w:lang w:val="en-US"/>
+        </w:rPr>
+        <w:t>},</w:t>
+      </w:r>
+    </w:p>
+    <w:p>
+      <w:pPr>
+        <w:ind w:left="360"/>
+        <w:rPr>
+          <w:rFonts w:ascii="Times New Roman" w:hAnsi="Times New Roman" w:cs="Times New Roman"/>
+          <w:sz w:val="22"/>
+          <w:szCs w:val="22"/>
+          <w:lang w:val="en-US"/>
+        </w:rPr>
+      </w:pPr>
+      <w:r>
+        <w:rPr>
+          <w:rFonts w:ascii="Times New Roman" w:hAnsi="Times New Roman" w:cs="Times New Roman"/>
+          <w:sz w:val="22"/>
+          <w:szCs w:val="22"/>
+          <w:lang w:val="en-US"/>
+        </w:rPr>
+        <w:t>{</w:t>
+      </w:r>
+    </w:p>
+    <w:p>
+      <w:pPr>
+        <w:ind w:left="360"/>
+        <w:rPr>
+          <w:rFonts w:ascii="Times New Roman" w:hAnsi="Times New Roman" w:cs="Times New Roman"/>
+          <w:sz w:val="22"/>
+          <w:szCs w:val="22"/>
+          <w:lang w:val="en-US"/>
+        </w:rPr>
+      </w:pPr>
+      <w:r>
+        <w:rPr>
+          <w:rFonts w:ascii="Times New Roman" w:hAnsi="Times New Roman" w:cs="Times New Roman"/>
+          <w:sz w:val="22"/>
+          <w:szCs w:val="22"/>
+          <w:lang w:val="en-US"/>
+        </w:rPr>
+        <w:t>"UID": "9db846a0-0f61-11f0-99f9-00e01a180c27",</w:t>
+      </w:r>
+    </w:p>
+    <w:p>
+      <w:pPr>
+        <w:ind w:left="360"/>
+        <w:rPr>
+          <w:rFonts w:ascii="Times New Roman" w:hAnsi="Times New Roman" w:cs="Times New Roman"/>
+          <w:sz w:val="22"/>
+          <w:szCs w:val="22"/>
+          <w:lang w:val="en-US"/>
+        </w:rPr>
+      </w:pPr>
+      <w:r>
+        <w:rPr>
+          <w:rFonts w:ascii="Times New Roman" w:hAnsi="Times New Roman" w:cs="Times New Roman"/>
+          <w:sz w:val="22"/>
+          <w:szCs w:val="22"/>
+          <w:lang w:val="en-US"/>
+        </w:rPr>
+        <w:t>"Type": "</w:t>
+      </w:r>
+      <w:r>
+        <w:rPr>
+          <w:rFonts w:ascii="Times New Roman" w:hAnsi="Times New Roman" w:cs="Times New Roman"/>
+          <w:sz w:val="22"/>
+          <w:szCs w:val="22"/>
+        </w:rPr>
+        <w:t>ИДС</w:t>
+      </w:r>
+      <w:r>
+        <w:rPr>
+          <w:rFonts w:ascii="Times New Roman" w:hAnsi="Times New Roman" w:cs="Times New Roman"/>
+          <w:sz w:val="22"/>
+          <w:szCs w:val="22"/>
+          <w:lang w:val="en-US"/>
+        </w:rPr>
+        <w:t xml:space="preserve"> </w:t>
+      </w:r>
+      <w:r>
+        <w:rPr>
+          <w:rFonts w:ascii="Times New Roman" w:hAnsi="Times New Roman" w:cs="Times New Roman"/>
+          <w:sz w:val="22"/>
+          <w:szCs w:val="22"/>
+        </w:rPr>
+        <w:t>ОМС</w:t>
+      </w:r>
+      <w:r>
+        <w:rPr>
+          <w:rFonts w:ascii="Times New Roman" w:hAnsi="Times New Roman" w:cs="Times New Roman"/>
+          <w:sz w:val="22"/>
+          <w:szCs w:val="22"/>
+          <w:lang w:val="en-US"/>
+        </w:rPr>
+        <w:t>",</w:t>
+      </w:r>
+    </w:p>
+    <w:p>
+      <w:pPr>
+        <w:ind w:left="360"/>
+        <w:rPr>
+          <w:rFonts w:ascii="Times New Roman" w:hAnsi="Times New Roman" w:cs="Times New Roman"/>
+          <w:sz w:val="22"/>
+          <w:szCs w:val="22"/>
+          <w:lang w:val="en-US"/>
+        </w:rPr>
+      </w:pPr>
+      <w:r>
+        <w:rPr>
+          <w:rFonts w:ascii="Times New Roman" w:hAnsi="Times New Roman" w:cs="Times New Roman"/>
+          <w:sz w:val="22"/>
+          <w:szCs w:val="22"/>
+          <w:lang w:val="en-US"/>
+        </w:rPr>
+        <w:t>"Date": "2025-04-02"</w:t>
+      </w:r>
+    </w:p>
+    <w:p>
+      <w:pPr>
+        <w:ind w:left="360"/>
+        <w:rPr>
+          <w:rFonts w:ascii="Times New Roman" w:hAnsi="Times New Roman" w:cs="Times New Roman"/>
+          <w:sz w:val="22"/>
+          <w:szCs w:val="22"/>
+          <w:lang w:val="en-US"/>
+        </w:rPr>
+      </w:pPr>
+      <w:r>
+        <w:rPr>
+          <w:rFonts w:ascii="Times New Roman" w:hAnsi="Times New Roman" w:cs="Times New Roman"/>
+          <w:sz w:val="22"/>
+          <w:szCs w:val="22"/>
+          <w:lang w:val="en-US"/>
+        </w:rPr>
+        <w:t>},</w:t>
+      </w:r>
+    </w:p>
+    <w:p>
+      <w:pPr>
+        <w:ind w:left="360"/>
+        <w:rPr>
+          <w:rFonts w:ascii="Times New Roman" w:hAnsi="Times New Roman" w:cs="Times New Roman"/>
+          <w:sz w:val="22"/>
+          <w:szCs w:val="22"/>
+          <w:lang w:val="en-US"/>
+        </w:rPr>
+      </w:pPr>
+      <w:r>
+        <w:rPr>
+          <w:rFonts w:ascii="Times New Roman" w:hAnsi="Times New Roman" w:cs="Times New Roman"/>
+          <w:sz w:val="22"/>
+          <w:szCs w:val="22"/>
+          <w:lang w:val="en-US"/>
+        </w:rPr>
+        <w:t>{</w:t>
+      </w:r>
+    </w:p>
+    <w:p>
+      <w:pPr>
+        <w:ind w:left="360"/>
+        <w:rPr>
+          <w:rFonts w:ascii="Times New Roman" w:hAnsi="Times New Roman" w:cs="Times New Roman"/>
+          <w:sz w:val="22"/>
+          <w:szCs w:val="22"/>
+          <w:lang w:val="en-US"/>
+        </w:rPr>
+      </w:pPr>
+      <w:r>
+        <w:rPr>
+          <w:rFonts w:ascii="Times New Roman" w:hAnsi="Times New Roman" w:cs="Times New Roman"/>
+          <w:sz w:val="22"/>
+          <w:szCs w:val="22"/>
+          <w:lang w:val="en-US"/>
+        </w:rPr>
+        <w:t>"UID": "9db846a1-0f61-11f0-99f9-00e01a180c27",</w:t>
+      </w:r>
+    </w:p>
+    <w:p>
+      <w:pPr>
+        <w:ind w:left="360"/>
+        <w:rPr>
+          <w:rFonts w:ascii="Times New Roman" w:hAnsi="Times New Roman" w:cs="Times New Roman"/>
+          <w:sz w:val="22"/>
+          <w:szCs w:val="22"/>
+        </w:rPr>
+      </w:pPr>
+      <w:r>
+        <w:rPr>
+          <w:rFonts w:ascii="Times New Roman" w:hAnsi="Times New Roman" w:cs="Times New Roman"/>
+          <w:sz w:val="22"/>
+          <w:szCs w:val="22"/>
+        </w:rPr>
+        <w:t>"Type": "Согласие на платные услуги",</w:t>
+      </w:r>
+    </w:p>
+    <w:p>
+      <w:pPr>
+        <w:ind w:left="360"/>
+        <w:rPr>
+          <w:rFonts w:ascii="Times New Roman" w:hAnsi="Times New Roman" w:cs="Times New Roman"/>
+          <w:sz w:val="22"/>
+          <w:szCs w:val="22"/>
+          <w:lang w:val="en-US"/>
+        </w:rPr>
+      </w:pPr>
+      <w:r>
+        <w:rPr>
+          <w:rFonts w:ascii="Times New Roman" w:hAnsi="Times New Roman" w:cs="Times New Roman"/>
+          <w:sz w:val="22"/>
+          <w:szCs w:val="22"/>
+          <w:lang w:val="en-US"/>
+        </w:rPr>
+        <w:t>"Date": "2025-04-02"</w:t>
+      </w:r>
+    </w:p>
+    <w:p>
+      <w:pPr>
+        <w:ind w:left="360"/>
+        <w:rPr>
+          <w:rFonts w:ascii="Times New Roman" w:hAnsi="Times New Roman" w:cs="Times New Roman"/>
+          <w:sz w:val="22"/>
+          <w:szCs w:val="22"/>
+          <w:lang w:val="en-US"/>
+        </w:rPr>
+      </w:pPr>
+      <w:r>
+        <w:rPr>
+          <w:rFonts w:ascii="Times New Roman" w:hAnsi="Times New Roman" w:cs="Times New Roman"/>
+          <w:sz w:val="22"/>
+          <w:szCs w:val="22"/>
+          <w:lang w:val="en-US"/>
+        </w:rPr>
+        <w:t>},</w:t>
+      </w:r>
+    </w:p>
+    <w:p>
+      <w:pPr>
+        <w:ind w:left="360"/>
+        <w:rPr>
+          <w:rFonts w:ascii="Times New Roman" w:hAnsi="Times New Roman" w:cs="Times New Roman"/>
+          <w:sz w:val="22"/>
+          <w:szCs w:val="22"/>
+          <w:lang w:val="en-US"/>
+        </w:rPr>
+      </w:pPr>
+      <w:r>
+        <w:rPr>
+          <w:rFonts w:ascii="Times New Roman" w:hAnsi="Times New Roman" w:cs="Times New Roman"/>
+          <w:sz w:val="22"/>
+          <w:szCs w:val="22"/>
+          <w:lang w:val="en-US"/>
+        </w:rPr>
+        <w:t>{</w:t>
+      </w:r>
+    </w:p>
+    <w:p>
+      <w:pPr>
+        <w:ind w:left="360"/>
+        <w:rPr>
+          <w:rFonts w:ascii="Times New Roman" w:hAnsi="Times New Roman" w:cs="Times New Roman"/>
+          <w:sz w:val="22"/>
+          <w:szCs w:val="22"/>
+          <w:lang w:val="en-US"/>
+        </w:rPr>
+      </w:pPr>
+      <w:r>
+        <w:rPr>
+          <w:rFonts w:ascii="Times New Roman" w:hAnsi="Times New Roman" w:cs="Times New Roman"/>
+          <w:sz w:val="22"/>
+          <w:szCs w:val="22"/>
+          <w:lang w:val="en-US"/>
+        </w:rPr>
+        <w:t>"UID": "9db846a2-0f61-11f0-99f9-00e01a180c27",</w:t>
+      </w:r>
+    </w:p>
+    <w:p>
+      <w:pPr>
+        <w:ind w:left="360"/>
+        <w:rPr>
+          <w:rFonts w:ascii="Times New Roman" w:hAnsi="Times New Roman" w:cs="Times New Roman"/>
+          <w:sz w:val="22"/>
+          <w:szCs w:val="22"/>
+        </w:rPr>
+      </w:pPr>
+      <w:r>
+        <w:rPr>
+          <w:rFonts w:ascii="Times New Roman" w:hAnsi="Times New Roman" w:cs="Times New Roman"/>
+          <w:sz w:val="22"/>
+          <w:szCs w:val="22"/>
+        </w:rPr>
+        <w:t>"Type": "ИДС Диагностика 2024",</w:t>
+      </w:r>
+    </w:p>
+    <w:p>
+      <w:pPr>
+        <w:ind w:left="360"/>
+        <w:rPr>
+          <w:rFonts w:ascii="Times New Roman" w:hAnsi="Times New Roman" w:cs="Times New Roman"/>
+          <w:sz w:val="22"/>
+          <w:szCs w:val="22"/>
+          <w:lang w:val="en-US"/>
+        </w:rPr>
+      </w:pPr>
+      <w:r>
+        <w:rPr>
+          <w:rFonts w:ascii="Times New Roman" w:hAnsi="Times New Roman" w:cs="Times New Roman"/>
+          <w:sz w:val="22"/>
+          <w:szCs w:val="22"/>
+          <w:lang w:val="en-US"/>
+        </w:rPr>
+        <w:lastRenderedPageBreak/>
+        <w:t>"Date": "2025-04-02"</w:t>
+      </w:r>
+    </w:p>
+    <w:p>
+      <w:pPr>
+        <w:ind w:left="360"/>
+        <w:rPr>
+          <w:rFonts w:ascii="Times New Roman" w:hAnsi="Times New Roman" w:cs="Times New Roman"/>
+          <w:sz w:val="22"/>
+          <w:szCs w:val="22"/>
+          <w:lang w:val="en-US"/>
+        </w:rPr>
+      </w:pPr>
+      <w:r>
+        <w:rPr>
+          <w:rFonts w:ascii="Times New Roman" w:hAnsi="Times New Roman" w:cs="Times New Roman"/>
+          <w:sz w:val="22"/>
+          <w:szCs w:val="22"/>
+          <w:lang w:val="en-US"/>
+        </w:rPr>
+        <w:t>},</w:t>
+      </w:r>
+    </w:p>
+    <w:p>
+      <w:pPr>
+        <w:ind w:left="360"/>
+        <w:rPr>
+          <w:rFonts w:ascii="Times New Roman" w:hAnsi="Times New Roman" w:cs="Times New Roman"/>
+          <w:sz w:val="22"/>
+          <w:szCs w:val="22"/>
+          <w:lang w:val="en-US"/>
+        </w:rPr>
+      </w:pPr>
+      <w:r>
+        <w:rPr>
+          <w:rFonts w:ascii="Times New Roman" w:hAnsi="Times New Roman" w:cs="Times New Roman"/>
+          <w:sz w:val="22"/>
+          <w:szCs w:val="22"/>
+          <w:lang w:val="en-US"/>
+        </w:rPr>
+        <w:t>{</w:t>
+      </w:r>
+    </w:p>
+    <w:p>
+      <w:pPr>
+        <w:ind w:left="360"/>
+        <w:rPr>
+          <w:rFonts w:ascii="Times New Roman" w:hAnsi="Times New Roman" w:cs="Times New Roman"/>
+          <w:sz w:val="22"/>
+          <w:szCs w:val="22"/>
+          <w:lang w:val="en-US"/>
+        </w:rPr>
+      </w:pPr>
+      <w:r>
+        <w:rPr>
+          <w:rFonts w:ascii="Times New Roman" w:hAnsi="Times New Roman" w:cs="Times New Roman"/>
+          <w:sz w:val="22"/>
+          <w:szCs w:val="22"/>
+          <w:lang w:val="en-US"/>
+        </w:rPr>
+        <w:t>"UID": "9db846a3-0f61-11f0-99f9-00e01a180c27",</w:t>
+      </w:r>
+    </w:p>
+    <w:p>
+      <w:pPr>
+        <w:ind w:left="360"/>
+        <w:rPr>
+          <w:rFonts w:ascii="Times New Roman" w:hAnsi="Times New Roman" w:cs="Times New Roman"/>
+          <w:sz w:val="22"/>
+          <w:szCs w:val="22"/>
+          <w:lang w:val="en-US"/>
+        </w:rPr>
+      </w:pPr>
+      <w:r>
+        <w:rPr>
+          <w:rFonts w:ascii="Times New Roman" w:hAnsi="Times New Roman" w:cs="Times New Roman"/>
+          <w:sz w:val="22"/>
+          <w:szCs w:val="22"/>
+          <w:lang w:val="en-US"/>
+        </w:rPr>
+        <w:t>"Type": "</w:t>
+      </w:r>
+      <w:r>
+        <w:rPr>
+          <w:rFonts w:ascii="Times New Roman" w:hAnsi="Times New Roman" w:cs="Times New Roman"/>
+          <w:sz w:val="22"/>
+          <w:szCs w:val="22"/>
+        </w:rPr>
+        <w:t>Договор</w:t>
+      </w:r>
+      <w:r>
+        <w:rPr>
+          <w:rFonts w:ascii="Times New Roman" w:hAnsi="Times New Roman" w:cs="Times New Roman"/>
+          <w:sz w:val="22"/>
+          <w:szCs w:val="22"/>
+          <w:lang w:val="en-US"/>
+        </w:rPr>
+        <w:t xml:space="preserve"> </w:t>
+      </w:r>
+      <w:r>
+        <w:rPr>
+          <w:rFonts w:ascii="Times New Roman" w:hAnsi="Times New Roman" w:cs="Times New Roman"/>
+          <w:sz w:val="22"/>
+          <w:szCs w:val="22"/>
+        </w:rPr>
+        <w:t>диагностика</w:t>
+      </w:r>
+      <w:r>
+        <w:rPr>
+          <w:rFonts w:ascii="Times New Roman" w:hAnsi="Times New Roman" w:cs="Times New Roman"/>
+          <w:sz w:val="22"/>
+          <w:szCs w:val="22"/>
+          <w:lang w:val="en-US"/>
+        </w:rPr>
+        <w:t>",</w:t>
+      </w:r>
+    </w:p>
+    <w:p>
+      <w:pPr>
+        <w:ind w:left="360"/>
+        <w:rPr>
+          <w:rFonts w:ascii="Times New Roman" w:hAnsi="Times New Roman" w:cs="Times New Roman"/>
+          <w:sz w:val="22"/>
+          <w:szCs w:val="22"/>
+          <w:lang w:val="en-US"/>
+        </w:rPr>
+      </w:pPr>
+      <w:r>
+        <w:rPr>
+          <w:rFonts w:ascii="Times New Roman" w:hAnsi="Times New Roman" w:cs="Times New Roman"/>
+          <w:sz w:val="22"/>
+          <w:szCs w:val="22"/>
+          <w:lang w:val="en-US"/>
+        </w:rPr>
+        <w:t>"Date": "2025-04-02"</w:t>
+      </w:r>
+    </w:p>
+    <w:p>
+      <w:pPr>
+        <w:ind w:left="360"/>
+        <w:rPr>
+          <w:rFonts w:ascii="Times New Roman" w:hAnsi="Times New Roman" w:cs="Times New Roman"/>
+          <w:sz w:val="22"/>
+          <w:szCs w:val="22"/>
+          <w:lang w:val="en-US"/>
+        </w:rPr>
+      </w:pPr>
+      <w:r>
+        <w:rPr>
+          <w:rFonts w:ascii="Times New Roman" w:hAnsi="Times New Roman" w:cs="Times New Roman"/>
+          <w:sz w:val="22"/>
+          <w:szCs w:val="22"/>
+          <w:lang w:val="en-US"/>
+        </w:rPr>
+        <w:t>},</w:t>
+      </w:r>
+    </w:p>
+    <w:p>
+      <w:pPr>
+        <w:ind w:left="360"/>
+        <w:rPr>
+          <w:rFonts w:ascii="Times New Roman" w:hAnsi="Times New Roman" w:cs="Times New Roman"/>
+          <w:sz w:val="22"/>
+          <w:szCs w:val="22"/>
+          <w:lang w:val="en-US"/>
+        </w:rPr>
+      </w:pPr>
+      <w:r>
+        <w:rPr>
+          <w:rFonts w:ascii="Times New Roman" w:hAnsi="Times New Roman" w:cs="Times New Roman"/>
+          <w:sz w:val="22"/>
+          <w:szCs w:val="22"/>
+          <w:lang w:val="en-US"/>
+        </w:rPr>
+        <w:t>{</w:t>
+      </w:r>
+    </w:p>
+    <w:p>
+      <w:pPr>
+        <w:ind w:left="360"/>
+        <w:rPr>
+          <w:rFonts w:ascii="Times New Roman" w:hAnsi="Times New Roman" w:cs="Times New Roman"/>
+          <w:sz w:val="22"/>
+          <w:szCs w:val="22"/>
+          <w:lang w:val="en-US"/>
+        </w:rPr>
+      </w:pPr>
+      <w:r>
+        <w:rPr>
+          <w:rFonts w:ascii="Times New Roman" w:hAnsi="Times New Roman" w:cs="Times New Roman"/>
+          <w:sz w:val="22"/>
+          <w:szCs w:val="22"/>
+          <w:lang w:val="en-US"/>
+        </w:rPr>
+        <w:t>"UID": "a698488b-0f75-11f0-99f9-00e01a180c27",</w:t>
+      </w:r>
+    </w:p>
+    <w:p>
+      <w:pPr>
+        <w:ind w:left="360"/>
+        <w:rPr>
+          <w:rFonts w:ascii="Times New Roman" w:hAnsi="Times New Roman" w:cs="Times New Roman"/>
+          <w:sz w:val="22"/>
+          <w:szCs w:val="22"/>
+        </w:rPr>
+      </w:pPr>
+      <w:r>
+        <w:rPr>
+          <w:rFonts w:ascii="Times New Roman" w:hAnsi="Times New Roman" w:cs="Times New Roman"/>
+          <w:sz w:val="22"/>
+          <w:szCs w:val="22"/>
+        </w:rPr>
+        <w:t>"Type": "Договор диагностика 3 ст.",</w:t>
+      </w:r>
+    </w:p>
+    <w:p>
+      <w:pPr>
+        <w:ind w:left="360"/>
+        <w:rPr>
+          <w:rFonts w:ascii="Times New Roman" w:hAnsi="Times New Roman" w:cs="Times New Roman"/>
+          <w:sz w:val="22"/>
+          <w:szCs w:val="22"/>
+        </w:rPr>
+      </w:pPr>
+      <w:r>
+        <w:rPr>
+          <w:rFonts w:ascii="Times New Roman" w:hAnsi="Times New Roman" w:cs="Times New Roman"/>
+          <w:sz w:val="22"/>
+          <w:szCs w:val="22"/>
+        </w:rPr>
+        <w:t>"</w:t>
+      </w:r>
+      <w:proofErr w:type="spellStart"/>
+      <w:r>
+        <w:rPr>
+          <w:rFonts w:ascii="Times New Roman" w:hAnsi="Times New Roman" w:cs="Times New Roman"/>
+          <w:sz w:val="22"/>
+          <w:szCs w:val="22"/>
+        </w:rPr>
+        <w:t>Date</w:t>
+      </w:r>
+      <w:proofErr w:type="spellEnd"/>
+      <w:r>
+        <w:rPr>
+          <w:rFonts w:ascii="Times New Roman" w:hAnsi="Times New Roman" w:cs="Times New Roman"/>
+          <w:sz w:val="22"/>
+          <w:szCs w:val="22"/>
+        </w:rPr>
+        <w:t>": "2025-04-02"</w:t>
+      </w:r>
+    </w:p>
+    <w:p>
+      <w:pPr>
+        <w:ind w:left="360"/>
+        <w:rPr>
+          <w:rFonts w:ascii="Times New Roman" w:hAnsi="Times New Roman" w:cs="Times New Roman"/>
+          <w:sz w:val="22"/>
+          <w:szCs w:val="22"/>
+          <w:lang w:val="en-US"/>
+        </w:rPr>
+      </w:pPr>
+      <w:r>
+        <w:rPr>
+          <w:rFonts w:ascii="Times New Roman" w:hAnsi="Times New Roman" w:cs="Times New Roman"/>
+          <w:sz w:val="22"/>
+          <w:szCs w:val="22"/>
+          <w:lang w:val="en-US"/>
+        </w:rPr>
+        <w:t>},</w:t>
+      </w:r>
+    </w:p>
+    <w:p>
+      <w:pPr>
+        <w:ind w:left="360"/>
+        <w:rPr>
+          <w:rFonts w:ascii="Times New Roman" w:hAnsi="Times New Roman" w:cs="Times New Roman"/>
+          <w:sz w:val="22"/>
+          <w:szCs w:val="22"/>
+          <w:lang w:val="en-US"/>
+        </w:rPr>
+      </w:pPr>
+      <w:r>
+        <w:rPr>
+          <w:rFonts w:ascii="Times New Roman" w:hAnsi="Times New Roman" w:cs="Times New Roman"/>
+          <w:sz w:val="22"/>
+          <w:szCs w:val="22"/>
+          <w:lang w:val="en-US"/>
+        </w:rPr>
+        <w:t>{</w:t>
+      </w:r>
+    </w:p>
+    <w:p>
+      <w:pPr>
+        <w:ind w:left="360"/>
+        <w:rPr>
+          <w:rFonts w:ascii="Times New Roman" w:hAnsi="Times New Roman" w:cs="Times New Roman"/>
+          <w:sz w:val="22"/>
+          <w:szCs w:val="22"/>
+          <w:lang w:val="en-US"/>
+        </w:rPr>
+      </w:pPr>
+      <w:r>
+        <w:rPr>
+          <w:rFonts w:ascii="Times New Roman" w:hAnsi="Times New Roman" w:cs="Times New Roman"/>
+          <w:sz w:val="22"/>
+          <w:szCs w:val="22"/>
+          <w:lang w:val="en-US"/>
+        </w:rPr>
+        <w:t>"UID": "bdb29de0-0f75-11f0-99f9-00e01a180c27",</w:t>
+      </w:r>
+    </w:p>
+    <w:p>
+      <w:pPr>
+        <w:ind w:left="360"/>
+        <w:rPr>
+          <w:rFonts w:ascii="Times New Roman" w:hAnsi="Times New Roman" w:cs="Times New Roman"/>
+          <w:sz w:val="22"/>
+          <w:szCs w:val="22"/>
+        </w:rPr>
+      </w:pPr>
+      <w:r>
+        <w:rPr>
+          <w:rFonts w:ascii="Times New Roman" w:hAnsi="Times New Roman" w:cs="Times New Roman"/>
+          <w:sz w:val="22"/>
+          <w:szCs w:val="22"/>
+        </w:rPr>
+        <w:t>"Type": "Договор диагностика 3 ст.",</w:t>
+      </w:r>
+    </w:p>
+    <w:p>
+      <w:pPr>
+        <w:ind w:left="360"/>
+        <w:rPr>
+          <w:rFonts w:ascii="Times New Roman" w:hAnsi="Times New Roman" w:cs="Times New Roman"/>
+          <w:sz w:val="22"/>
+          <w:szCs w:val="22"/>
+        </w:rPr>
+      </w:pPr>
+      <w:r>
+        <w:rPr>
+          <w:rFonts w:ascii="Times New Roman" w:hAnsi="Times New Roman" w:cs="Times New Roman"/>
+          <w:sz w:val="22"/>
+          <w:szCs w:val="22"/>
+        </w:rPr>
+        <w:t>"</w:t>
+      </w:r>
+      <w:proofErr w:type="spellStart"/>
+      <w:r>
+        <w:rPr>
+          <w:rFonts w:ascii="Times New Roman" w:hAnsi="Times New Roman" w:cs="Times New Roman"/>
+          <w:sz w:val="22"/>
+          <w:szCs w:val="22"/>
+        </w:rPr>
+        <w:t>Date</w:t>
+      </w:r>
+      <w:proofErr w:type="spellEnd"/>
+      <w:r>
+        <w:rPr>
+          <w:rFonts w:ascii="Times New Roman" w:hAnsi="Times New Roman" w:cs="Times New Roman"/>
+          <w:sz w:val="22"/>
+          <w:szCs w:val="22"/>
+        </w:rPr>
+        <w:t>": "2025-04-02"</w:t>
+      </w:r>
+    </w:p>
+    <w:p>
+      <w:pPr>
+        <w:ind w:left="360"/>
+        <w:rPr>
+          <w:rFonts w:ascii="Times New Roman" w:hAnsi="Times New Roman" w:cs="Times New Roman"/>
+          <w:sz w:val="22"/>
+          <w:szCs w:val="22"/>
+          <w:lang w:val="en-US"/>
+        </w:rPr>
+      </w:pPr>
+      <w:r>
+        <w:rPr>
+          <w:rFonts w:ascii="Times New Roman" w:hAnsi="Times New Roman" w:cs="Times New Roman"/>
+          <w:sz w:val="22"/>
+          <w:szCs w:val="22"/>
+          <w:lang w:val="en-US"/>
+        </w:rPr>
+        <w:t>},</w:t>
+      </w:r>
+    </w:p>
+    <w:p>
+      <w:pPr>
+        <w:ind w:left="360"/>
+        <w:rPr>
+          <w:rFonts w:ascii="Times New Roman" w:hAnsi="Times New Roman" w:cs="Times New Roman"/>
+          <w:sz w:val="22"/>
+          <w:szCs w:val="22"/>
+          <w:lang w:val="en-US"/>
+        </w:rPr>
+      </w:pPr>
+      <w:r>
+        <w:rPr>
+          <w:rFonts w:ascii="Times New Roman" w:hAnsi="Times New Roman" w:cs="Times New Roman"/>
+          <w:sz w:val="22"/>
+          <w:szCs w:val="22"/>
+          <w:lang w:val="en-US"/>
+        </w:rPr>
+        <w:t>{</w:t>
+      </w:r>
+    </w:p>
+    <w:p>
+      <w:pPr>
+        <w:ind w:left="360"/>
+        <w:rPr>
+          <w:rFonts w:ascii="Times New Roman" w:hAnsi="Times New Roman" w:cs="Times New Roman"/>
+          <w:sz w:val="22"/>
+          <w:szCs w:val="22"/>
+          <w:lang w:val="en-US"/>
+        </w:rPr>
+      </w:pPr>
+      <w:r>
+        <w:rPr>
+          <w:rFonts w:ascii="Times New Roman" w:hAnsi="Times New Roman" w:cs="Times New Roman"/>
+          <w:sz w:val="22"/>
+          <w:szCs w:val="22"/>
+          <w:lang w:val="en-US"/>
+        </w:rPr>
+        <w:t>"UID": "f02a43bc-1110-11f0-99f9-00e01a180c27",</w:t>
+      </w:r>
+    </w:p>
+    <w:p>
+      <w:pPr>
+        <w:ind w:left="360"/>
+        <w:rPr>
+          <w:rFonts w:ascii="Times New Roman" w:hAnsi="Times New Roman" w:cs="Times New Roman"/>
+          <w:sz w:val="22"/>
+          <w:szCs w:val="22"/>
+          <w:lang w:val="en-US"/>
+        </w:rPr>
+      </w:pPr>
+      <w:r>
+        <w:rPr>
+          <w:rFonts w:ascii="Times New Roman" w:hAnsi="Times New Roman" w:cs="Times New Roman"/>
+          <w:sz w:val="22"/>
+          <w:szCs w:val="22"/>
+          <w:lang w:val="en-US"/>
+        </w:rPr>
+        <w:t>"Type": "</w:t>
+      </w:r>
+      <w:r>
+        <w:rPr>
+          <w:rFonts w:ascii="Times New Roman" w:hAnsi="Times New Roman" w:cs="Times New Roman"/>
+          <w:sz w:val="22"/>
+          <w:szCs w:val="22"/>
+        </w:rPr>
+        <w:t>ИДС</w:t>
+      </w:r>
+      <w:r>
+        <w:rPr>
+          <w:rFonts w:ascii="Times New Roman" w:hAnsi="Times New Roman" w:cs="Times New Roman"/>
+          <w:sz w:val="22"/>
+          <w:szCs w:val="22"/>
+          <w:lang w:val="en-US"/>
+        </w:rPr>
+        <w:t xml:space="preserve"> </w:t>
+      </w:r>
+      <w:proofErr w:type="spellStart"/>
+      <w:r>
+        <w:rPr>
+          <w:rFonts w:ascii="Times New Roman" w:hAnsi="Times New Roman" w:cs="Times New Roman"/>
+          <w:sz w:val="22"/>
+          <w:szCs w:val="22"/>
+        </w:rPr>
+        <w:t>Ласик</w:t>
+      </w:r>
+      <w:proofErr w:type="spellEnd"/>
+      <w:r>
+        <w:rPr>
+          <w:rFonts w:ascii="Times New Roman" w:hAnsi="Times New Roman" w:cs="Times New Roman"/>
+          <w:sz w:val="22"/>
+          <w:szCs w:val="22"/>
+          <w:lang w:val="en-US"/>
+        </w:rPr>
+        <w:t>",</w:t>
+      </w:r>
+    </w:p>
+    <w:p>
+      <w:pPr>
+        <w:ind w:left="360"/>
+        <w:rPr>
+          <w:rFonts w:ascii="Times New Roman" w:hAnsi="Times New Roman" w:cs="Times New Roman"/>
+          <w:sz w:val="22"/>
+          <w:szCs w:val="22"/>
+          <w:lang w:val="en-US"/>
+        </w:rPr>
+      </w:pPr>
+      <w:r>
+        <w:rPr>
+          <w:rFonts w:ascii="Times New Roman" w:hAnsi="Times New Roman" w:cs="Times New Roman"/>
+          <w:sz w:val="22"/>
+          <w:szCs w:val="22"/>
+          <w:lang w:val="en-US"/>
+        </w:rPr>
+        <w:t>"Date": "2025-04-04"</w:t>
+      </w:r>
+    </w:p>
+    <w:p>
+      <w:pPr>
+        <w:ind w:left="360"/>
+        <w:rPr>
+          <w:rFonts w:ascii="Times New Roman" w:hAnsi="Times New Roman" w:cs="Times New Roman"/>
+          <w:sz w:val="22"/>
+          <w:szCs w:val="22"/>
+          <w:lang w:val="en-US"/>
+        </w:rPr>
+      </w:pPr>
+      <w:r>
+        <w:rPr>
+          <w:rFonts w:ascii="Times New Roman" w:hAnsi="Times New Roman" w:cs="Times New Roman"/>
+          <w:sz w:val="22"/>
+          <w:szCs w:val="22"/>
+          <w:lang w:val="en-US"/>
+        </w:rPr>
+        <w:t>},</w:t>
+      </w:r>
+    </w:p>
+    <w:p>
+      <w:pPr>
+        <w:ind w:left="360"/>
+        <w:rPr>
+          <w:rFonts w:ascii="Times New Roman" w:hAnsi="Times New Roman" w:cs="Times New Roman"/>
+          <w:sz w:val="22"/>
+          <w:szCs w:val="22"/>
+          <w:lang w:val="en-US"/>
+        </w:rPr>
+      </w:pPr>
+      <w:r>
+        <w:rPr>
+          <w:rFonts w:ascii="Times New Roman" w:hAnsi="Times New Roman" w:cs="Times New Roman"/>
+          <w:sz w:val="22"/>
+          <w:szCs w:val="22"/>
+          <w:lang w:val="en-US"/>
+        </w:rPr>
+        <w:t>{</w:t>
+      </w:r>
+    </w:p>
+    <w:p>
+      <w:pPr>
+        <w:ind w:left="360"/>
+        <w:rPr>
+          <w:rFonts w:ascii="Times New Roman" w:hAnsi="Times New Roman" w:cs="Times New Roman"/>
+          <w:sz w:val="22"/>
+          <w:szCs w:val="22"/>
+          <w:lang w:val="en-US"/>
+        </w:rPr>
+      </w:pPr>
+      <w:r>
+        <w:rPr>
+          <w:rFonts w:ascii="Times New Roman" w:hAnsi="Times New Roman" w:cs="Times New Roman"/>
+          <w:sz w:val="22"/>
+          <w:szCs w:val="22"/>
+          <w:lang w:val="en-US"/>
+        </w:rPr>
+        <w:t>"UID": "f02a43bd-1110-11f0-99f9-00e01a180c27",</w:t>
+      </w:r>
+    </w:p>
+    <w:p>
+      <w:pPr>
+        <w:ind w:left="360"/>
+        <w:rPr>
+          <w:rFonts w:ascii="Times New Roman" w:hAnsi="Times New Roman" w:cs="Times New Roman"/>
+          <w:sz w:val="22"/>
+          <w:szCs w:val="22"/>
+          <w:lang w:val="en-US"/>
+        </w:rPr>
+      </w:pPr>
+      <w:r>
+        <w:rPr>
+          <w:rFonts w:ascii="Times New Roman" w:hAnsi="Times New Roman" w:cs="Times New Roman"/>
+          <w:sz w:val="22"/>
+          <w:szCs w:val="22"/>
+          <w:lang w:val="en-US"/>
+        </w:rPr>
+        <w:t>"Type": "</w:t>
+      </w:r>
+      <w:r>
+        <w:rPr>
+          <w:rFonts w:ascii="Times New Roman" w:hAnsi="Times New Roman" w:cs="Times New Roman"/>
+          <w:sz w:val="22"/>
+          <w:szCs w:val="22"/>
+        </w:rPr>
+        <w:t>ИДС</w:t>
+      </w:r>
+      <w:r>
+        <w:rPr>
+          <w:rFonts w:ascii="Times New Roman" w:hAnsi="Times New Roman" w:cs="Times New Roman"/>
+          <w:sz w:val="22"/>
+          <w:szCs w:val="22"/>
+          <w:lang w:val="en-US"/>
+        </w:rPr>
+        <w:t xml:space="preserve"> </w:t>
+      </w:r>
+      <w:r>
+        <w:rPr>
+          <w:rFonts w:ascii="Times New Roman" w:hAnsi="Times New Roman" w:cs="Times New Roman"/>
+          <w:sz w:val="22"/>
+          <w:szCs w:val="22"/>
+        </w:rPr>
+        <w:t>анестезия</w:t>
+      </w:r>
+      <w:r>
+        <w:rPr>
+          <w:rFonts w:ascii="Times New Roman" w:hAnsi="Times New Roman" w:cs="Times New Roman"/>
+          <w:sz w:val="22"/>
+          <w:szCs w:val="22"/>
+          <w:lang w:val="en-US"/>
+        </w:rPr>
+        <w:t>_2",</w:t>
+      </w:r>
+    </w:p>
+    <w:p>
+      <w:pPr>
+        <w:ind w:left="360"/>
+        <w:rPr>
+          <w:rFonts w:ascii="Times New Roman" w:hAnsi="Times New Roman" w:cs="Times New Roman"/>
+          <w:sz w:val="22"/>
+          <w:szCs w:val="22"/>
+          <w:lang w:val="en-US"/>
+        </w:rPr>
+      </w:pPr>
+      <w:r>
+        <w:rPr>
+          <w:rFonts w:ascii="Times New Roman" w:hAnsi="Times New Roman" w:cs="Times New Roman"/>
+          <w:sz w:val="22"/>
+          <w:szCs w:val="22"/>
+          <w:lang w:val="en-US"/>
+        </w:rPr>
+        <w:t>"Date": "2025-04-04"</w:t>
+      </w:r>
+    </w:p>
+    <w:p>
+      <w:pPr>
+        <w:ind w:left="360"/>
+        <w:rPr>
+          <w:rFonts w:ascii="Times New Roman" w:hAnsi="Times New Roman" w:cs="Times New Roman"/>
+          <w:sz w:val="22"/>
+          <w:szCs w:val="22"/>
+          <w:lang w:val="en-US"/>
+        </w:rPr>
+      </w:pPr>
+      <w:r>
+        <w:rPr>
+          <w:rFonts w:ascii="Times New Roman" w:hAnsi="Times New Roman" w:cs="Times New Roman"/>
+          <w:sz w:val="22"/>
+          <w:szCs w:val="22"/>
+          <w:lang w:val="en-US"/>
+        </w:rPr>
+        <w:t>},</w:t>
+      </w:r>
+    </w:p>
+    <w:p>
+      <w:pPr>
+        <w:ind w:left="360"/>
+        <w:rPr>
+          <w:rFonts w:ascii="Times New Roman" w:hAnsi="Times New Roman" w:cs="Times New Roman"/>
+          <w:sz w:val="22"/>
+          <w:szCs w:val="22"/>
+          <w:lang w:val="en-US"/>
+        </w:rPr>
+      </w:pPr>
+      <w:r>
+        <w:rPr>
+          <w:rFonts w:ascii="Times New Roman" w:hAnsi="Times New Roman" w:cs="Times New Roman"/>
+          <w:sz w:val="22"/>
+          <w:szCs w:val="22"/>
+          <w:lang w:val="en-US"/>
+        </w:rPr>
+        <w:t>{</w:t>
+      </w:r>
+    </w:p>
+    <w:p>
+      <w:pPr>
+        <w:ind w:left="360"/>
+        <w:rPr>
+          <w:rFonts w:ascii="Times New Roman" w:hAnsi="Times New Roman" w:cs="Times New Roman"/>
+          <w:sz w:val="22"/>
+          <w:szCs w:val="22"/>
+          <w:lang w:val="en-US"/>
+        </w:rPr>
+      </w:pPr>
+      <w:r>
+        <w:rPr>
+          <w:rFonts w:ascii="Times New Roman" w:hAnsi="Times New Roman" w:cs="Times New Roman"/>
+          <w:sz w:val="22"/>
+          <w:szCs w:val="22"/>
+          <w:lang w:val="en-US"/>
+        </w:rPr>
+        <w:t>"UID": "0b42c1af-1111-11f0-99f9-00e01a180c27",</w:t>
+      </w:r>
+    </w:p>
+    <w:p>
+      <w:pPr>
+        <w:ind w:left="360"/>
+        <w:rPr>
+          <w:rFonts w:ascii="Times New Roman" w:hAnsi="Times New Roman" w:cs="Times New Roman"/>
+          <w:sz w:val="22"/>
+          <w:szCs w:val="22"/>
+          <w:lang w:val="en-US"/>
+        </w:rPr>
+      </w:pPr>
+      <w:r>
+        <w:rPr>
+          <w:rFonts w:ascii="Times New Roman" w:hAnsi="Times New Roman" w:cs="Times New Roman"/>
+          <w:sz w:val="22"/>
+          <w:szCs w:val="22"/>
+          <w:lang w:val="en-US"/>
+        </w:rPr>
+        <w:t>"Type": "</w:t>
+      </w:r>
+      <w:r>
+        <w:rPr>
+          <w:rFonts w:ascii="Times New Roman" w:hAnsi="Times New Roman" w:cs="Times New Roman"/>
+          <w:sz w:val="22"/>
+          <w:szCs w:val="22"/>
+        </w:rPr>
+        <w:t>ИДС</w:t>
+      </w:r>
+      <w:r>
+        <w:rPr>
+          <w:rFonts w:ascii="Times New Roman" w:hAnsi="Times New Roman" w:cs="Times New Roman"/>
+          <w:sz w:val="22"/>
+          <w:szCs w:val="22"/>
+          <w:lang w:val="en-US"/>
+        </w:rPr>
+        <w:t xml:space="preserve"> </w:t>
+      </w:r>
+      <w:proofErr w:type="spellStart"/>
+      <w:r>
+        <w:rPr>
+          <w:rFonts w:ascii="Times New Roman" w:hAnsi="Times New Roman" w:cs="Times New Roman"/>
+          <w:sz w:val="22"/>
+          <w:szCs w:val="22"/>
+        </w:rPr>
+        <w:t>Ласик</w:t>
+      </w:r>
+      <w:proofErr w:type="spellEnd"/>
+      <w:r>
+        <w:rPr>
+          <w:rFonts w:ascii="Times New Roman" w:hAnsi="Times New Roman" w:cs="Times New Roman"/>
+          <w:sz w:val="22"/>
+          <w:szCs w:val="22"/>
+          <w:lang w:val="en-US"/>
+        </w:rPr>
+        <w:t>",</w:t>
+      </w:r>
+    </w:p>
+    <w:p>
+      <w:pPr>
+        <w:ind w:left="360"/>
+        <w:rPr>
+          <w:rFonts w:ascii="Times New Roman" w:hAnsi="Times New Roman" w:cs="Times New Roman"/>
+          <w:sz w:val="22"/>
+          <w:szCs w:val="22"/>
+          <w:lang w:val="en-US"/>
+        </w:rPr>
+      </w:pPr>
+      <w:r>
+        <w:rPr>
+          <w:rFonts w:ascii="Times New Roman" w:hAnsi="Times New Roman" w:cs="Times New Roman"/>
+          <w:sz w:val="22"/>
+          <w:szCs w:val="22"/>
+          <w:lang w:val="en-US"/>
+        </w:rPr>
+        <w:t>"Date": "2025-04-04"</w:t>
+      </w:r>
+    </w:p>
+    <w:p>
+      <w:pPr>
+        <w:ind w:left="360"/>
+        <w:rPr>
+          <w:rFonts w:ascii="Times New Roman" w:hAnsi="Times New Roman" w:cs="Times New Roman"/>
+          <w:sz w:val="22"/>
+          <w:szCs w:val="22"/>
+          <w:lang w:val="en-US"/>
+        </w:rPr>
+      </w:pPr>
+      <w:r>
+        <w:rPr>
+          <w:rFonts w:ascii="Times New Roman" w:hAnsi="Times New Roman" w:cs="Times New Roman"/>
+          <w:sz w:val="22"/>
+          <w:szCs w:val="22"/>
+          <w:lang w:val="en-US"/>
+        </w:rPr>
+        <w:t>},</w:t>
+      </w:r>
+    </w:p>
+    <w:p>
+      <w:pPr>
+        <w:ind w:left="360"/>
+        <w:rPr>
+          <w:rFonts w:ascii="Times New Roman" w:hAnsi="Times New Roman" w:cs="Times New Roman"/>
+          <w:sz w:val="22"/>
+          <w:szCs w:val="22"/>
+          <w:lang w:val="en-US"/>
+        </w:rPr>
+      </w:pPr>
+      <w:r>
+        <w:rPr>
+          <w:rFonts w:ascii="Times New Roman" w:hAnsi="Times New Roman" w:cs="Times New Roman"/>
+          <w:sz w:val="22"/>
+          <w:szCs w:val="22"/>
+          <w:lang w:val="en-US"/>
+        </w:rPr>
+        <w:lastRenderedPageBreak/>
+        <w:t>{</w:t>
+      </w:r>
+    </w:p>
+    <w:p>
+      <w:pPr>
+        <w:ind w:left="360"/>
+        <w:rPr>
+          <w:rFonts w:ascii="Times New Roman" w:hAnsi="Times New Roman" w:cs="Times New Roman"/>
+          <w:sz w:val="22"/>
+          <w:szCs w:val="22"/>
+          <w:lang w:val="en-US"/>
+        </w:rPr>
+      </w:pPr>
+      <w:r>
+        <w:rPr>
+          <w:rFonts w:ascii="Times New Roman" w:hAnsi="Times New Roman" w:cs="Times New Roman"/>
+          <w:sz w:val="22"/>
+          <w:szCs w:val="22"/>
+          <w:lang w:val="en-US"/>
+        </w:rPr>
+        <w:t>"UID": "0b42c1b0-1111-11f0-99f9-00e01a180c27",</w:t>
+      </w:r>
+    </w:p>
+    <w:p>
+      <w:pPr>
+        <w:ind w:left="360"/>
+        <w:rPr>
+          <w:rFonts w:ascii="Times New Roman" w:hAnsi="Times New Roman" w:cs="Times New Roman"/>
+          <w:sz w:val="22"/>
+          <w:szCs w:val="22"/>
+          <w:lang w:val="en-US"/>
+        </w:rPr>
+      </w:pPr>
+      <w:r>
+        <w:rPr>
+          <w:rFonts w:ascii="Times New Roman" w:hAnsi="Times New Roman" w:cs="Times New Roman"/>
+          <w:sz w:val="22"/>
+          <w:szCs w:val="22"/>
+          <w:lang w:val="en-US"/>
+        </w:rPr>
+        <w:t>"Type": "</w:t>
+      </w:r>
+      <w:r>
+        <w:rPr>
+          <w:rFonts w:ascii="Times New Roman" w:hAnsi="Times New Roman" w:cs="Times New Roman"/>
+          <w:sz w:val="22"/>
+          <w:szCs w:val="22"/>
+        </w:rPr>
+        <w:t>ИДС</w:t>
+      </w:r>
+      <w:r>
+        <w:rPr>
+          <w:rFonts w:ascii="Times New Roman" w:hAnsi="Times New Roman" w:cs="Times New Roman"/>
+          <w:sz w:val="22"/>
+          <w:szCs w:val="22"/>
+          <w:lang w:val="en-US"/>
+        </w:rPr>
+        <w:t xml:space="preserve"> </w:t>
+      </w:r>
+      <w:r>
+        <w:rPr>
+          <w:rFonts w:ascii="Times New Roman" w:hAnsi="Times New Roman" w:cs="Times New Roman"/>
+          <w:sz w:val="22"/>
+          <w:szCs w:val="22"/>
+        </w:rPr>
+        <w:t>анестезия</w:t>
+      </w:r>
+      <w:r>
+        <w:rPr>
+          <w:rFonts w:ascii="Times New Roman" w:hAnsi="Times New Roman" w:cs="Times New Roman"/>
+          <w:sz w:val="22"/>
+          <w:szCs w:val="22"/>
+          <w:lang w:val="en-US"/>
+        </w:rPr>
+        <w:t>_2",</w:t>
+      </w:r>
+    </w:p>
+    <w:p>
+      <w:pPr>
+        <w:ind w:left="360"/>
+        <w:rPr>
+          <w:rFonts w:ascii="Times New Roman" w:hAnsi="Times New Roman" w:cs="Times New Roman"/>
+          <w:sz w:val="22"/>
+          <w:szCs w:val="22"/>
+          <w:lang w:val="en-US"/>
+        </w:rPr>
+      </w:pPr>
+      <w:r>
+        <w:rPr>
+          <w:rFonts w:ascii="Times New Roman" w:hAnsi="Times New Roman" w:cs="Times New Roman"/>
+          <w:sz w:val="22"/>
+          <w:szCs w:val="22"/>
+          <w:lang w:val="en-US"/>
+        </w:rPr>
+        <w:t>"Date": "2025-04-04"</w:t>
+      </w:r>
+    </w:p>
+    <w:p>
+      <w:pPr>
+        <w:ind w:left="360"/>
+        <w:rPr>
+          <w:rFonts w:ascii="Times New Roman" w:hAnsi="Times New Roman" w:cs="Times New Roman"/>
+          <w:sz w:val="22"/>
+          <w:szCs w:val="22"/>
+          <w:lang w:val="en-US"/>
+        </w:rPr>
+      </w:pPr>
+      <w:r>
+        <w:rPr>
+          <w:rFonts w:ascii="Times New Roman" w:hAnsi="Times New Roman" w:cs="Times New Roman"/>
+          <w:sz w:val="22"/>
+          <w:szCs w:val="22"/>
+          <w:lang w:val="en-US"/>
+        </w:rPr>
+        <w:t>},</w:t>
+      </w:r>
+    </w:p>
+    <w:p>
+      <w:pPr>
+        <w:ind w:left="360"/>
+        <w:rPr>
+          <w:rFonts w:ascii="Times New Roman" w:hAnsi="Times New Roman" w:cs="Times New Roman"/>
+          <w:sz w:val="22"/>
+          <w:szCs w:val="22"/>
+          <w:lang w:val="en-US"/>
+        </w:rPr>
+      </w:pPr>
+      <w:r>
+        <w:rPr>
+          <w:rFonts w:ascii="Times New Roman" w:hAnsi="Times New Roman" w:cs="Times New Roman"/>
+          <w:sz w:val="22"/>
+          <w:szCs w:val="22"/>
+          <w:lang w:val="en-US"/>
+        </w:rPr>
+        <w:t>{</w:t>
+      </w:r>
+    </w:p>
+    <w:p>
+      <w:pPr>
+        <w:ind w:left="360"/>
+        <w:rPr>
+          <w:rFonts w:ascii="Times New Roman" w:hAnsi="Times New Roman" w:cs="Times New Roman"/>
+          <w:sz w:val="22"/>
+          <w:szCs w:val="22"/>
+          <w:lang w:val="en-US"/>
+        </w:rPr>
+      </w:pPr>
+      <w:r>
+        <w:rPr>
+          <w:rFonts w:ascii="Times New Roman" w:hAnsi="Times New Roman" w:cs="Times New Roman"/>
+          <w:sz w:val="22"/>
+          <w:szCs w:val="22"/>
+          <w:lang w:val="en-US"/>
+        </w:rPr>
+        <w:t>"UID": "9c7f8ce8-1116-11f0-99f9-00e01a180c27",</w:t>
+      </w:r>
+    </w:p>
+    <w:p>
+      <w:pPr>
+        <w:ind w:left="360"/>
+        <w:rPr>
+          <w:rFonts w:ascii="Times New Roman" w:hAnsi="Times New Roman" w:cs="Times New Roman"/>
+          <w:sz w:val="22"/>
+          <w:szCs w:val="22"/>
+        </w:rPr>
+      </w:pPr>
+      <w:r>
+        <w:rPr>
+          <w:rFonts w:ascii="Times New Roman" w:hAnsi="Times New Roman" w:cs="Times New Roman"/>
+          <w:sz w:val="22"/>
+          <w:szCs w:val="22"/>
+        </w:rPr>
+        <w:t>"Type": "ИДС УЗФ",</w:t>
+      </w:r>
+    </w:p>
+    <w:p>
+      <w:pPr>
+        <w:ind w:left="360"/>
+        <w:rPr>
+          <w:rFonts w:ascii="Times New Roman" w:hAnsi="Times New Roman" w:cs="Times New Roman"/>
+          <w:sz w:val="22"/>
+          <w:szCs w:val="22"/>
+        </w:rPr>
+      </w:pPr>
+      <w:r>
+        <w:rPr>
+          <w:rFonts w:ascii="Times New Roman" w:hAnsi="Times New Roman" w:cs="Times New Roman"/>
+          <w:sz w:val="22"/>
+          <w:szCs w:val="22"/>
+        </w:rPr>
+        <w:t>"</w:t>
+      </w:r>
+      <w:proofErr w:type="spellStart"/>
+      <w:r>
+        <w:rPr>
+          <w:rFonts w:ascii="Times New Roman" w:hAnsi="Times New Roman" w:cs="Times New Roman"/>
+          <w:sz w:val="22"/>
+          <w:szCs w:val="22"/>
+        </w:rPr>
+        <w:t>Date</w:t>
+      </w:r>
+      <w:proofErr w:type="spellEnd"/>
+      <w:r>
+        <w:rPr>
+          <w:rFonts w:ascii="Times New Roman" w:hAnsi="Times New Roman" w:cs="Times New Roman"/>
+          <w:sz w:val="22"/>
+          <w:szCs w:val="22"/>
+        </w:rPr>
+        <w:t>": "2025-04-04"</w:t>
+      </w:r>
+    </w:p>
+    <w:p>
+      <w:pPr>
+        <w:ind w:left="360"/>
+        <w:rPr>
+          <w:rFonts w:ascii="Times New Roman" w:hAnsi="Times New Roman" w:cs="Times New Roman"/>
+          <w:sz w:val="22"/>
+          <w:szCs w:val="22"/>
+        </w:rPr>
+      </w:pPr>
+      <w:r>
+        <w:rPr>
+          <w:rFonts w:ascii="Times New Roman" w:hAnsi="Times New Roman" w:cs="Times New Roman"/>
+          <w:sz w:val="22"/>
+          <w:szCs w:val="22"/>
+        </w:rPr>
+        <w:t>}</w:t>
+      </w:r>
+    </w:p>
+    <w:p>
+      <w:pPr>
+        <w:ind w:left="360"/>
+        <w:rPr>
+          <w:rFonts w:ascii="Times New Roman" w:hAnsi="Times New Roman" w:cs="Times New Roman"/>
+          <w:sz w:val="22"/>
+          <w:szCs w:val="22"/>
+        </w:rPr>
+      </w:pPr>
+      <w:r>
+        <w:rPr>
+          <w:rFonts w:ascii="Times New Roman" w:hAnsi="Times New Roman" w:cs="Times New Roman"/>
+          <w:sz w:val="22"/>
+          <w:szCs w:val="22"/>
+        </w:rPr>
+        <w:t>]</w:t>
+      </w:r>
+    </w:p>
+    <w:p>
+      <w:pPr>
+        <w:ind w:left="360"/>
+        <w:rPr>
+          <w:rFonts w:ascii="Times New Roman" w:hAnsi="Times New Roman" w:cs="Times New Roman"/>
+          <w:sz w:val="22"/>
+          <w:szCs w:val="22"/>
+        </w:rPr>
+      </w:pPr>
+      <w:r>
+        <w:rPr>
+          <w:rFonts w:ascii="Times New Roman" w:hAnsi="Times New Roman" w:cs="Times New Roman"/>
+          <w:sz w:val="22"/>
+          <w:szCs w:val="22"/>
+        </w:rPr>
+        <w:t>}</w:t>
+      </w:r>
+    </w:p>
+    <w:p>
+      <w:pPr>
+        <w:rPr>
+          <w:rFonts w:ascii="Times New Roman" w:hAnsi="Times New Roman" w:cs="Times New Roman"/>
+          <w:sz w:val="22"/>
+          <w:szCs w:val="22"/>
+        </w:rPr>
+      </w:pPr>
+      <w:r>
+        <w:rPr>
+          <w:rFonts w:ascii="Times New Roman" w:hAnsi="Times New Roman" w:cs="Times New Roman"/>
+          <w:sz w:val="22"/>
+          <w:szCs w:val="22"/>
+        </w:rPr>
+        <w:br w:type="page"/>
+      </w:r>
+    </w:p>
+    <w:p>
+      <w:pPr>
+        <w:pStyle w:val="a7"/>
+        <w:numPr>
+          <w:ilvl w:val="0"/>
+          <w:numId w:val="1"/>
+        </w:numPr>
+        <w:rPr>
+          <w:rFonts w:ascii="Times New Roman" w:hAnsi="Times New Roman" w:cs="Times New Roman"/>
+          <w:sz w:val="22"/>
+          <w:szCs w:val="22"/>
+        </w:rPr>
+      </w:pPr>
+      <w:r>
+        <w:rPr>
+          <w:rFonts w:ascii="Times New Roman" w:hAnsi="Times New Roman" w:cs="Times New Roman"/>
+          <w:sz w:val="22"/>
+          <w:szCs w:val="22"/>
+        </w:rPr>
+        <w:lastRenderedPageBreak/>
+        <w:t xml:space="preserve">Получить договор </w:t>
+      </w:r>
+      <w:r>
+        <w:rPr>
+          <w:rFonts w:ascii="Times New Roman" w:hAnsi="Times New Roman" w:cs="Times New Roman"/>
+          <w:sz w:val="22"/>
+          <w:szCs w:val="22"/>
+        </w:rPr>
+        <w:t xml:space="preserve">по </w:t>
+      </w:r>
+      <w:proofErr w:type="spellStart"/>
+      <w:r>
+        <w:rPr>
+          <w:rFonts w:ascii="Times New Roman" w:hAnsi="Times New Roman" w:cs="Times New Roman"/>
+          <w:sz w:val="22"/>
+          <w:szCs w:val="22"/>
+        </w:rPr>
+        <w:t>уид</w:t>
+      </w:r>
+      <w:proofErr w:type="spellEnd"/>
+      <w:r>
+        <w:rPr>
+          <w:rFonts w:ascii="Times New Roman" w:hAnsi="Times New Roman" w:cs="Times New Roman"/>
+          <w:sz w:val="22"/>
+          <w:szCs w:val="22"/>
+        </w:rPr>
+        <w:t>. Запрос GET /</w:t>
+      </w:r>
+      <w:proofErr w:type="spellStart"/>
+      <w:r>
+        <w:rPr>
+          <w:rFonts w:ascii="Times New Roman" w:hAnsi="Times New Roman" w:cs="Times New Roman"/>
+          <w:sz w:val="22"/>
+          <w:szCs w:val="22"/>
+        </w:rPr>
+        <w:t>umc_client_users</w:t>
+      </w:r>
+      <w:proofErr w:type="spellEnd"/>
+      <w:r>
+        <w:rPr>
+          <w:rFonts w:ascii="Times New Roman" w:hAnsi="Times New Roman" w:cs="Times New Roman"/>
+          <w:sz w:val="22"/>
+          <w:szCs w:val="22"/>
+        </w:rPr>
+        <w:t>/</w:t>
+      </w:r>
+      <w:proofErr w:type="spellStart"/>
+      <w:r>
+        <w:rPr>
+          <w:rFonts w:ascii="Times New Roman" w:hAnsi="Times New Roman" w:cs="Times New Roman"/>
+          <w:sz w:val="22"/>
+          <w:szCs w:val="22"/>
+        </w:rPr>
+        <w:t>contract</w:t>
+      </w:r>
+      <w:proofErr w:type="spellEnd"/>
+    </w:p>
+    <w:p>
+      <w:pPr>
+        <w:pStyle w:val="a7"/>
+        <w:rPr>
+          <w:rFonts w:ascii="Times New Roman" w:hAnsi="Times New Roman" w:cs="Times New Roman"/>
+          <w:sz w:val="22"/>
+          <w:szCs w:val="22"/>
+        </w:rPr>
+      </w:pPr>
+      <w:r>
+        <w:rPr>
+          <w:rFonts w:ascii="Times New Roman" w:hAnsi="Times New Roman" w:cs="Times New Roman"/>
+          <w:sz w:val="22"/>
+          <w:szCs w:val="22"/>
+        </w:rPr>
+        <w:t xml:space="preserve">Параметры запроса: </w:t>
+      </w:r>
+      <w:proofErr w:type="spellStart"/>
+      <w:r>
+        <w:rPr>
+          <w:rFonts w:ascii="Times New Roman" w:hAnsi="Times New Roman" w:cs="Times New Roman"/>
+          <w:sz w:val="22"/>
+          <w:szCs w:val="22"/>
+          <w:lang w:val="en-US"/>
+        </w:rPr>
+        <w:t>uid</w:t>
+      </w:r>
+      <w:proofErr w:type="spellEnd"/>
+      <w:r>
+        <w:rPr>
+          <w:rFonts w:ascii="Times New Roman" w:hAnsi="Times New Roman" w:cs="Times New Roman"/>
+          <w:sz w:val="22"/>
+          <w:szCs w:val="22"/>
+        </w:rPr>
+        <w:t xml:space="preserve"> (</w:t>
+      </w:r>
+      <w:proofErr w:type="spellStart"/>
+      <w:r>
+        <w:rPr>
+          <w:rFonts w:ascii="Times New Roman" w:hAnsi="Times New Roman" w:cs="Times New Roman"/>
+          <w:sz w:val="22"/>
+          <w:szCs w:val="22"/>
+        </w:rPr>
+        <w:t>уид</w:t>
+      </w:r>
+      <w:proofErr w:type="spellEnd"/>
+      <w:r>
+        <w:rPr>
+          <w:rFonts w:ascii="Times New Roman" w:hAnsi="Times New Roman" w:cs="Times New Roman"/>
+          <w:sz w:val="22"/>
+          <w:szCs w:val="22"/>
+        </w:rPr>
+        <w:t xml:space="preserve"> документа</w:t>
+      </w:r>
+      <w:r>
+        <w:rPr>
+          <w:rFonts w:ascii="Times New Roman" w:hAnsi="Times New Roman" w:cs="Times New Roman"/>
+          <w:sz w:val="22"/>
+          <w:szCs w:val="22"/>
+        </w:rPr>
+        <w:t>) – передается в строке запроса. При отсутствии параметра возвращает ошибку.</w:t>
+      </w:r>
+    </w:p>
+    <w:p>
+      <w:pPr>
+        <w:pStyle w:val="a7"/>
+        <w:rPr>
+          <w:rFonts w:ascii="Times New Roman" w:hAnsi="Times New Roman" w:cs="Times New Roman"/>
+          <w:sz w:val="22"/>
+          <w:szCs w:val="22"/>
+        </w:rPr>
+      </w:pPr>
+      <w:r>
+        <w:rPr>
+          <w:rFonts w:ascii="Times New Roman" w:hAnsi="Times New Roman" w:cs="Times New Roman"/>
+          <w:sz w:val="22"/>
+          <w:szCs w:val="22"/>
+        </w:rPr>
+        <w:t xml:space="preserve">В полезной нагрузке возвращает </w:t>
+      </w:r>
+      <w:r>
+        <w:rPr>
+          <w:rFonts w:ascii="Times New Roman" w:hAnsi="Times New Roman" w:cs="Times New Roman"/>
+          <w:sz w:val="22"/>
+          <w:szCs w:val="22"/>
+        </w:rPr>
+        <w:t>договор с клиентом в виде двоичных данных</w:t>
+      </w:r>
+      <w:r>
+        <w:rPr>
+          <w:rFonts w:ascii="Times New Roman" w:hAnsi="Times New Roman" w:cs="Times New Roman"/>
+          <w:sz w:val="22"/>
+          <w:szCs w:val="22"/>
+        </w:rPr>
+        <w:t>.</w:t>
+      </w:r>
+    </w:p>
+    <w:p>
+      <w:pPr>
+        <w:pStyle w:val="a7"/>
+        <w:rPr>
+          <w:rFonts w:ascii="Times New Roman" w:hAnsi="Times New Roman" w:cs="Times New Roman"/>
+          <w:sz w:val="22"/>
+          <w:szCs w:val="22"/>
+        </w:rPr>
+      </w:pPr>
+      <w:r>
+        <w:rPr>
+          <w:rFonts w:ascii="Times New Roman" w:hAnsi="Times New Roman" w:cs="Times New Roman"/>
+          <w:sz w:val="22"/>
+          <w:szCs w:val="22"/>
+        </w:rPr>
+        <w:t>Пример запроса:</w:t>
+      </w:r>
+    </w:p>
+    <w:p>
+      <w:pPr>
+        <w:pStyle w:val="a7"/>
+        <w:rPr>
+          <w:rFonts w:ascii="Times New Roman" w:hAnsi="Times New Roman" w:cs="Times New Roman"/>
+          <w:sz w:val="22"/>
+          <w:szCs w:val="22"/>
+        </w:rPr>
+      </w:pPr>
+      <w:r>
+        <w:rPr>
+          <w:rFonts w:ascii="Times New Roman" w:hAnsi="Times New Roman" w:cs="Times New Roman"/>
+          <w:sz w:val="22"/>
+          <w:szCs w:val="22"/>
+        </w:rPr>
+        <w:t>https://ob75av-o5lx9s-319rsf-umcclient.medgraft.ru/hs/umc_client_users/contract?uid=9c7f8ce8-1116-11f0-99f9-00e01a180c27</w:t>
+      </w:r>
+    </w:p>
+    <w:p>
+      <w:pPr>
+        <w:pStyle w:val="a7"/>
+        <w:rPr>
+          <w:rFonts w:ascii="Times New Roman" w:hAnsi="Times New Roman" w:cs="Times New Roman"/>
+          <w:sz w:val="22"/>
+          <w:szCs w:val="22"/>
+        </w:rPr>
+      </w:pPr>
+    </w:p>
+    <w:p>
+      <w:pPr>
+        <w:ind w:left="360"/>
+        <w:rPr>
+          <w:rFonts w:ascii="Times New Roman" w:hAnsi="Times New Roman" w:cs="Times New Roman"/>
+          <w:sz w:val="22"/>
+          <w:szCs w:val="22"/>
+        </w:rPr>
+      </w:pPr>
+    </w:p>
+    <w:p>
+      <w:pPr>
         <w:ind w:left="360"/>
         <w:rPr>
           <w:rFonts w:ascii="Times New Roman" w:hAnsi="Times New Roman" w:cs="Times New Roman"/>
@@ -26913,7 +28994,7 @@
     </w:lvl>
   </w:abstractNum>
   <w:abstractNum w:abstractNumId="4" w15:restartNumberingAfterBreak="0">
-    <w:nsid w:val="6756187B"/>
+    <w:nsid w:val="59BD7608"/>
     <w:multiLevelType w:val="hybridMultilevel"/>
     <w:tmpl w:val="2BCA6E2A"/>
     <w:lvl w:ilvl="0" w:tplc="FFFFFFFF">
@@ -27002,6 +29083,95 @@
     </w:lvl>
   </w:abstractNum>
   <w:abstractNum w:abstractNumId="5" w15:restartNumberingAfterBreak="0">
+    <w:nsid w:val="6756187B"/>
+    <w:multiLevelType w:val="hybridMultilevel"/>
+    <w:tmpl w:val="2BCA6E2A"/>
+    <w:lvl w:ilvl="0" w:tplc="FFFFFFFF">
+      <w:start w:val="1"/>
+      <w:numFmt w:val="decimal"/>
+      <w:lvlText w:val="%1."/>
+      <w:lvlJc w:val="left"/>
+      <w:pPr>
+        <w:ind w:left="720" w:hanging="360"/>
+      </w:pPr>
+      <w:rPr>
+        <w:rFonts w:hint="default"/>
+      </w:rPr>
+    </w:lvl>
+    <w:lvl w:ilvl="1" w:tplc="FFFFFFFF" w:tentative="1">
+      <w:start w:val="1"/>
+      <w:numFmt w:val="lowerLetter"/>
+      <w:lvlText w:val="%2."/>
+      <w:lvlJc w:val="left"/>
+      <w:pPr>
+        <w:ind w:left="1440" w:hanging="360"/>
+      </w:pPr>
+    </w:lvl>
+    <w:lvl w:ilvl="2" w:tplc="FFFFFFFF" w:tentative="1">
+      <w:start w:val="1"/>
+      <w:numFmt w:val="lowerRoman"/>
+      <w:lvlText w:val="%3."/>
+      <w:lvlJc w:val="right"/>
+      <w:pPr>
+        <w:ind w:left="2160" w:hanging="180"/>
+      </w:pPr>
+    </w:lvl>
+    <w:lvl w:ilvl="3" w:tplc="FFFFFFFF" w:tentative="1">
+      <w:start w:val="1"/>
+      <w:numFmt w:val="decimal"/>
+      <w:lvlText w:val="%4."/>
+      <w:lvlJc w:val="left"/>
+      <w:pPr>
+        <w:ind w:left="2880" w:hanging="360"/>
+      </w:pPr>
+    </w:lvl>
+    <w:lvl w:ilvl="4" w:tplc="FFFFFFFF" w:tentative="1">
+      <w:start w:val="1"/>
+      <w:numFmt w:val="lowerLetter"/>
+      <w:lvlText w:val="%5."/>
+      <w:lvlJc w:val="left"/>
+      <w:pPr>
+        <w:ind w:left="3600" w:hanging="360"/>
+      </w:pPr>
+    </w:lvl>
+    <w:lvl w:ilvl="5" w:tplc="FFFFFFFF" w:tentative="1">
+      <w:start w:val="1"/>
+      <w:numFmt w:val="lowerRoman"/>
+      <w:lvlText w:val="%6."/>
+      <w:lvlJc w:val="right"/>
+      <w:pPr>
+        <w:ind w:left="4320" w:hanging="180"/>
+      </w:pPr>
+    </w:lvl>
+    <w:lvl w:ilvl="6" w:tplc="FFFFFFFF" w:tentative="1">
+      <w:start w:val="1"/>
+      <w:numFmt w:val="decimal"/>
+      <w:lvlText w:val="%7."/>
+      <w:lvlJc w:val="left"/>
+      <w:pPr>
+        <w:ind w:left="5040" w:hanging="360"/>
+      </w:pPr>
+    </w:lvl>
+    <w:lvl w:ilvl="7" w:tplc="FFFFFFFF" w:tentative="1">
+      <w:start w:val="1"/>
+      <w:numFmt w:val="lowerLetter"/>
+      <w:lvlText w:val="%8."/>
+      <w:lvlJc w:val="left"/>
+      <w:pPr>
+        <w:ind w:left="5760" w:hanging="360"/>
+      </w:pPr>
+    </w:lvl>
+    <w:lvl w:ilvl="8" w:tplc="FFFFFFFF" w:tentative="1">
+      <w:start w:val="1"/>
+      <w:numFmt w:val="lowerRoman"/>
+      <w:lvlText w:val="%9."/>
+      <w:lvlJc w:val="right"/>
+      <w:pPr>
+        <w:ind w:left="6480" w:hanging="180"/>
+      </w:pPr>
+    </w:lvl>
+  </w:abstractNum>
+  <w:abstractNum w:abstractNumId="6" w15:restartNumberingAfterBreak="0">
     <w:nsid w:val="7D324781"/>
     <w:multiLevelType w:val="hybridMultilevel"/>
     <w:tmpl w:val="D2ACA736"/>
@@ -27094,7 +29264,7 @@
     <w:abstractNumId w:val="1"/>
   </w:num>
   <w:num w:numId="2" w16cid:durableId="1689021005">
-    <w:abstractNumId w:val="5"/>
+    <w:abstractNumId w:val="6"/>
   </w:num>
   <w:num w:numId="3" w16cid:durableId="1010840525">
     <w:abstractNumId w:val="0"/>
@@ -27106,6 +29276,9 @@
     <w:abstractNumId w:val="2"/>
   </w:num>
   <w:num w:numId="6" w16cid:durableId="1583445857">
+    <w:abstractNumId w:val="5"/>
+  </w:num>
+  <w:num w:numId="7" w16cid:durableId="1946689961">
     <w:abstractNumId w:val="4"/>
   </w:num>
 </w:numbering>
